--- a/klagomål/A 1318-2026 FSC-klagomål.docx
+++ b/klagomål/A 1318-2026 FSC-klagomål.docx
@@ -1125,7 +1125,7 @@
     <w:r>
       <w:tab/>
       <w:tab/>
-      <w:t>2026-01-10</w:t>
+      <w:t>2026-01-11</w:t>
       <w:br/>
       <w:br/>
     </w:r>

--- a/klagomål/A 1318-2026 FSC-klagomål.docx
+++ b/klagomål/A 1318-2026 FSC-klagomål.docx
@@ -1125,7 +1125,7 @@
     <w:r>
       <w:tab/>
       <w:tab/>
-      <w:t>2026-01-11</w:t>
+      <w:t>2026-01-12</w:t>
       <w:br/>
       <w:br/>
     </w:r>

--- a/klagomål/A 1318-2026 FSC-klagomål.docx
+++ b/klagomål/A 1318-2026 FSC-klagomål.docx
@@ -1125,7 +1125,7 @@
     <w:r>
       <w:tab/>
       <w:tab/>
-      <w:t>2026-01-12</w:t>
+      <w:t>2026-01-13</w:t>
       <w:br/>
       <w:br/>
     </w:r>

--- a/klagomål/A 1318-2026 FSC-klagomål.docx
+++ b/klagomål/A 1318-2026 FSC-klagomål.docx
@@ -1125,7 +1125,7 @@
     <w:r>
       <w:tab/>
       <w:tab/>
-      <w:t>2026-01-13</w:t>
+      <w:t>2026-01-14</w:t>
       <w:br/>
       <w:br/>
     </w:r>

--- a/klagomål/A 1318-2026 FSC-klagomål.docx
+++ b/klagomål/A 1318-2026 FSC-klagomål.docx
@@ -1125,7 +1125,7 @@
     <w:r>
       <w:tab/>
       <w:tab/>
-      <w:t>2026-01-14</w:t>
+      <w:t>2026-01-15</w:t>
       <w:br/>
       <w:br/>
     </w:r>

--- a/klagomål/A 1318-2026 FSC-klagomål.docx
+++ b/klagomål/A 1318-2026 FSC-klagomål.docx
@@ -1125,7 +1125,7 @@
     <w:r>
       <w:tab/>
       <w:tab/>
-      <w:t>2026-01-15</w:t>
+      <w:t>2026-01-16</w:t>
       <w:br/>
       <w:br/>
     </w:r>

--- a/klagomål/A 1318-2026 FSC-klagomål.docx
+++ b/klagomål/A 1318-2026 FSC-klagomål.docx
@@ -1125,7 +1125,7 @@
     <w:r>
       <w:tab/>
       <w:tab/>
-      <w:t>2026-01-16</w:t>
+      <w:t>2026-01-17</w:t>
       <w:br/>
       <w:br/>
     </w:r>

--- a/klagomål/A 1318-2026 FSC-klagomål.docx
+++ b/klagomål/A 1318-2026 FSC-klagomål.docx
@@ -1125,7 +1125,7 @@
     <w:r>
       <w:tab/>
       <w:tab/>
-      <w:t>2026-01-17</w:t>
+      <w:t>2026-01-18</w:t>
       <w:br/>
       <w:br/>
     </w:r>

--- a/klagomål/A 1318-2026 FSC-klagomål.docx
+++ b/klagomål/A 1318-2026 FSC-klagomål.docx
@@ -1125,7 +1125,7 @@
     <w:r>
       <w:tab/>
       <w:tab/>
-      <w:t>2026-01-18</w:t>
+      <w:t>2026-01-19</w:t>
       <w:br/>
       <w:br/>
     </w:r>

--- a/klagomål/A 1318-2026 FSC-klagomål.docx
+++ b/klagomål/A 1318-2026 FSC-klagomål.docx
@@ -1125,7 +1125,7 @@
     <w:r>
       <w:tab/>
       <w:tab/>
-      <w:t>2026-01-19</w:t>
+      <w:t>2026-01-20</w:t>
       <w:br/>
       <w:br/>
     </w:r>

--- a/klagomål/A 1318-2026 FSC-klagomål.docx
+++ b/klagomål/A 1318-2026 FSC-klagomål.docx
@@ -1125,7 +1125,7 @@
     <w:r>
       <w:tab/>
       <w:tab/>
-      <w:t>2026-01-20</w:t>
+      <w:t>2026-01-21</w:t>
       <w:br/>
       <w:br/>
     </w:r>

--- a/klagomål/A 1318-2026 FSC-klagomål.docx
+++ b/klagomål/A 1318-2026 FSC-klagomål.docx
@@ -1125,7 +1125,7 @@
     <w:r>
       <w:tab/>
       <w:tab/>
-      <w:t>2026-01-21</w:t>
+      <w:t>2026-01-23</w:t>
       <w:br/>
       <w:br/>
     </w:r>

--- a/klagomål/A 1318-2026 FSC-klagomål.docx
+++ b/klagomål/A 1318-2026 FSC-klagomål.docx
@@ -1125,7 +1125,7 @@
     <w:r>
       <w:tab/>
       <w:tab/>
-      <w:t>2026-01-23</w:t>
+      <w:t>2026-01-24</w:t>
       <w:br/>
       <w:br/>
     </w:r>

--- a/klagomål/A 1318-2026 FSC-klagomål.docx
+++ b/klagomål/A 1318-2026 FSC-klagomål.docx
@@ -1125,7 +1125,7 @@
     <w:r>
       <w:tab/>
       <w:tab/>
-      <w:t>2026-01-24</w:t>
+      <w:t>2026-01-25</w:t>
       <w:br/>
       <w:br/>
     </w:r>

--- a/klagomål/A 1318-2026 FSC-klagomål.docx
+++ b/klagomål/A 1318-2026 FSC-klagomål.docx
@@ -1125,7 +1125,7 @@
     <w:r>
       <w:tab/>
       <w:tab/>
-      <w:t>2026-01-25</w:t>
+      <w:t>2026-01-26</w:t>
       <w:br/>
       <w:br/>
     </w:r>

--- a/klagomål/A 1318-2026 FSC-klagomål.docx
+++ b/klagomål/A 1318-2026 FSC-klagomål.docx
@@ -1125,7 +1125,7 @@
     <w:r>
       <w:tab/>
       <w:tab/>
-      <w:t>2026-01-26</w:t>
+      <w:t>2026-01-27</w:t>
       <w:br/>
       <w:br/>
     </w:r>

--- a/klagomål/A 1318-2026 FSC-klagomål.docx
+++ b/klagomål/A 1318-2026 FSC-klagomål.docx
@@ -1125,7 +1125,7 @@
     <w:r>
       <w:tab/>
       <w:tab/>
-      <w:t>2026-01-27</w:t>
+      <w:t>2026-01-28</w:t>
       <w:br/>
       <w:br/>
     </w:r>

--- a/klagomål/A 1318-2026 FSC-klagomål.docx
+++ b/klagomål/A 1318-2026 FSC-klagomål.docx
@@ -112,7 +112,7 @@
         <w:pStyle w:val="ListBullet"/>
       </w:pPr>
       <w:r>
-        <w:t>Om ett ombud (tex Norra skog eller Mellanskog) avverkningsanmäler en skog med naturvärden motsvarande nyckelbiotops kvalité men markägaren inte är FSC certifierad, bör du skicka in ett FSC kontrollerat virke klagomål. Då ska klagomålet skickas till ombudsföretaget.</w:t>
+        <w:t>Om ett ombud (tex Norra skog eller Mellanskog) avverkningsanmäler en skog med naturvärden motsvarande nyckelbiotops kvalitet men markägaren inte är FSC certifierad, bör du skicka in ett FSC kontrollerat virke klagomål. Då ska klagomålet skickas till ombudsföretaget.</w:t>
       </w:r>
     </w:p>
     <w:p>
@@ -254,7 +254,25 @@
         <w:t>Finbräken</w:t>
       </w:r>
       <w:r>
-        <w:t xml:space="preserve"> växer på kalkrika marker i frisk eller fuktig mulljord. Den kräver konstant hög luftfuktighet och är mycket känslig för skogsbruksåtgärder. Arten är placerad högst upp i Skogsstyrelsens värdepyramid för bedömning av skog med höga naturvärden och utgör en karaktärsart för de mest skyddsvärda kalkgranskogarna med långvarig ekologisk kontinuitet och högt skyddsvärde (Nitare &amp; Skogsstyrelsen, 2019).</w:t>
+        <w:t xml:space="preserve"> växer på kalkrika marker i frisk eller fuktig mulljord. Den kräver konstant hög luftfuktighet och är mycket känslig för skogsbruksåtgärder. Arten är placerad högst upp i Skogsstyrelsens värdepyramid för bedömning av skog med höga naturvärden och utgör en karaktärsart för de mest skyddsvärda kalkgranskogarna med långvarig ekologisk kontinuitet och högt skyddsvärde. Finbräken är typisk art för </w:t>
+      </w:r>
+      <w:r>
+        <w:rPr>
+          <w:i/>
+        </w:rPr>
+        <w:t xml:space="preserve">9050 Näringsrik granskog </w:t>
+      </w:r>
+      <w:r>
+        <w:t xml:space="preserve">och </w:t>
+      </w:r>
+      <w:r>
+        <w:rPr>
+          <w:i/>
+        </w:rPr>
+        <w:t xml:space="preserve">9040 Fjällbjörkskog </w:t>
+      </w:r>
+      <w:r>
+        <w:t>(SLU Artdatabanken, 2024; Nitare &amp; Skogsstyrelsen, 2019).</w:t>
       </w:r>
     </w:p>
     <w:p>
@@ -265,7 +283,25 @@
         <w:t>Garnlav (NT)</w:t>
       </w:r>
       <w:r>
-        <w:t xml:space="preserve"> är en utpräglad barrskogsart som ibland kan drapera träden i norrländska grannaturskogar med hög luftfuktighet. Den förekommer även i talldominerade bestånd där den, förutom i trädens grenverk, påträffas hängande över ojämnheter i tallbarken. Arten har minskat starkt i södra och mellersta Sverige och den minskar även i sitt nordliga utbredningsområde. Orsaken till tillbakagången beror främst på slutavverkningar av naturskogsartade skogar. Bestånd med riklig förekomst bör regelmässigt sparas. Garnlav är värdväxt för den mycket sällsynta och akut hotade fjärilen barrskogslavfly (CR) som hör hemma i boreala barrskogar med riklig förekomst av värdväxten. Tidigare kunde arten konstateras årligen på flera platser vid Dala-Floda i Dalarna innan lokalerna kalavverkades. Senaste fyndet i landet av barrskogslavfly är från år 2000 då den påträffades vid Högberget i Sollefteå kommun (SLU Artdatabanken, 2024).</w:t>
+        <w:t xml:space="preserve"> är en utpräglad barrskogsart som ibland kan drapera träden i norrländska grannaturskogar med hög luftfuktighet. Den förekommer även i talldominerade bestånd där den, förutom i trädens grenverk, påträffas hängande över ojämnheter i tallbarken. Arten har minskat starkt i södra och mellersta Sverige och den minskar även i sitt nordliga utbredningsområde. Orsaken till tillbakagången beror främst på slutavverkningar av naturskogsartade skogar. Bestånd med riklig förekomst bör regelmässigt sparas. Garnlav är värdväxt för den mycket sällsynta och akut hotade fjärilen barrskogslavfly (CR) som hör hemma i boreala barrskogar med riklig förekomst av värdväxten. Tidigare kunde arten konstateras årligen på flera platser vid Dala-Floda i Dalarna innan lokalerna kalavverkades. Senaste fyndet i landet av barrskogslavfly är från år 2000 då den påträffades vid Högberget i Sollefteå kommun. Garnlav är typisk art för </w:t>
+      </w:r>
+      <w:r>
+        <w:rPr>
+          <w:i/>
+        </w:rPr>
+        <w:t xml:space="preserve">9010 Taiga </w:t>
+      </w:r>
+      <w:r>
+        <w:t>och</w:t>
+      </w:r>
+      <w:r>
+        <w:rPr>
+          <w:i/>
+        </w:rPr>
+        <w:t xml:space="preserve"> 9070 Trädklädd betesmark </w:t>
+      </w:r>
+      <w:r>
+        <w:t xml:space="preserve"> (SLU Artdatabanken, 2024).</w:t>
       </w:r>
     </w:p>
     <w:p>
@@ -284,10 +320,68 @@
         <w:rPr>
           <w:b/>
         </w:rPr>
+        <w:t>Kransrams</w:t>
+      </w:r>
+      <w:r>
+        <w:t xml:space="preserve"> är typisk art för </w:t>
+      </w:r>
+      <w:r>
+        <w:rPr>
+          <w:i/>
+        </w:rPr>
+        <w:t xml:space="preserve">9020 Nordlig ädellövskog </w:t>
+      </w:r>
+      <w:r>
+        <w:t>(SLU Artdatabanken, 2025).</w:t>
+      </w:r>
+    </w:p>
+    <w:p>
+      <w:r>
+        <w:rPr>
+          <w:b/>
+        </w:rPr>
+        <w:t>Luddlav</w:t>
+      </w:r>
+      <w:r>
+        <w:t xml:space="preserve"> signalerar lång skoglig kontinuitet med ett stabilt lokal- och mikroklimat med hög och jämn fuktighet. Luddlav är typisk art för </w:t>
+      </w:r>
+      <w:r>
+        <w:rPr>
+          <w:i/>
+        </w:rPr>
+        <w:t>9010 Taiga,</w:t>
+      </w:r>
+      <w:r>
+        <w:t xml:space="preserve"> </w:t>
+      </w:r>
+      <w:r>
+        <w:rPr>
+          <w:i/>
+        </w:rPr>
+        <w:t xml:space="preserve">9020 Nordlig ädellövskog, 9070 Trädklädd betesmark, 9110 Näringsfattig bokskog, 9180 Ädellövskog i branter </w:t>
+      </w:r>
+      <w:r>
+        <w:t>och</w:t>
+      </w:r>
+      <w:r>
+        <w:rPr>
+          <w:i/>
+        </w:rPr>
+        <w:t xml:space="preserve"> 9190 Näringsfattig ekskog </w:t>
+      </w:r>
+      <w:r>
+        <w:t>(Nitare &amp; Skogsstyrelsen, 2019; SLU Artdatabanken, 2025).</w:t>
+      </w:r>
+    </w:p>
+    <w:p>
+      <w:r>
+        <w:rPr>
+          <w:b/>
+        </w:rPr>
         <w:t>Lunglav (NT)</w:t>
       </w:r>
       <w:r>
-        <w:t xml:space="preserve"> är en av vårt lands främsta signalarter som överallt indikerar gamla lövträd, skogsbestånd med höga naturvärden och ekosystem med lång skoglig kontinuitet. Lokalt kan förekomsten vara mycket riklig men den hittas nästan enbart i gamla och ej slutavverkade skogar. Artens samtliga förekomster bör uppmärksammas från naturvårdssynpunkt, då många lokaler även hyser andra ovanliga och rödlistade arter. Rikliga förekomster bör skyddas med biotopskydd, frivilliga avsättningar eller reservat. Det finns ett antal sällsynta lavparasiter som växer på lunglav: lunglavsknapp (VU), skrovelmössing (DD), lunglavshårprick (DD), </w:t>
+        <w:t xml:space="preserve"> är en av vårt lands främsta signalarter som överallt indikerar gamla lövträd, skogsbestånd med höga naturvärden och ekosystem med långskoglig kontinuitet. Lokalt kan förekomsten vara mycket riklig men den hittas nästan enbart i gamla och ej slutavverkade skogar. Artens samtliga förekomster bör uppmärksammas från naturvårdssynpunkt, då många lokaler även hyser andra ovanliga och rödlistade arter. Rikliga förekomster bör skyddas med biotopskydd, frivilliga avsättningar eller reservat. Det finns ett antal sällsynta lavparasiter som växer på lunglav: lunglavsknapp (VU), skrovelmössing (DD), lunglavshårprick (DD), </w:t>
       </w:r>
       <w:r>
         <w:rPr>
@@ -305,7 +399,25 @@
         <w:t>Chalara lobariae</w:t>
       </w:r>
       <w:r>
-        <w:t xml:space="preserve"> (NA) (SLU Artdatabanken, 2025; SLU Artdatabanken, 2024; Nitare &amp; Skogsstyrelsen, 2019).</w:t>
+        <w:t xml:space="preserve"> (NA). Lunglav är typisk art för </w:t>
+      </w:r>
+      <w:r>
+        <w:rPr>
+          <w:i/>
+        </w:rPr>
+        <w:t>9010 Taiga, 9020 Nordlig ädellövskog, 9110 Näringsfattig bokskog, 9130 Näringsrik bokskog, 9160 Näringsrik ekskog, 9180 Ädellövskog i branter, 9190 Näringsfattig ekskog, 9070 Trädklädd betesmark, 9040 Fjällbjörkskog</w:t>
+      </w:r>
+      <w:r>
+        <w:t xml:space="preserve"> och</w:t>
+      </w:r>
+      <w:r>
+        <w:rPr>
+          <w:i/>
+        </w:rPr>
+        <w:t xml:space="preserve"> 6530 Lövängar</w:t>
+      </w:r>
+      <w:r>
+        <w:t xml:space="preserve"> (SLU Artdatabanken, 2025; SLU Artdatabanken, 2024; Nitare &amp; Skogsstyrelsen, 2019).</w:t>
       </w:r>
     </w:p>
     <w:p>
@@ -325,7 +437,25 @@
         <w:t>Plectocarpon scrobiculatae</w:t>
       </w:r>
       <w:r>
-        <w:t xml:space="preserve"> (EN) (SLU Artdatabanken, 2024; Nitare &amp; Skogsstyrelsen, 2019).</w:t>
+        <w:t xml:space="preserve"> (EN). Skrovellav är typisk art för </w:t>
+      </w:r>
+      <w:r>
+        <w:rPr>
+          <w:i/>
+        </w:rPr>
+        <w:t xml:space="preserve">9010 Taiga, 9020 Nordlig ädellövskog, 9040 Fjällbjörkskog, 9070 Trädklädd betesmark, 9160 Näringsrik ekskog, 9180 Ädellövskog i branter, 9190 Näringsfattig ekskog, 8210 Kalkbranter </w:t>
+      </w:r>
+      <w:r>
+        <w:t xml:space="preserve">och </w:t>
+      </w:r>
+      <w:r>
+        <w:rPr>
+          <w:i/>
+        </w:rPr>
+        <w:t>6530 Lövängar</w:t>
+      </w:r>
+      <w:r>
+        <w:t xml:space="preserve"> (SLU Artdatabanken, 2024; Nitare &amp; Skogsstyrelsen, 2019).</w:t>
       </w:r>
     </w:p>
     <w:p>
@@ -336,7 +466,16 @@
         <w:t>Stuplav</w:t>
       </w:r>
       <w:r>
-        <w:t xml:space="preserve"> är en mycket bra signalart i hela sitt utbredningsområde och förekommer nästan enbart i skogsmiljöer med höga naturvärden. Den indikerar långvarig förekomst av gamla lövträd och miljöer med konstant hög luftfuktighet. I skogar med suboceaniskt klimat finns det en mycket sällsynt parasit, njurlavsknapp </w:t>
+        <w:t xml:space="preserve"> är en mycket bra signalart i hela sitt utbredningsområde och förekommer nästan enbart i skogsmiljöer med höga naturvärden. Den indikerar långvarig förekomst av gamla lövträd och miljöer med konstant hög luftfuktighet. Stuplav är typisk art för </w:t>
+      </w:r>
+      <w:r>
+        <w:rPr>
+          <w:i/>
+        </w:rPr>
+        <w:t>9010 Taiga</w:t>
+      </w:r>
+      <w:r>
+        <w:t xml:space="preserve">. I skogar med suboceaniskt klimat finns det en mycket sällsynt parasit, njurlavsknapp </w:t>
       </w:r>
       <w:r>
         <w:rPr>
@@ -356,7 +495,34 @@
         <w:t>Svart trolldruva</w:t>
       </w:r>
       <w:r>
-        <w:t xml:space="preserve"> är en kalkgynnad växt som förekommer på näringsrik frisk mulljord i såväl bördiga kalkbarrskogar som sydliga kalklövskogar och lundar. Arten är en bra signalart för skyddsvärda biotoper i såväl löv- som barrskogar och tål inte slutavverkning och markberedning. Trolldruva är värdväxt för ett antal sällsynta fjärilsarter som ställer höga krav på sina livsmiljöer, däribland trolldruvemätare (EN), skuggmalmätare (VU) och trolldruvelobmätare (VU) (SLU Artdatabanken, 2024; Nitare &amp; Skogsstyrelsen, 2019).</w:t>
+        <w:t xml:space="preserve"> är en kalkgynnad växt som förekommer på näringsrik frisk mulljord i såväl bördiga kalkbarrskogar som sydliga kalklövskogar och lundar. Arten är en bra signalart för skyddsvärda biotoper i såväl löv- som barrskogar och tål inte slutavverkning och markberedning. Trolldruva är värdväxt för ett antal sällsynta fjärilsarter som ställer höga krav på sina livsmiljöer, däribland trolldruvemätare (EN), skuggmalmätare (VU) och trolldruvelobmätare (VU). Svart trolldruva är typisk art för </w:t>
+      </w:r>
+      <w:r>
+        <w:rPr>
+          <w:i/>
+        </w:rPr>
+        <w:t>9050 Näringsrik granskog,</w:t>
+      </w:r>
+      <w:r>
+        <w:t xml:space="preserve"> </w:t>
+      </w:r>
+      <w:r>
+        <w:rPr>
+          <w:i/>
+        </w:rPr>
+        <w:t xml:space="preserve">9020 Nordlig ädellövskog, 9160 Näringsrik ekskog, 9180 Ädellövskog i branter </w:t>
+      </w:r>
+      <w:r>
+        <w:t>och</w:t>
+      </w:r>
+      <w:r>
+        <w:rPr>
+          <w:i/>
+        </w:rPr>
+        <w:t xml:space="preserve"> 1610 Åsöar i Östersjön</w:t>
+      </w:r>
+      <w:r>
+        <w:t xml:space="preserve"> (SLU Artdatabanken, 2024; Nitare &amp; Skogsstyrelsen, 2019).</w:t>
       </w:r>
     </w:p>
     <w:p>
@@ -367,7 +533,25 @@
         <w:t xml:space="preserve">Underviol </w:t>
       </w:r>
       <w:r>
-        <w:t>är en bra signalart i hela sitt utbredningsområde i såväl lövlundar som kalkbarrskogar. Arten är särskilt intressant när den förekommer i barrskog och indikerar då troligen relikta och hotade kalkbarrskogsekosystem. Underviol tål inte dagens storskaliga skogsbruksmetoder även om den vid enstaka tillfällen lyckas kvarstå i fuktdråg efter avverkning (Nitare &amp; Skogsstyrelsen, 2019).</w:t>
+        <w:t xml:space="preserve">är en bra signalart i hela sitt utbredningsområde i såväl lövlundar som kalkbarrskogar. Arten är särskilt intressant när den förekommer i barrskog och indikerar då troligen relikta och hotade kalkbarrskogsekosystem. Underviol tål inte dagens storskaliga skogsbruksmetoder även om den vid enstaka tillfällen lyckas kvarstå i fuktdråg efter avverkning. Underviol är typisk art för </w:t>
+      </w:r>
+      <w:r>
+        <w:rPr>
+          <w:i/>
+        </w:rPr>
+        <w:t xml:space="preserve">9050 Näringsrik granskog, 9020 Nordlig ädellövskog </w:t>
+      </w:r>
+      <w:r>
+        <w:t xml:space="preserve">och </w:t>
+      </w:r>
+      <w:r>
+        <w:rPr>
+          <w:i/>
+        </w:rPr>
+        <w:t>9160 Näringsrik ekskog</w:t>
+      </w:r>
+      <w:r>
+        <w:t xml:space="preserve"> (Nitare &amp; Skogsstyrelsen, 2019; SLU Artdatabanken, 2024).</w:t>
       </w:r>
     </w:p>
     <w:p>
@@ -402,10 +586,57 @@
         <w:rPr>
           <w:b/>
         </w:rPr>
+        <w:t>Plattlummer (§9)</w:t>
+      </w:r>
+      <w:r>
+        <w:t xml:space="preserve"> växer främst i ljusöppna sandtallskogar eller annan gles, torr och brandpräglad hedbarrskog. Den är mest frekvent i olika typer av naturskogar och kontinuitetsskogar och missgynnas markant av slutavverkning och maskinell markberedning. Söder ut i landet förekommer de närstående arterna cypresslummer (VU, §8) och mellanlummer (VU, §9), vilka båda omfattas av EU:s art- och habitatdirektiv. Plattlummer är typisk art för </w:t>
+      </w:r>
+      <w:r>
+        <w:rPr>
+          <w:i/>
+        </w:rPr>
+        <w:t xml:space="preserve">9010 Taiga </w:t>
+      </w:r>
+      <w:r>
+        <w:t>och</w:t>
+      </w:r>
+      <w:r>
+        <w:rPr>
+          <w:i/>
+        </w:rPr>
+        <w:t xml:space="preserve"> 2320 Rissandhedar </w:t>
+      </w:r>
+      <w:r>
+        <w:t>(Nitare &amp; Skogsstyrelsen, 2019; SLU Artdatabanken, 2025).</w:t>
+      </w:r>
+    </w:p>
+    <w:p>
+      <w:r>
+        <w:rPr>
+          <w:b/>
+        </w:rPr>
         <w:t>Tretåig hackspett (NT, §4)</w:t>
       </w:r>
       <w:r>
-        <w:t xml:space="preserve"> är rödlistad som nära hotad och ingår i bilaga 1 i EU:s fågeldirektiv. Tretåig hackspett är för sin överlevnad beroende av kontinuerlig tillförsel av äldre döende och död ved, som sker genom naturliga självgallringsprocesser i äldre grannaturskogar och barrblandade naturskogar. Om en skog genom skogsbruk gallras eller glesas ur så upphör och uteblir i stort sett den naturliga självgallringsprocessen för mycket lång tid framöver vilket omöjliggör upprätthållandet av den kontinuerliga ekologiska funktionen i ett område. Det finns studier som visar att naturskogens självgallringsprocess som den tretåiga hackspetten är beroende av, inte kan ersättas med efterlämnad hänsyn i skogsbruket (Imbeau &amp; Desrochers, 2002). Storleken på häckningsreviret varierar med skogstypen, förekomsten av död ved och graden av fragmentering, men är i allmänhet i storleksordningen 25–100 hektar. Vintertid krävs ofta betydligt större områden och det finns studier som antyder att arten behöver minst 100 hektar äldre skog. I områden med låg bonitet kan det behövas över 200 hektar lämpligt habitat för att ett par ska kunna reproducera sig. Områden med dokumenterad permanent förekomst i naturskogsmiljöer har vanligen så stora naturvärden att skogsbruk är olämpligt (Skogsstyrelsen, 2016).</w:t>
+        <w:t xml:space="preserve"> är rödlistad som nära hotad och ingår i bilaga 1 i EU:s fågeldirektiv. Tretåig hackspett är för sin överlevnad beroende av kontinuerlig tillförsel av äldre döende och död ved, som sker genom naturliga självgallringsprocesser i äldre grannaturskogar och barrblandade naturskogar. Om en skog genom skogsbruk gallras eller glesas ur så upphör och uteblir i stort sett den naturliga självgallringsprocessen för mycket lång tid framöver vilket omöjliggör upprätthållandet av den kontinuerliga ekologiska funktionen i ett område. Det finns studier som visar att naturskogens självgallringsprocess som den tretåiga hackspetten är beroende av, inte kan ersättas med efterlämnad hänsyn i skogsbruket (Imbeau &amp; Desrochers, 2002). Storleken på häckningsreviret varierar med skogstypen, förekomsten av död ved och graden av fragmentering, men är i allmänhet i storleksordningen 25–100 hektar. Vintertid krävs ofta betydligt större områden och det finns studier som antyder att arten behöver minst 100 hektar äldre skog. I områden med låg bonitet kan det behövas över 200 hektar lämpligt habitat för att ett par ska kunna reproducera sig. Områden med dokumenterad permanent förekomst i naturskogsmiljöer har vanligen så stora naturvärden att skogsbruk är olämpligt. Tretåig hackspett är typisk art för </w:t>
+      </w:r>
+      <w:r>
+        <w:rPr>
+          <w:i/>
+        </w:rPr>
+        <w:t xml:space="preserve">9010 Taiga, 9740 Skogsbevuxen myr, 9030 Landhöjningsskog </w:t>
+      </w:r>
+      <w:r>
+        <w:t xml:space="preserve">och </w:t>
+      </w:r>
+      <w:r>
+        <w:rPr>
+          <w:i/>
+        </w:rPr>
+        <w:t>9040 Fjällbjörkskog</w:t>
+      </w:r>
+      <w:r>
+        <w:t xml:space="preserve"> (Skogsstyrelsen, 2016; SLU Artdatabanken, 2024).</w:t>
       </w:r>
     </w:p>
     <w:p>
@@ -731,7 +962,25 @@
     </w:p>
     <w:p>
       <w:r>
-        <w:t>Lunglav (NT) är en av vårt lands främsta signalarter som överallt indikerar gamla lövträd, skogsbestånd med höga naturvärden och ekosystem med lång skoglig kontinuitet. Lokalt kan förekomsten vara mycket riklig men den hittas nästan enbart i gamla och ej slutavverkade skogar. Artens samtliga förekomster bör uppmärksammas från naturvårdssynpunkt, då många lokaler även hyser andra ovanliga och rödlistade arter. Rikliga förekomster bör skyddas med biotopskydd, frivilliga avsättningar eller reservat (SLU Artdatabanken, 2024; Nitare &amp; Skogsstyrelsen, 2019).</w:t>
+        <w:t xml:space="preserve">Lunglav (NT) är en av vårt lands främsta signalarter som överallt indikerar gamla lövträd, skogsbestånd med höga naturvärden och ekosystem med lång skoglig kontinuitet. Lokalt kan förekomsten vara mycket riklig men den hittas nästan enbart i gamla och ej slutavverkade skogar. Artens samtliga förekomster bör uppmärksammas från naturvårdssynpunkt, då många lokaler även hyser andra ovanliga och rödlistade arter. Rikliga förekomster bör skyddas med biotopskydd, frivilliga avsättningar eller reservat. Lunglav är typisk art för </w:t>
+      </w:r>
+      <w:r>
+        <w:rPr>
+          <w:i/>
+        </w:rPr>
+        <w:t>9010 Taiga, 9020 Nordlig ädellövskog, 9110 Näringsfattig bokskog, 9130 Näringsrik bokskog, 9160 Näringsrik ekskog, 9180 Ädellövskog i branter, 9190 Näringsfattig ekskog, 9070 Trädklädd betesmark, 9040 Fjällbjörkskog</w:t>
+      </w:r>
+      <w:r>
+        <w:t xml:space="preserve"> och</w:t>
+      </w:r>
+      <w:r>
+        <w:rPr>
+          <w:i/>
+        </w:rPr>
+        <w:t xml:space="preserve"> 6530 Lövängar</w:t>
+      </w:r>
+      <w:r>
+        <w:t xml:space="preserve"> (SLU Artdatabanken, 2024; Nitare &amp; Skogsstyrelsen, 2019).</w:t>
       </w:r>
     </w:p>
     <w:p>
@@ -859,7 +1108,16 @@
         <w:rPr>
           <w:i/>
         </w:rPr>
-        <w:t>“Områden med dokumenterad permanent förekomst i naturskogsmiljöer har vanligen så stora naturvärden att skogsbruk är olämpligt”.</w:t>
+        <w:t>“Områden med dokumenterad permanent förekomst i naturskogsmiljöer har vanligen så stora naturvärden att skogsbruk är olämpligt”</w:t>
+      </w:r>
+      <w:r>
+        <w:t xml:space="preserve"> (SLU Artdatabanken, 2024; Skogsstyrelsen, 2016)</w:t>
+      </w:r>
+      <w:r>
+        <w:rPr>
+          <w:i/>
+        </w:rPr>
+        <w:t>.</w:t>
       </w:r>
     </w:p>
     <w:p>
@@ -869,12 +1127,30 @@
     </w:p>
     <w:p>
       <w:r>
-        <w:t>Permanenta revir av tretåig hackspett karaktäriseras ofta av artens typiska ringformigt ordnade hackmärken på framför allt gamla granar. För att säkerställa att inte revir av tretåig hackspett drabbas av avverkningsplanerna bör en inventering göras i området både under häckningstid och under vintern, då arten utnyttjar betydligt större områden än under sommarens häckningsrevir. Storleken på häckningsreviret varierar med skogstypen, förekomsten av död ved och graden av fragmentering, men är i allmänhet i storleksordningen 25–100 hektar.</w:t>
+        <w:t>Permanenta revir av tretåig hackspett karaktäriseras ofta av artens typiska ringformigt ordnade hackmärken på framför allt gamla granar. För att säkerställa att inte revir av tretåig hackspett drabbas av avverkningsplanerna bör en inventering göras i området både under häckningstid och under vintern, då arten utnyttjar betydligt större områden än under sommarens häckningsrevir. Storleken på häckningsreviret varierar med skogstypen, förekomsten av död ved och graden av fragmentering, men är i allmänhet i storleksordningen 25–100 hektar (SLU Artdatabanken, 2024; Skogsstyrelsen, 2016).</w:t>
       </w:r>
     </w:p>
     <w:p>
       <w:r>
-        <w:t>Förutom fridlysning enligt §4 Artskyddsförordningen är tretåig hackspett även förtecknad i EU:s fågeldirektiv bilaga 1. Den ingår också i Natura 2000 och är förtecknad i Bernkonventionen bilaga II (strikt skyddade djurarter).</w:t>
+        <w:t xml:space="preserve">Förutom fridlysning enligt §4 Artskyddsförordningen är tretåig hackspett även förtecknad i EU:s fågeldirektiv bilaga 1. Den är typisk art för </w:t>
+      </w:r>
+      <w:r>
+        <w:rPr>
+          <w:i/>
+        </w:rPr>
+        <w:t xml:space="preserve">9010 Taiga, 9740 Skogsbevuxen myr, 9030 Landhöjningsskog </w:t>
+      </w:r>
+      <w:r>
+        <w:t xml:space="preserve">och </w:t>
+      </w:r>
+      <w:r>
+        <w:rPr>
+          <w:i/>
+        </w:rPr>
+        <w:t>9040 Fjällbjörkskog</w:t>
+      </w:r>
+      <w:r>
+        <w:t xml:space="preserve"> samt ingår i Natura 2000 och är förtecknad i Bernkonventionen bilaga II (strikt skyddade djurarter) (SLU Artdatabanken, 2024; Skogsstyrelsen, 2016).</w:t>
       </w:r>
     </w:p>
     <w:p>
@@ -896,7 +1172,7 @@
         <w:t xml:space="preserve">Förekomst av tretåig hackspett Picoides tridactylus på bestånds- och landskapsnivå. </w:t>
       </w:r>
       <w:r>
-        <w:t>Ornis Svecica 6: 107–119</w:t>
+        <w:t>Ornis Svecica 6: 107–119.</w:t>
       </w:r>
     </w:p>
     <w:p>
@@ -910,7 +1186,7 @@
         <w:t xml:space="preserve">Dead wood threshold values for the three-toed woodpecker presence in boreal and sub-Alpine forest. </w:t>
       </w:r>
       <w:r>
-        <w:t>Biological conservation 119(3): 305–318</w:t>
+        <w:t>Biological conservation 119(3): 305–318.</w:t>
       </w:r>
     </w:p>
     <w:p>
@@ -949,10 +1225,21 @@
         <w:rPr>
           <w:i/>
         </w:rPr>
-        <w:t xml:space="preserve">Vägledning för hänsyn till fåglar – Tretåig hackspett. </w:t>
-      </w:r>
-      <w:r>
-        <w:t>www.skogsstyrelsen.se</w:t>
+        <w:t>Vägledning för hänsyn till fåglar – Tretåig hackspett.</w:t>
+      </w:r>
+    </w:p>
+    <w:p>
+      <w:r>
+        <w:t xml:space="preserve">SLU Artdatabanken, 2024. </w:t>
+      </w:r>
+      <w:r>
+        <w:rPr>
+          <w:i/>
+        </w:rPr>
+        <w:t xml:space="preserve">Artfaktablad. Naturvård – artfakta. </w:t>
+      </w:r>
+      <w:r>
+        <w:t>SLU Artdatabanken, Uppsala.</w:t>
       </w:r>
     </w:p>
     <w:p>
@@ -980,7 +1267,7 @@
         <w:t xml:space="preserve">Population trends of forest birds in a Finnish Lapland landscape of large habitat blocks – Consequences of stochastic environmental variation or regional habitat alteration. </w:t>
       </w:r>
       <w:r>
-        <w:t>Biological conservation 56(2): 223–240</w:t>
+        <w:t>Biological conservation 56(2): 223–240.</w:t>
       </w:r>
     </w:p>
     <w:p>
@@ -1125,7 +1412,7 @@
     <w:r>
       <w:tab/>
       <w:tab/>
-      <w:t>2026-01-28</w:t>
+      <w:t>2026-01-29</w:t>
       <w:br/>
       <w:br/>
     </w:r>

--- a/klagomål/A 1318-2026 FSC-klagomål.docx
+++ b/klagomål/A 1318-2026 FSC-klagomål.docx
@@ -1412,7 +1412,7 @@
     <w:r>
       <w:tab/>
       <w:tab/>
-      <w:t>2026-01-29</w:t>
+      <w:t>2026-01-30</w:t>
       <w:br/>
       <w:br/>
     </w:r>

--- a/klagomål/A 1318-2026 FSC-klagomål.docx
+++ b/klagomål/A 1318-2026 FSC-klagomål.docx
@@ -1412,7 +1412,7 @@
     <w:r>
       <w:tab/>
       <w:tab/>
-      <w:t>2026-01-30</w:t>
+      <w:t>2026-01-31</w:t>
       <w:br/>
       <w:br/>
     </w:r>

--- a/klagomål/A 1318-2026 FSC-klagomål.docx
+++ b/klagomål/A 1318-2026 FSC-klagomål.docx
@@ -1935,7 +1935,7 @@
     <w:r>
       <w:tab/>
       <w:tab/>
-      <w:t>2026-06-15</w:t>
+      <w:t>2026-06-16</w:t>
       <w:br/>
       <w:br/>
     </w:r>

--- a/klagomål/A 1318-2026 FSC-klagomål.docx
+++ b/klagomål/A 1318-2026 FSC-klagomål.docx
@@ -1935,7 +1935,7 @@
     <w:r>
       <w:tab/>
       <w:tab/>
-      <w:t>2026-06-16</w:t>
+      <w:t>2026-06-17</w:t>
       <w:br/>
       <w:br/>
     </w:r>

--- a/klagomål/A 1318-2026 FSC-klagomål.docx
+++ b/klagomål/A 1318-2026 FSC-klagomål.docx
@@ -1,6 +1,6 @@
 
 <file path=word/document.xml><?xml version="1.0" encoding="utf-8"?>
-<w:document xmlns:wpc="http://schemas.microsoft.com/office/word/2010/wordprocessingCanvas" xmlns:cx="http://schemas.microsoft.com/office/drawing/2014/chartex" xmlns:cx1="http://schemas.microsoft.com/office/drawing/2015/9/8/chartex" xmlns:cx2="http://schemas.microsoft.com/office/drawing/2015/10/21/chartex" xmlns:cx3="http://schemas.microsoft.com/office/drawing/2016/5/9/chartex" xmlns:cx4="http://schemas.microsoft.com/office/drawing/2016/5/10/chartex" xmlns:cx5="http://schemas.microsoft.com/office/drawing/2016/5/11/chartex" xmlns:cx6="http://schemas.microsoft.com/office/drawing/2016/5/12/chartex" xmlns:cx7="http://schemas.microsoft.com/office/drawing/2016/5/13/chartex" xmlns:cx8="http://schemas.microsoft.com/office/drawing/2016/5/14/chartex" xmlns:mc="http://schemas.openxmlformats.org/markup-compatibility/2006" xmlns:aink="http://schemas.microsoft.com/office/drawing/2016/ink" xmlns:am3d="http://schemas.microsoft.com/office/drawing/2017/model3d" xmlns:o="urn:schemas-microsoft-com:office:office" xmlns:oel="http://schemas.microsoft.com/office/2019/extlst" xmlns:r="http://schemas.openxmlformats.org/officeDocument/2006/relationships" xmlns:m="http://schemas.openxmlformats.org/officeDocument/2006/math" xmlns:v="urn:schemas-microsoft-com:vml" xmlns:wp14="http://schemas.microsoft.com/office/word/2010/wordprocessingDrawing" xmlns:wp="http://schemas.openxmlformats.org/drawingml/2006/wordprocessingDrawing" xmlns:w10="urn:schemas-microsoft-com:office:word" xmlns:w="http://schemas.openxmlformats.org/wordprocessingml/2006/main" xmlns:w14="http://schemas.microsoft.com/office/word/2010/wordml" xmlns:w15="http://schemas.microsoft.com/office/word/2012/wordml" xmlns:w16cex="http://schemas.microsoft.com/office/word/2018/wordml/cex" xmlns:w16cid="http://schemas.microsoft.com/office/word/2016/wordml/cid" xmlns:w16="http://schemas.microsoft.com/office/word/2018/wordml" xmlns:w16sdtdh="http://schemas.microsoft.com/office/word/2020/wordml/sdtdatahash" xmlns:w16se="http://schemas.microsoft.com/office/word/2015/wordml/symex" xmlns:wpg="http://schemas.microsoft.com/office/word/2010/wordprocessingGroup" xmlns:wpi="http://schemas.microsoft.com/office/word/2010/wordprocessingInk" xmlns:wne="http://schemas.microsoft.com/office/word/2006/wordml" xmlns:wps="http://schemas.microsoft.com/office/word/2010/wordprocessingShape" mc:Ignorable="w14 w15 w16se w16cid w16 w16cex w16sdtdh wp14">
+<w:document xmlns:wpc="http://schemas.microsoft.com/office/word/2010/wordprocessingCanvas" xmlns:cx="http://schemas.microsoft.com/office/drawing/2014/chartex" xmlns:cx1="http://schemas.microsoft.com/office/drawing/2015/9/8/chartex" xmlns:cx2="http://schemas.microsoft.com/office/drawing/2015/10/21/chartex" xmlns:cx3="http://schemas.microsoft.com/office/drawing/2016/5/9/chartex" xmlns:cx4="http://schemas.microsoft.com/office/drawing/2016/5/10/chartex" xmlns:cx5="http://schemas.microsoft.com/office/drawing/2016/5/11/chartex" xmlns:cx6="http://schemas.microsoft.com/office/drawing/2016/5/12/chartex" xmlns:cx7="http://schemas.microsoft.com/office/drawing/2016/5/13/chartex" xmlns:cx8="http://schemas.microsoft.com/office/drawing/2016/5/14/chartex" xmlns:mc="http://schemas.openxmlformats.org/markup-compatibility/2006" xmlns:aink="http://schemas.microsoft.com/office/drawing/2016/ink" xmlns:am3d="http://schemas.microsoft.com/office/drawing/2017/model3d" xmlns:o="urn:schemas-microsoft-com:office:office" xmlns:oel="http://schemas.microsoft.com/office/2019/extlst" xmlns:r="http://schemas.openxmlformats.org/officeDocument/2006/relationships" xmlns:m="http://schemas.openxmlformats.org/officeDocument/2006/math" xmlns:v="urn:schemas-microsoft-com:vml" xmlns:wp14="http://schemas.microsoft.com/office/word/2010/wordprocessingDrawing" xmlns:wp="http://schemas.openxmlformats.org/drawingml/2006/wordprocessingDrawing" xmlns:w10="urn:schemas-microsoft-com:office:word" xmlns:w="http://schemas.openxmlformats.org/wordprocessingml/2006/main" xmlns:w14="http://schemas.microsoft.com/office/word/2010/wordml" xmlns:w15="http://schemas.microsoft.com/office/word/2012/wordml" xmlns:w16cex="http://schemas.microsoft.com/office/word/2018/wordml/cex" xmlns:w16cid="http://schemas.microsoft.com/office/word/2016/wordml/cid" xmlns:w16="http://schemas.microsoft.com/office/word/2018/wordml" xmlns:w16du="http://schemas.microsoft.com/office/word/2023/wordml/word16du" xmlns:w16sdtdh="http://schemas.microsoft.com/office/word/2020/wordml/sdtdatahash" xmlns:w16sdtfl="http://schemas.microsoft.com/office/word/2024/wordml/sdtformatlock" xmlns:w16se="http://schemas.microsoft.com/office/word/2015/wordml/symex" xmlns:wpg="http://schemas.microsoft.com/office/word/2010/wordprocessingGroup" xmlns:wpi="http://schemas.microsoft.com/office/word/2010/wordprocessingInk" xmlns:wne="http://schemas.microsoft.com/office/word/2006/wordml" xmlns:wps="http://schemas.microsoft.com/office/word/2010/wordprocessingShape" mc:Ignorable="w14 w15 w16se w16cid w16 w16cex w16sdtdh w16sdtfl w16du wp14">
   <w:body>
     <w:p>
       <w:r>
@@ -168,7 +168,7 @@
     </w:p>
     <w:p>
       <w:r>
-        <w:t>Detta dokument behandlar höga naturvärden i avverkningsanmälan A 1318-2026 i Strömsunds kommun. Denna avverkningsanmälan inkom 2026-01-09 00:00:00 och omfattar 28,4 ha.</w:t>
+        <w:t>Detta dokument behandlar höga naturvärden i avverkningsanmälan A 1318-2026 i Strömsunds kommun som inkom 2026-01-09 och omfattar 28,4 ha.</w:t>
       </w:r>
     </w:p>
     <w:p>
@@ -191,12 +191,15 @@
     </w:p>
     <w:p>
       <w:r>
-        <w:t>I avverkningsanmälan har följande 24 naturvårdsarter hittats: doftskinn (NT), garnlav (NT), granticka (NT), harticka (NT), järpe (NT, §4), liten svartspik (NT), lunglav (NT), skrovellav (NT), spillkråka (NT, §4), tretåig hackspett (NT, §4), ullticka (NT), vitgrynig nållav (NT), blodticka (S), finbräken (S), kransrams (S), luddlav (S), plattlummer (S, §9), skinnlav (S), stuplav (S), svart trolldruva (S), tvåblad (S, §8), underviol (S), vedticka (S) och sparvuggla (§4). Av dessa är 12 rödlistade. För rödlistade arter har rödlistekategorin angivits inom parentes. Arter som är signalarter enligt Skogsstyrelsen har markerats med (S). För fridlysta arter anges även paragrafen i Artskyddsförordningen som arten är fridlyst enligt.</w:t>
+        <w:t>I och inom 19 meter från avverkningsanmälan har följande 24 naturvårdsarter hittats: garnlav (VU, T), doftskinn (NT, T), harticka (NT, T), liten svartspik (NT), lunglav (NT, T), skrovellav (NT, T), sparvuggla (NT, §4), tretåig hackspett (NT, T, §4), ullticka (NT, T), vitgrynig nållav (NT), blodticka (S, T), finbräken (S, T), kransrams (S, T), luddlav (S, T), plattlummer (S, T, §9), skinnlav (S, T), stuplav (S, T), svart trolldruva (S, T), tvåblad (S, §8), underviol (S, T), vedticka (S, T), järpe (T, §4), spillkråka (T, §4) och tjäder (T, §4). Av dessa är 10 rödlistade. För rödlistade arter har rödlistekategorin angivits inom parentes. Arter som är signalarter enligt Skogsstyrelsen har markerats med (S). Typiska arter inom Natura 2000 som är kopplade till skogsekosystem har markerats med (T). För fridlysta arter anges även paragrafen i Artskyddsförordningen som arten är fridlyst enligt.</w:t>
       </w:r>
     </w:p>
     <w:p>
       <w:r>
-        <w:t>De påträffade naturvårdsarterna är ett tydligt kvitto på att detta rör sig om en skog med höga naturvärden. I Figur 1 visas en karta över det avverkningsanmälda området, där samtliga fyndplatser för naturvårdsarter som finns registrerade på Artportalen har markerats.</w:t>
+        <w:t>De påträffade naturvårdsarterna är ett tydligt kvitto på att det rör sig om en skog med höga naturvärden.</w:t>
+      </w:r>
+      <w:r>
+        <w:t xml:space="preserve"> I Figur 1 visas fyndplatser för naturvårdsarter i området, som finns registrerade på Artportalen.</w:t>
       </w:r>
     </w:p>
     <w:p>
@@ -206,7 +209,7 @@
       <w:r>
         <w:drawing>
           <wp:inline xmlns:a="http://schemas.openxmlformats.org/drawingml/2006/main" xmlns:pic="http://schemas.openxmlformats.org/drawingml/2006/picture">
-            <wp:extent cx="5486400" cy="4532120"/>
+            <wp:extent cx="5486400" cy="4387311"/>
             <wp:docPr id="1" name="Picture 1"/>
             <wp:cNvGraphicFramePr>
               <a:graphicFrameLocks noChangeAspect="1"/>
@@ -227,7 +230,7 @@
                   <pic:spPr>
                     <a:xfrm>
                       <a:off x="0" y="0"/>
-                      <a:ext cx="5486400" cy="4532120"/>
+                      <a:ext cx="5486400" cy="4387311"/>
                     </a:xfrm>
                     <a:prstGeom prst="rect"/>
                   </pic:spPr>
@@ -241,9 +244,206 @@
     <w:p>
       <w:pPr>
         <w:pStyle w:val="Caption"/>
+        <w:spacing w:after="240"/>
       </w:pPr>
       <w:r>
-        <w:t>Figur 1. Fyndplatser för naturvårdsarter i det avverkningsanmälda området (röd linje). Markörer utan svart kant är placerade på fyndplatsen. Markörer med svart kant är placerade vid sidan av fyndplatsen och har ett svart streck som visar fyndplatsens exakta position. Kartans mittpunktskoordinat är N 7056442, E 503866 i SWEREF 99 TM.</w:t>
+        <w:t>Figur 1. Fyndplatser för naturvårdsarter i och inom 19 meter från avverkningsanmälan (röd linje). Markörer utan svart kant är placerade på fyndplatsen. Markörer med svart kant är placerade vid sidan av fyndplatsen och har ett svart streck som visar fyndplatsens exakta position. Kartans mittpunktskoordinat är N 7056442, E 503866 i SWEREF 99 TM.</w:t>
+      </w:r>
+    </w:p>
+    <w:p>
+      <w:pPr>
+        <w:pStyle w:val="Heading2"/>
+      </w:pPr>
+      <w:r>
+        <w:t>Fridlysta arter</w:t>
+      </w:r>
+    </w:p>
+    <w:p>
+      <w:r>
+        <w:t>Följande fridlysta arter har sina livsmiljöer och växtplatser i den avverkningsanmälda skogen: sparvuggla (NT, §4), tretåig hackspett (NT, T, §4), plattlummer (S, T, §9), tvåblad (S, §8), järpe (T, §4), spillkråka (T, §4) och tjäder (T, §4).</w:t>
+      </w:r>
+    </w:p>
+    <w:p>
+      <w:r>
+        <w:t xml:space="preserve">Observera att medlemsländerna är skyldiga att agera i enlighet med EU:s fågeldirektiv där det uttryckligen står att direktivet gäller för fåglar samt för deras ägg, bon och </w:t>
+      </w:r>
+      <w:r>
+        <w:rPr>
+          <w:b/>
+        </w:rPr>
+        <w:t xml:space="preserve">livsmiljöer </w:t>
+      </w:r>
+      <w:r>
+        <w:t>(artikel 1). Vidare att de åtgärder som vidtas inte får leda till en försämring av den nuvarande situationen beträffande bevarandet av de fågelarter som avses i artikel 1 (artikel 13). Fågeldirektivet är styrande för tillsynsansvariga myndigheters ärendehantering, ställningstaganden och beslutsfattande.</w:t>
+      </w:r>
+    </w:p>
+    <w:p>
+      <w:r>
+        <w:rPr>
+          <w:b/>
+        </w:rPr>
+        <w:t>Järpe (§4)</w:t>
+      </w:r>
+      <w:r>
+        <w:t xml:space="preserve">, som är upptagen i bilaga 1 och 2 EU:s fågeldirektiv, är mycket stationär inom sitt revir som är minst 25 hektar stort. Livsmiljöerna utgörs av tät barrskog med inblandning av lövträd och en väl utvecklad flerskiktad struktur med bärris och yngre eller undertryckta, täta granar i ett lägre skikt, ofta utmed bäckar och åar inne i den skyddande granskogen. Den överlever inte om dess livsmiljö kalavverkas och är även känslig för röjning, gallring och avverkning där unga granar och lövträd inte sparas i tillräcklig omfattning. Arten finns i sammanhängande grandominerad skog över hela Sverige men förekomsterna är betydligt glesare i Götaland än i övriga landet. Järpe är typisk art för </w:t>
+      </w:r>
+      <w:r>
+        <w:rPr>
+          <w:i/>
+        </w:rPr>
+        <w:t xml:space="preserve">9010 Taiga, 9080 Lövsumpskog </w:t>
+      </w:r>
+      <w:r>
+        <w:t xml:space="preserve">och </w:t>
+      </w:r>
+      <w:r>
+        <w:rPr>
+          <w:i/>
+        </w:rPr>
+        <w:t xml:space="preserve">9740 Skogsbevuxen myr </w:t>
+      </w:r>
+      <w:r>
+        <w:t>(SLU Artdatabanken, 2026).</w:t>
+      </w:r>
+    </w:p>
+    <w:p>
+      <w:r>
+        <w:rPr>
+          <w:b/>
+        </w:rPr>
+        <w:t>Plattlummer (§9)</w:t>
+      </w:r>
+      <w:r>
+        <w:t xml:space="preserve"> växer främst i ljusöppna sandtallskogar eller annan gles, torr och brandpräglad hedbarrskog. Den är mest frekvent i olika typer av naturskogar och kontinuitetsskogar och missgynnas markant av slutavverkning och maskinell markberedning. Söder ut i landet förekommer de närstående arterna cypresslummer (VU, §8) och mellanlummer (VU, §9), vilka båda omfattas av EU:s art- och habitatdirektiv. Plattlummer är typisk art för </w:t>
+      </w:r>
+      <w:r>
+        <w:rPr>
+          <w:i/>
+        </w:rPr>
+        <w:t xml:space="preserve">9010 Taiga </w:t>
+      </w:r>
+      <w:r>
+        <w:t>och</w:t>
+      </w:r>
+      <w:r>
+        <w:rPr>
+          <w:i/>
+        </w:rPr>
+        <w:t xml:space="preserve"> 2320 Rissandhedar </w:t>
+      </w:r>
+      <w:r>
+        <w:t>(Nitare &amp; Skogsstyrelsen, 2019; SLU Artdatabanken, 2025).</w:t>
+      </w:r>
+    </w:p>
+    <w:p>
+      <w:r>
+        <w:rPr>
+          <w:b/>
+        </w:rPr>
+        <w:t>Sparvuggla (NT, §4)</w:t>
+      </w:r>
+      <w:r>
+        <w:t xml:space="preserve"> är fridlyst enligt 4§ artskyddsförordningen och omfattas av bilaga 1 EU:s fågeldirektiv. Den har minskat med 15 (5–25) % under de senaste 15 åren och minskningstakten för den svenska populationen bedöms vara nära gränsvärdet för Sårbar (VU).  Sparvugglan häckar i naturskog samt i klassisk bondeskog och förekommer främst i större skogsområden som domineras av barrblandskog med stort inslag av asp, björk och andra lövträd. Den behöver relativt stora skogsområden och saknas helt i mindre skogar och isolerade dungar. Reviren är i storleksordningen upp till 200 hektar. Sparvugglan missgynnas av överföring av variationsrika bondeskogar till ensartade produktionsskogar. Särskilt avverkning av lövträdsrika kantzoner och igenplantering av gamla inägor (SLU Artdatabanken, 2026; Skogsstyrelsen, 2016).</w:t>
+      </w:r>
+    </w:p>
+    <w:p>
+      <w:r>
+        <w:rPr>
+          <w:b/>
+        </w:rPr>
+        <w:t>Spillkråka (§4)</w:t>
+      </w:r>
+      <w:r>
+        <w:t xml:space="preserve"> omfattas av bilaga 1 i EU:s fågeldirektiv och är typisk art för </w:t>
+      </w:r>
+      <w:r>
+        <w:rPr>
+          <w:i/>
+        </w:rPr>
+        <w:t xml:space="preserve">9010 Taiga </w:t>
+      </w:r>
+      <w:r>
+        <w:t>och</w:t>
+      </w:r>
+      <w:r>
+        <w:rPr>
+          <w:i/>
+        </w:rPr>
+        <w:t xml:space="preserve"> 9740 Skogsbevuxen myr</w:t>
+      </w:r>
+      <w:r>
+        <w:t>. Den behöver grova träd, främst tall, asp och bok som boträd. Skogsbruk med korta omloppstider och täta, homogena ungskogar utgör det största hotet. Spillkråka är en nyckelart i skogliga miljöer vars övergivna bohål utnyttjas av flera andra hålhäckande fågelarter och fladdermöss, däribland pärluggla (EN, §4), knipa (§4), salskrake (§4) och skogsduva (§4). Hökuggla (VU, §4) och slaguggla (§4) häckar ofta i högstubbar som brutits av i höjd med ett gammalt spillkråkebo (SLU Artdatabanken, 2026; Skogsstyrelsen, 2016).</w:t>
+      </w:r>
+    </w:p>
+    <w:p>
+      <w:r>
+        <w:rPr>
+          <w:b/>
+        </w:rPr>
+        <w:t>Tjäder (§4)</w:t>
+      </w:r>
+      <w:r>
+        <w:t xml:space="preserve"> omfattas av bilaga 1 och 2 EU:s fågeldirektiv och är typisk art för </w:t>
+      </w:r>
+      <w:r>
+        <w:rPr>
+          <w:i/>
+        </w:rPr>
+        <w:t xml:space="preserve">9010 Taiga </w:t>
+      </w:r>
+      <w:r>
+        <w:t xml:space="preserve">och </w:t>
+      </w:r>
+      <w:r>
+        <w:rPr>
+          <w:i/>
+        </w:rPr>
+        <w:t>9740 Skogsbevuxen myr</w:t>
+      </w:r>
+      <w:r>
+        <w:t>. Tjädern är en utpräglad skogsfågel knuten till större sammanhängande barrskogsområden. Tupparna och hönorna utnyttjar till viss del olika miljöer, och habitatvalet varierar dessutom mellan olika delar av året. För att det ska finnas livskraftiga tjäderbestånd krävs funktionella skogslandskap med en blandning av uppvuxen, gles och luckig skog, täta sumpskogar, myrar och andra små våtmarker. Arten försvinner när skogen fragmenteras och den sammanlagda arealen hyggen och andra öppna områden blir för stor. Ett småskaligt och försiktigt virkesuttag genom hyggesfria metoder kan i vissa fall vara möjligt i området inom 200 m från lekcentrum. Längre ut från lekcentrum, inom 200–500 m bör den avverkade ytan inte överskrida 1 hektar för att undvika alltför stora och snabba förändringar (Skogsstyrelsen, 2019; SLU Artdatabanken, 2024).</w:t>
+      </w:r>
+    </w:p>
+    <w:p>
+      <w:r>
+        <w:rPr>
+          <w:b/>
+        </w:rPr>
+        <w:t>Tretåig hackspett (NT, §4)</w:t>
+      </w:r>
+      <w:r>
+        <w:t xml:space="preserve"> är rödlistad som nära hotad och ingår i bilaga 1 i EU:s fågeldirektiv. Tretåig hackspett är för sin överlevnad beroende av kontinuerlig tillförsel av äldre döende och död ved, som sker genom naturliga självgallringsprocesser i äldre grannaturskogar och barrblandade naturskogar. Om en skog genom skogsbruk gallras eller glesas ur så upphör och uteblir i stort sett den naturliga självgallringsprocessen för mycket lång tid framöver vilket omöjliggör upprätthållandet av den kontinuerliga ekologiska funktionen i ett område. Det finns studier som visar att naturskogens självgallringsprocess som den tretåiga hackspetten är beroende av, inte kan ersättas med efterlämnad hänsyn i skogsbruket (Imbeau &amp; Desrochers, 2002). Storleken på häckningsreviret varierar med skogstypen, förekomsten av död ved och graden av fragmentering, men är i allmänhet i storleksordningen 25–100 hektar. Vintertid krävs ofta betydligt större områden och det finns studier som antyder att arten behöver minst 100 hektar äldre skog. I områden med låg bonitet kan det behövas över 200 hektar lämpligt habitat för att ett par ska kunna reproducera sig. Områden med dokumenterad permanent förekomst i naturskogsmiljöer har vanligen så stora naturvärden att skogsbruk är olämpligt. Tretåig hackspett är typisk art för </w:t>
+      </w:r>
+      <w:r>
+        <w:rPr>
+          <w:i/>
+        </w:rPr>
+        <w:t xml:space="preserve">9010 Taiga, 9740 Skogsbevuxen myr, 9030 Landhöjningsskog </w:t>
+      </w:r>
+      <w:r>
+        <w:t xml:space="preserve">och </w:t>
+      </w:r>
+      <w:r>
+        <w:rPr>
+          <w:i/>
+        </w:rPr>
+        <w:t>9040 Fjällbjörkskog</w:t>
+      </w:r>
+      <w:r>
+        <w:t xml:space="preserve"> (Skogsstyrelsen, 2016; SLU Artdatabanken, 2024).</w:t>
+      </w:r>
+    </w:p>
+    <w:p>
+      <w:r>
+        <w:t>I BILAGA 1 finns mer detaljerad information om ekologi samt krav på livsmiljö hos fridlysta arter.</w:t>
+      </w:r>
+    </w:p>
+    <w:p>
+      <w:pPr>
+        <w:pStyle w:val="Heading2"/>
+      </w:pPr>
+      <w:r>
+        <w:t>Övriga naturvårdsarter</w:t>
       </w:r>
     </w:p>
     <w:p>
@@ -342,44 +542,6 @@
       </w:r>
       <w:r>
         <w:t xml:space="preserve"> (SLU Artdatabanken, 2026).</w:t>
-      </w:r>
-    </w:p>
-    <w:p>
-      <w:r>
-        <w:rPr>
-          <w:b/>
-        </w:rPr>
-        <w:t>Granticka</w:t>
-      </w:r>
-      <w:r>
-        <w:t xml:space="preserve"> förekommer främst i äldre skogar med naturskogskaraktär, liksom i dimensionsavverkade och plockhuggna skogar. I äldre grannaturskog i norra Sverige är den alltjämt en förhållandevis vanlig karaktärsart, medan den längre söderut blir allt mer sällsynt. I Götaland och delar av Svealand är den en god signalart för skyddsvärda granskogsmiljöer. Arten bedöms ha minskat starkt under senare år på grund av skogsavverkningar, då den framför allt växer i äldre granskog med långvarig grankontinuitet. I urskogsliknande bestånd i norra Sverige kan ibland påträffas den mycket sällsynta tickan grantickeporing (VU), som lever på döda grantickor. Det som tidigare inbegripit grantickan har visat sig röra sig om två arter; tajgagranticka </w:t>
-      </w:r>
-      <w:r>
-        <w:rPr>
-          <w:i/>
-        </w:rPr>
-        <w:t>Porodaedalea abietis</w:t>
-      </w:r>
-      <w:r>
-        <w:t xml:space="preserve"> (LC) och </w:t>
-      </w:r>
-      <w:r>
-        <w:rPr>
-          <w:i/>
-        </w:rPr>
-        <w:t>Porodaedalea chrysoloma</w:t>
-      </w:r>
-      <w:r>
-        <w:t xml:space="preserve"> (DD). Den nordligare arten, tajgagranticka, bildar större fruktkroppar och har sin främsta förekomst i norra Sverige, medan den mer tunnköttiga arten, </w:t>
-      </w:r>
-      <w:r>
-        <w:rPr>
-          <w:i/>
-        </w:rPr>
-        <w:t>P. chrysoloma</w:t>
-      </w:r>
-      <w:r>
-        <w:t>, förekommer i sydöstra Sverige och på Gotland (SLU Artdatabanken, 2026; Nitare &amp; Skogsstyrelsen, 2019).</w:t>
       </w:r>
     </w:p>
     <w:p>
@@ -827,26 +989,26 @@
         <w:pStyle w:val="Heading1"/>
       </w:pPr>
       <w:r>
-        <w:t>Fridlysta arter</w:t>
+        <w:t>Certifiering</w:t>
       </w:r>
     </w:p>
     <w:p>
-      <w:r>
-        <w:t>Följande fridlysta arter har sina livsmiljöer och växtplatser i den avverkningsanmälda skogen: järpe (NT, §4), spillkråka (NT, §4), tretåig hackspett (NT, §4), plattlummer (S, §9), tvåblad (S, §8) och sparvuggla (§4).</w:t>
+      <w:pPr>
+        <w:pStyle w:val="Heading2"/>
+      </w:pPr>
+      <w:r>
+        <w:t>Ur FSC-standarden</w:t>
       </w:r>
     </w:p>
     <w:p>
-      <w:r>
-        <w:t xml:space="preserve">Observera att medlemsländerna är skyldiga att agera i enlighet med EU:s fågeldirektiv där det uttryckligen står att direktivet gäller för fåglar samt för deras ägg, bon och </w:t>
-      </w:r>
       <w:r>
         <w:rPr>
           <w:b/>
         </w:rPr>
-        <w:t xml:space="preserve">livsmiljöer </w:t>
-      </w:r>
-      <w:r>
-        <w:t>(artikel 1). Vidare att de åtgärder som vidtas inte får leda till en försämring av den nuvarande situationen beträffande bevarandet av de fågelarter som avses i artikel 1 (artikel 13). Fågeldirektivet är styrande för tillsynsansvariga myndigheters ärendehantering, ställningstaganden och beslutsfattande.</w:t>
+        <w:t xml:space="preserve">PRINCIP 1: LAGEFTERLEVNAD: </w:t>
+      </w:r>
+      <w:r>
+        <w:t>Certifikatsinnehavaren ska följa alla tillämpliga lagar, förordningar och nationellt ratificerade internationella avtal, konventioner och överenskommelser.</w:t>
       </w:r>
     </w:p>
     <w:p>
@@ -854,28 +1016,89 @@
         <w:rPr>
           <w:b/>
         </w:rPr>
-        <w:t>Järpe (§4)</w:t>
-      </w:r>
-      <w:r>
-        <w:t xml:space="preserve">, som är upptagen i bilaga 1 och 2 EU:s fågeldirektiv, är mycket stationär inom sitt revir som är minst 25 hektar stort. Livsmiljöerna utgörs av tät barrskog med inblandning av lövträd och en väl utvecklad flerskiktad struktur med bärris och yngre eller undertryckta, täta granar i ett lägre skikt, ofta utmed bäckar och åar inne i den skyddande granskogen. Den överlever inte om dess livsmiljö kalavverkas och är även känslig för röjning, gallring och avverkning där unga granar och lövträd inte sparas i tillräcklig omfattning. Arten finns i sammanhängande grandominerad skog över hela Sverige men förekomsterna är betydligt glesare i Götaland än i övriga landet. Järpe är typisk art för </w:t>
+        <w:t xml:space="preserve">1.3.1 </w:t>
+      </w:r>
+      <w:r>
+        <w:t>Tillämpliga lagar och föreskrifter för brukandet av skogen följs.</w:t>
+      </w:r>
+    </w:p>
+    <w:p>
+      <w:pPr>
+        <w:pStyle w:val="ListBullet"/>
+      </w:pPr>
+      <w:r>
+        <w:rPr>
+          <w:b/>
+          <w:i/>
+        </w:rPr>
+        <w:t xml:space="preserve">Kommentar: </w:t>
+      </w:r>
+      <w:r>
+        <w:t>I den avverkningsanmälda skogen har fridlysta arter sina livsmiljöer och växtplatser. Att skada de fridlysta arternas livsmiljöer, växtplatser eller ekologiska funktion är inte tillåtet enligt artskyddsförordningen.</w:t>
       </w:r>
       <w:r>
         <w:rPr>
           <w:i/>
         </w:rPr>
-        <w:t xml:space="preserve">9010 Taiga, 9080 Lövsumpskog </w:t>
-      </w:r>
-      <w:r>
-        <w:t xml:space="preserve">och </w:t>
+        <w:t xml:space="preserve"> EU:s medlemsländer och skogsbolag är skyldiga att agera i enlighet med EU:s fågeldirektiv där det uttryckligen står att direktivet gäller för fåglar samt för deras ägg, bon och </w:t>
+      </w:r>
+      <w:r>
+        <w:rPr>
+          <w:b/>
+          <w:i/>
+        </w:rPr>
+        <w:t xml:space="preserve">livsmiljöer </w:t>
+      </w:r>
+      <w:r>
+        <w:t>(artikel 1). Vidare att de åtgärder som vidtas inte får leda till en försämring av den nuvarande situationen beträffande bevarandet av de fågelarter som avses i artikel 1 (artikel 13).</w:t>
+      </w:r>
+    </w:p>
+    <w:p>
+      <w:r>
+        <w:rPr>
+          <w:b/>
+        </w:rPr>
+        <w:t xml:space="preserve">6.4 </w:t>
+      </w:r>
+      <w:r>
+        <w:t>Certifikatsinnehavaren ska skydda sällsynta arter och hotade arter samt deras livsmiljöer inom skogsbruksenheten. Det ska ske genom avsättningar, andra skyddade områden och genom att skapa konnektivitet och/eller genom andra direkta åtgärder som gynnar dessa arters överlevnad och livskraft. Åtgärderna ska stå i förhållande till brukandets skala, intensitet och risk, samt till sällsynta och hotade arters bevarandestatus och ekologiska krav. Certifikatsinnehavaren ska beakta den geografiska spridningen och ekologiska krav hos sällsynta och hotade arter utanför skogsbruksenhetens gränser när beslut om åtgärder inom skogsbruksenheten ska fattas.</w:t>
+      </w:r>
+    </w:p>
+    <w:p>
+      <w:r>
+        <w:rPr>
+          <w:b/>
+        </w:rPr>
+        <w:t xml:space="preserve">6.4.1 </w:t>
+      </w:r>
+      <w:r>
+        <w:t>Följande biotoper undantas från alla skogsbruksåtgärder, förutom åtgärder påkallade för att bevara eller främja biotopens naturliga eller hävdbetingade biologiska mångfald:</w:t>
+      </w:r>
+    </w:p>
+    <w:p>
+      <w:pPr>
+        <w:ind w:left="357"/>
+      </w:pPr>
+      <w:r>
+        <w:t>b) nyckelbiotoper enligt Skogsstyrelsens definition och metod (1995)</w:t>
+      </w:r>
+    </w:p>
+    <w:p>
+      <w:pPr>
+        <w:pStyle w:val="ListBullet"/>
+      </w:pPr>
+      <w:r>
+        <w:rPr>
+          <w:b/>
+          <w:i/>
+        </w:rPr>
+        <w:t xml:space="preserve">Kommentar: </w:t>
       </w:r>
       <w:r>
         <w:rPr>
           <w:i/>
         </w:rPr>
-        <w:t xml:space="preserve">9740 Skogsbevuxen myr </w:t>
-      </w:r>
-      <w:r>
-        <w:t>(SLU Artdatabanken, 2026).</w:t>
+        <w:t>I det avverkningsanmälda skogsområdet har 21 rödlistade arter och signalarter påträffats. Detta ska jämföras med Skogsstyrelsens uppföljning 2017 av nyckelbiotoper som visade att man i genomsnitt hittar 20,6 olika rödlistade arter och signalarter i en nyckelbiotop (Wijk, S. 2017. Biologisk mångfald i nyckelbiotoper – Resultat från inventeringen “Uppföljning biologisk mångfald” 2009–2015. Rapport 4/2017 Skogsstyrelsen, Jönköping).</w:t>
       </w:r>
     </w:p>
     <w:p>
@@ -883,102 +1106,181 @@
         <w:rPr>
           <w:b/>
         </w:rPr>
-        <w:t>Plattlummer (§9)</w:t>
-      </w:r>
-      <w:r>
-        <w:t xml:space="preserve"> växer främst i ljusöppna sandtallskogar eller annan gles, torr och brandpräglad hedbarrskog. Den är mest frekvent i olika typer av naturskogar och kontinuitetsskogar och missgynnas markant av slutavverkning och maskinell markberedning. Söder ut i landet förekommer de närstående arterna cypresslummer (VU, §8) och mellanlummer (VU, §9), vilka båda omfattas av EU:s art- och habitatdirektiv. Plattlummer är typisk art för </w:t>
+        <w:t xml:space="preserve">6.4.3 </w:t>
+      </w:r>
+      <w:r>
+        <w:t>Bevarandeåtgärder genomförs för de kända förekomster av rödlistade arter som påverkas av skogsbruk.</w:t>
+      </w:r>
+    </w:p>
+    <w:p>
+      <w:pPr>
+        <w:pStyle w:val="ListBullet"/>
+      </w:pPr>
+      <w:r>
+        <w:rPr>
+          <w:b/>
+          <w:i/>
+        </w:rPr>
+        <w:t xml:space="preserve">Kommentar: </w:t>
       </w:r>
       <w:r>
         <w:rPr>
           <w:i/>
         </w:rPr>
-        <w:t xml:space="preserve">9010 Taiga </w:t>
-      </w:r>
-      <w:r>
-        <w:t>och</w:t>
+        <w:t>I det avverkningsanmälda skogsområdet har 24 naturvårdsarter varav 10 rödlistade arter sina livsmiljöer och växtplatser.</w:t>
+      </w:r>
+    </w:p>
+    <w:p>
+      <w:pPr>
+        <w:pStyle w:val="Heading2"/>
+      </w:pPr>
+      <w:r>
+        <w:t>Ur Chain of Custody Certification (FSC-STD-40-004 ver 3.0)</w:t>
+      </w:r>
+    </w:p>
+    <w:p>
+      <w:r>
+        <w:rPr>
+          <w:b/>
+        </w:rPr>
+        <w:t xml:space="preserve">1.3 </w:t>
+      </w:r>
+      <w:r>
+        <w:t xml:space="preserve">The organization shall commit to the FSC values as defined in FSC-POL-01-004 Policy for the Association of Organizations with FSC. </w:t>
+      </w:r>
+    </w:p>
+    <w:p>
+      <w:pPr>
+        <w:pStyle w:val="Heading2"/>
+      </w:pPr>
+      <w:r>
+        <w:t>Ur FSC:s policy för associerade organisationer (FSC-POL-01-004)</w:t>
+      </w:r>
+    </w:p>
+    <w:p>
+      <w:r>
+        <w:t xml:space="preserve">Som “Chain of Custody”-certifierad organisation är skogsbolaget bunden av de fastställda reglerna i Del 1 Punkt 1 c) i Policy för organisationer associerade med FSC (FSC-POL-01-004 V2-0 EN + SVE version 2012-03-02): </w:t>
+      </w:r>
+    </w:p>
+    <w:p>
+      <w:pPr>
+        <w:pStyle w:val="ListNumber"/>
+      </w:pPr>
+      <w:r>
+        <w:t>De organisationer FSC kan acceptera association med får inte direkt eller indirekt ha några kopplingar till nedanstående, oacceptabla aktiviteter:</w:t>
+      </w:r>
+    </w:p>
+    <w:p>
+      <w:pPr>
+        <w:ind w:left="357"/>
+      </w:pPr>
+      <w:r>
+        <w:t>a) Olaglig skogsavverkning och handel med olagligt avverkat virke eller skogsprodukter</w:t>
+      </w:r>
+    </w:p>
+    <w:p>
+      <w:pPr>
+        <w:ind w:left="357"/>
+      </w:pPr>
+      <w:r>
+        <w:t>...</w:t>
+      </w:r>
+    </w:p>
+    <w:p>
+      <w:pPr>
+        <w:ind w:left="357"/>
+      </w:pPr>
+      <w:r>
+        <w:t>c) Skogsbruk som förstör höga naturvärden</w:t>
+      </w:r>
+    </w:p>
+    <w:p>
+      <w:pPr>
+        <w:ind w:left="357"/>
+      </w:pPr>
+      <w:r>
+        <w:t>d) Betydande omvandling av skog till plantager eller annan, icke skoglig, markanvändning</w:t>
+      </w:r>
+    </w:p>
+    <w:p>
+      <w:pPr>
+        <w:pStyle w:val="ListBullet"/>
+      </w:pPr>
+      <w:r>
+        <w:rPr>
+          <w:b/>
+          <w:i/>
+        </w:rPr>
+        <w:t xml:space="preserve">Kommentar: </w:t>
       </w:r>
       <w:r>
         <w:rPr>
           <w:i/>
         </w:rPr>
-        <w:t xml:space="preserve"> 2320 Rissandhedar </w:t>
-      </w:r>
-      <w:r>
-        <w:t>(Nitare &amp; Skogsstyrelsen, 2019; SLU Artdatabanken, 2025).</w:t>
+        <w:t>Avverkning av skog med höga naturvärden samt skada på fridlysta arter strider både mot FSC Controlled Wood-standarden och FSC:s policy for associerade organisationer.</w:t>
       </w:r>
     </w:p>
     <w:p>
+      <w:pPr>
+        <w:pStyle w:val="Heading2"/>
+      </w:pPr>
+      <w:r>
+        <w:t>Ur FSC Controlled Wood (FSC-STD-40-005)</w:t>
+      </w:r>
+    </w:p>
+    <w:p>
+      <w:r>
+        <w:t>Virke som inte accepteras i FSC-märkta produkter (oacceptabelt ursprung) enligt FSC Controlled Wood (FSC-STD-40-005):</w:t>
+      </w:r>
+    </w:p>
+    <w:p>
+      <w:pPr>
+        <w:pStyle w:val="ListNumber"/>
+      </w:pPr>
+      <w:r>
+        <w:t>Illegalt avverkat virke.</w:t>
+      </w:r>
+    </w:p>
+    <w:p>
+      <w:pPr>
+        <w:pStyle w:val="ListNumber"/>
+      </w:pPr>
+      <w:r>
+        <w:t>...</w:t>
+      </w:r>
+    </w:p>
+    <w:p>
+      <w:pPr>
+        <w:pStyle w:val="ListNumber"/>
+      </w:pPr>
+      <w:r>
+        <w:t>Virke från avverkningar som hotar höga naturvärden.</w:t>
+      </w:r>
+    </w:p>
+    <w:p>
+      <w:pPr>
+        <w:pStyle w:val="ListNumber"/>
+      </w:pPr>
+      <w:r>
+        <w:t>Virke från skog som konverteras till plantager eller icke-skogligt bruk.</w:t>
+      </w:r>
+    </w:p>
+    <w:p>
+      <w:pPr>
+        <w:pStyle w:val="ListBullet"/>
+      </w:pPr>
       <w:r>
         <w:rPr>
           <w:b/>
+          <w:i/>
         </w:rPr>
-        <w:t>Sparvuggla (NT, §4)</w:t>
-      </w:r>
-      <w:r>
-        <w:t xml:space="preserve"> är fridlyst enligt 4§ artskyddsförordningen och omfattas av bilaga 1 EU:s fågeldirektiv. Den har minskat med 15 (5–25) % under de senaste 15 åren och minskningstakten för den svenska populationen bedöms vara nära gränsvärdet för Sårbar (VU).  Sparvugglan häckar i naturskog samt i klassisk bondeskog och förekommer främst i större skogsområden som domineras av barrblandskog med stort inslag av asp, björk och andra lövträd. Den behöver relativt stora skogsområden och saknas helt i mindre skogar och isolerade dungar. Reviren är i storleksordningen upp till 200 hektar. Sparvugglan missgynnas av överföring av variationsrika bondeskogar till ensartade produktionsskogar. Särskilt avverkning av lövträdsrika kantzoner och igenplantering av gamla inägor (SLU Artdatabanken, 2026; Skogsstyrelsen, 2016).</w:t>
-      </w:r>
-    </w:p>
-    <w:p>
-      <w:r>
-        <w:rPr>
-          <w:b/>
-        </w:rPr>
-        <w:t>Spillkråka (§4)</w:t>
-      </w:r>
-      <w:r>
-        <w:t xml:space="preserve"> omfattas av bilaga 1 i EU:s fågeldirektiv och är typisk art för </w:t>
+        <w:t xml:space="preserve">Kommentar: </w:t>
       </w:r>
       <w:r>
         <w:rPr>
           <w:i/>
         </w:rPr>
-        <w:t xml:space="preserve">9010 Taiga </w:t>
-      </w:r>
-      <w:r>
-        <w:t>och</w:t>
-      </w:r>
-      <w:r>
-        <w:rPr>
-          <w:i/>
-        </w:rPr>
-        <w:t xml:space="preserve"> 9740 Skogsbevuxen myr</w:t>
-      </w:r>
-      <w:r>
-        <w:t>. Den behöver grova träd, främst tall, asp och bok som boträd. Skogsbruk med korta omloppstider och täta, homogena ungskogar utgör det största hotet. Spillkråka är en nyckelart i skogliga miljöer vars övergivna bohål utnyttjas av flera andra hålhäckande fågelarter och fladdermöss, däribland pärluggla (EN, §4), knipa (§4), salskrake (§4) och skogsduva (§4). Hökuggla (VU, §4) och slaguggla (§4) häckar ofta i högstubbar som brutits av i höjd med ett gammalt spillkråkebo (SLU Artdatabanken, 2026; Skogsstyrelsen, 2016).</w:t>
-      </w:r>
-    </w:p>
-    <w:p>
-      <w:r>
-        <w:rPr>
-          <w:b/>
-        </w:rPr>
-        <w:t>Tretåig hackspett (NT, §4)</w:t>
-      </w:r>
-      <w:r>
-        <w:t xml:space="preserve"> är rödlistad som nära hotad och ingår i bilaga 1 i EU:s fågeldirektiv. Tretåig hackspett är för sin överlevnad beroende av kontinuerlig tillförsel av äldre döende och död ved, som sker genom naturliga självgallringsprocesser i äldre grannaturskogar och barrblandade naturskogar. Om en skog genom skogsbruk gallras eller glesas ur så upphör och uteblir i stort sett den naturliga självgallringsprocessen för mycket lång tid framöver vilket omöjliggör upprätthållandet av den kontinuerliga ekologiska funktionen i ett område. Det finns studier som visar att naturskogens självgallringsprocess som den tretåiga hackspetten är beroende av, inte kan ersättas med efterlämnad hänsyn i skogsbruket (Imbeau &amp; Desrochers, 2002). Storleken på häckningsreviret varierar med skogstypen, förekomsten av död ved och graden av fragmentering, men är i allmänhet i storleksordningen 25–100 hektar. Vintertid krävs ofta betydligt större områden och det finns studier som antyder att arten behöver minst 100 hektar äldre skog. I områden med låg bonitet kan det behövas över 200 hektar lämpligt habitat för att ett par ska kunna reproducera sig. Områden med dokumenterad permanent förekomst i naturskogsmiljöer har vanligen så stora naturvärden att skogsbruk är olämpligt. Tretåig hackspett är typisk art för </w:t>
-      </w:r>
-      <w:r>
-        <w:rPr>
-          <w:i/>
-        </w:rPr>
-        <w:t xml:space="preserve">9010 Taiga, 9740 Skogsbevuxen myr, 9030 Landhöjningsskog </w:t>
-      </w:r>
-      <w:r>
-        <w:t xml:space="preserve">och </w:t>
-      </w:r>
-      <w:r>
-        <w:rPr>
-          <w:i/>
-        </w:rPr>
-        <w:t>9040 Fjällbjörkskog</w:t>
-      </w:r>
-      <w:r>
-        <w:t xml:space="preserve"> (Skogsstyrelsen, 2016; SLU Artdatabanken, 2024).</w:t>
-      </w:r>
-    </w:p>
-    <w:p>
-      <w:r>
-        <w:t>I BILAGA 1 finns mer detaljerad information om ekologi samt krav på livsmiljö hos fridlysta arter.</w:t>
+        <w:t>Avverkning av skog med höga naturvärden samt skada på fridlysta arter strider både mot FSC Controlled Wood-standarden och FSC:s policy for associerade organisationer.</w:t>
       </w:r>
     </w:p>
     <w:p>
@@ -986,7 +1288,81 @@
         <w:pStyle w:val="Heading1"/>
       </w:pPr>
       <w:r>
-        <w:t>Certifiering</w:t>
+        <w:t>Ur PEFC-standarden gällande lagefterlevnad</w:t>
+      </w:r>
+    </w:p>
+    <w:p>
+      <w:r>
+        <w:t>PEFC-standarden förutsätter att tillämplig svensk lagstiftning följs. Det är utsedd tillsynsmyndighet som ansvarar för tillsyn av lagens efterlevnad. PEFC-standarden återger innehållet i vissa certifieringskritiska lag- och föreskriftskrav vilka ska ingå i granskning av PEFC-systemets efterlevnad.</w:t>
+      </w:r>
+    </w:p>
+    <w:p>
+      <w:pPr>
+        <w:pStyle w:val="ListBullet"/>
+      </w:pPr>
+      <w:r>
+        <w:rPr>
+          <w:b/>
+          <w:i/>
+        </w:rPr>
+        <w:t xml:space="preserve">Kommentar: </w:t>
+      </w:r>
+      <w:r>
+        <w:rPr>
+          <w:i/>
+        </w:rPr>
+        <w:t>I den avverkningsanmälda skogen har fridlysta arter sina livsmiljöer och växtplatser. Att skada de fridlysta arternas livsmiljöer, växtplatser eller ekologiska funktion är inte tillåtet enligt artskyddsförordningen</w:t>
+      </w:r>
+    </w:p>
+    <w:p>
+      <w:r>
+        <w:br w:type="page"/>
+      </w:r>
+    </w:p>
+    <w:p>
+      <w:pPr>
+        <w:pStyle w:val="Title"/>
+      </w:pPr>
+      <w:r>
+        <w:t>BILAGA 1 –</w:t>
+        <w:br/>
+        <w:t>Fridlysta och rödlistade arter</w:t>
+      </w:r>
+    </w:p>
+    <w:p>
+      <w:pPr>
+        <w:pStyle w:val="Heading1"/>
+      </w:pPr>
+      <w:r>
+        <w:t>Järpe – ekologi samt krav på livsmiljön</w:t>
+      </w:r>
+    </w:p>
+    <w:p>
+      <w:r>
+        <w:t>Järpe är fridlyst enligt 4§ artskyddsförordningen och upptagen i bilaga 1 och 2 EU:s fågeldirektiv. Den finns i sammanhängande grandominerad skog över hela Sverige men förekomsterna är betydligt glesare i Götaland än i övriga landet. Järpen har sina livsmiljöer i tät barrskog med inblandning av lövträd och en väl utvecklad flerskiktad struktur med bärris och yngre eller undertryckta, täta granar i ett lägre skikt, ofta utmed bäckar och åar inne i den skyddande granskogen (SLU Artdatabanken, 2026).</w:t>
+      </w:r>
+    </w:p>
+    <w:p>
+      <w:r>
+        <w:t xml:space="preserve">Arten behöver lämpliga skogsbestånd om sammanlagt minst 25 hektar. Den är mycket stationär inom sitt revir och när ett par etablerat sig stannar de så länge miljön är intakt. Den undviker öppen mark och förﬂyttar sig sällan över större öppna myrar eller åkermark, och är därför känslig för fragmentering. Järpen överlever inte om dess livsmiljö kalavverkas och är även känslig för röjning, gallring och avverkning där unga granar och lövträd inte sparas i tillräcklig omfattning.  Järpe är typisk art för </w:t>
+      </w:r>
+      <w:r>
+        <w:rPr>
+          <w:i/>
+        </w:rPr>
+        <w:t>9010 Taiga, 9740 Skogsbevuxen myr</w:t>
+      </w:r>
+      <w:r>
+        <w:t xml:space="preserve"> och </w:t>
+      </w:r>
+      <w:r>
+        <w:rPr>
+          <w:i/>
+        </w:rPr>
+        <w:t>9080 Lövsumpskog</w:t>
+      </w:r>
+      <w:r>
+        <w:t xml:space="preserve"> (SLU Artdatabanken, 2026).</w:t>
       </w:r>
     </w:p>
     <w:p>
@@ -994,137 +1370,84 @@
         <w:pStyle w:val="Heading2"/>
       </w:pPr>
       <w:r>
-        <w:t>Ur FSC-standarden</w:t>
+        <w:t>Referenser – järpe</w:t>
       </w:r>
     </w:p>
     <w:p>
       <w:r>
+        <w:t xml:space="preserve">SLU Artdatabanken, 2026. </w:t>
+      </w:r>
+      <w:r>
         <w:rPr>
-          <w:b/>
+          <w:i/>
         </w:rPr>
-        <w:t xml:space="preserve">PRINCIP 1: LAGEFTERLEVNAD: </w:t>
-      </w:r>
-      <w:r>
-        <w:t>Certifikatsinnehavaren ska följa alla tillämpliga lagar, förordningar och nationellt ratificerade internationella avtal, konventioner och överenskommelser.</w:t>
-      </w:r>
-    </w:p>
-    <w:p>
-      <w:r>
-        <w:rPr>
-          <w:b/>
-        </w:rPr>
-        <w:t xml:space="preserve">1.3.1 </w:t>
-      </w:r>
-      <w:r>
-        <w:t>Tillämpliga lagar och föreskrifter för brukandet av skogen följs.</w:t>
+        <w:t xml:space="preserve">Artfaktablad. Naturvård – artfakta. </w:t>
+      </w:r>
+      <w:r>
+        <w:t>SLU Artdatabanken, Uppsala</w:t>
       </w:r>
     </w:p>
     <w:p>
       <w:pPr>
-        <w:pStyle w:val="ListBullet"/>
+        <w:pStyle w:val="Heading1"/>
       </w:pPr>
       <w:r>
-        <w:rPr>
-          <w:b/>
-          <w:i/>
-        </w:rPr>
-        <w:t xml:space="preserve">Kommentar: </w:t>
-      </w:r>
-      <w:r>
-        <w:t>I den avverkningsanmälda skogen har fridlysta arter sina livsmiljöer och växtplatser. Att skada de fridlysta arternas livsmiljöer, växtplatser eller ekologiska funktion är inte tillåtet enligt artskyddsförordningen.</w:t>
+        <w:t>Lunglav – ekologi samt krav på livsmiljön</w:t>
+      </w:r>
+    </w:p>
+    <w:p>
+      <w:r>
+        <w:t xml:space="preserve">Lunglav (NT) är en av vårt lands främsta signalarter som överallt indikerar gamla lövträd, skogsbestånd med höga naturvärden och ekosystem med lång skoglig kontinuitet. Lokalt kan förekomsten vara mycket riklig men den hittas nästan enbart i gamla och ej slutavverkade skogar. Artens samtliga förekomster bör uppmärksammas från naturvårdssynpunkt, då många lokaler även hyser andra ovanliga och rödlistade arter, däribland de sällsynta lavparasiterna lunglavshårprick (CR), </w:t>
       </w:r>
       <w:r>
         <w:rPr>
           <w:i/>
         </w:rPr>
-        <w:t xml:space="preserve"> EU:s medlemsländer och skogsbolag är skyldiga att agera i enlighet med EU:s fågeldirektiv där det uttryckligen står att direktivet gäller för fåglar samt för deras ägg, bon och </w:t>
-      </w:r>
-      <w:r>
-        <w:rPr>
-          <w:b/>
-          <w:i/>
-        </w:rPr>
-        <w:t xml:space="preserve">livsmiljöer </w:t>
-      </w:r>
-      <w:r>
-        <w:t>(artikel 1). Vidare att de åtgärder som vidtas inte får leda till en försämring av den nuvarande situationen beträffande bevarandet av de fågelarter som avses i artikel 1 (artikel 13).</w:t>
-      </w:r>
-    </w:p>
-    <w:p>
-      <w:r>
-        <w:rPr>
-          <w:b/>
-        </w:rPr>
-        <w:t xml:space="preserve">6.4 </w:t>
-      </w:r>
-      <w:r>
-        <w:t>Certifikatsinnehavaren ska skydda sällsynta arter och hotade arter samt deras livsmiljöer inom skogsbruksenheten. Det ska ske genom avsättningar, andra skyddade områden och genom att skapa konnektivitet och/eller genom andra direkta åtgärder som gynnar dessa arters överlevnad och livskraft. Åtgärderna ska stå i förhållande till brukandets skala, intensitet och risk, samt till sällsynta och hotade arters bevarandestatus och ekologiska krav. Certifikatsinnehavaren ska beakta den geografiska spridningen och ekologiska krav hos sällsynta och hotade arter utanför skogsbruksenhetens gränser när beslut om åtgärder inom skogsbruksenheten ska fattas.</w:t>
-      </w:r>
-    </w:p>
-    <w:p>
-      <w:r>
-        <w:rPr>
-          <w:b/>
-        </w:rPr>
-        <w:t xml:space="preserve">6.4.1 </w:t>
-      </w:r>
-      <w:r>
-        <w:t>Följande biotoper undantas från alla skogsbruksåtgärder, förutom åtgärder påkallade för att bevara eller främja biotopens naturliga eller hävdbetingade biologiska mångfald:</w:t>
-      </w:r>
-    </w:p>
-    <w:p>
-      <w:pPr>
-        <w:ind w:left="357"/>
-      </w:pPr>
-      <w:r>
-        <w:t>b) nyckelbiotoper enligt Skogsstyrelsens definition och metod (1995)</w:t>
-      </w:r>
-    </w:p>
-    <w:p>
-      <w:pPr>
-        <w:pStyle w:val="ListBullet"/>
-      </w:pPr>
-      <w:r>
-        <w:rPr>
-          <w:b/>
-          <w:i/>
-        </w:rPr>
-        <w:t xml:space="preserve">Kommentar: </w:t>
+        <w:t>Abrothallus diederichii</w:t>
+      </w:r>
+      <w:r>
+        <w:t xml:space="preserve"> (VU), </w:t>
       </w:r>
       <w:r>
         <w:rPr>
           <w:i/>
         </w:rPr>
-        <w:t>I det avverkningsanmälda skogsområdet har 23 rödlistade arter och signalarter påträffats. Detta ska jämföras med Skogsstyrelsens uppföljning 2017 av nyckelbiotoper som visade att man i genomsnitt hittar 20,6 olika rödlistade arter och signalarter i en nyckelbiotop (Wijk, S. 2017. Biologisk mångfald i nyckelbiotoper – Resultat från inventeringen “Uppföljning biologisk mångfald” 2009–2015. Rapport 4/2017 Skogsstyrelsen, Jönköping).</w:t>
-      </w:r>
-    </w:p>
-    <w:p>
-      <w:r>
-        <w:rPr>
-          <w:b/>
-        </w:rPr>
-        <w:t xml:space="preserve">6.4.3 </w:t>
-      </w:r>
-      <w:r>
-        <w:t>Bevarandeåtgärder genomförs för de kända förekomster av rödlistade arter som påverkas av skogsbruk.</w:t>
-      </w:r>
-    </w:p>
-    <w:p>
-      <w:pPr>
-        <w:pStyle w:val="ListBullet"/>
-      </w:pPr>
-      <w:r>
-        <w:rPr>
-          <w:b/>
-          <w:i/>
-        </w:rPr>
-        <w:t xml:space="preserve">Kommentar: </w:t>
+        <w:t>Abrothallus lobariae</w:t>
+      </w:r>
+      <w:r>
+        <w:t xml:space="preserve"> (VU), </w:t>
       </w:r>
       <w:r>
         <w:rPr>
           <w:i/>
         </w:rPr>
-        <w:t>I det avverkningsanmälda skogsområdet har 24 naturvårdsarter varav 12 rödlistade arter sina livsmiljöer och växtplatser.</w:t>
+        <w:t>Calycina lobariae</w:t>
+      </w:r>
+      <w:r>
+        <w:t xml:space="preserve"> (VU), lunglavsknapp (VU) och skrovelmössing (VU), som växer på lunglav. Rikliga förekomster med lunglav bör skyddas med biotopskydd, frivilliga avsättningar eller reservat (SLU Artdatabanken, 2026; Nitare &amp; Skogsstyrelsen, 2019).</w:t>
+      </w:r>
+    </w:p>
+    <w:p>
+      <w:r>
+        <w:t xml:space="preserve">Lunglav är typisk art för </w:t>
+      </w:r>
+      <w:r>
+        <w:rPr>
+          <w:i/>
+        </w:rPr>
+        <w:t>9010 Taiga, 9020 Nordlig ädellövskog, 9110 Näringsfattig bokskog, 9130 Näringsrik bokskog, 9160 Näringsrik ekskog, 9180 Ädellövskog i branter, 9190 Näringsfattig ekskog, 9070 Trädklädd betesmark, 9040 Fjällbjörkskog</w:t>
+      </w:r>
+      <w:r>
+        <w:t xml:space="preserve"> och</w:t>
+      </w:r>
+      <w:r>
+        <w:rPr>
+          <w:i/>
+        </w:rPr>
+        <w:t xml:space="preserve"> 6530 Lövängar</w:t>
+      </w:r>
+      <w:r>
+        <w:t xml:space="preserve"> (SLU Artdatabanken, 2026).</w:t>
       </w:r>
     </w:p>
     <w:p>
@@ -1132,18 +1455,53 @@
         <w:pStyle w:val="Heading2"/>
       </w:pPr>
       <w:r>
-        <w:t>Ur Chain of Custody Certification (FSC-STD-40-004 ver 3.0)</w:t>
+        <w:t>Referenser – lunglav</w:t>
       </w:r>
     </w:p>
     <w:p>
       <w:r>
+        <w:t xml:space="preserve">Nitare, J. och Skogsstyrelsen, 2019. </w:t>
+      </w:r>
+      <w:r>
         <w:rPr>
-          <w:b/>
+          <w:i/>
         </w:rPr>
-        <w:t xml:space="preserve">1.3 </w:t>
-      </w:r>
-      <w:r>
-        <w:t xml:space="preserve">The organization shall commit to the FSC values as defined in FSC-POL-01-004 Policy for the Association of Organizations with FSC. </w:t>
+        <w:t xml:space="preserve">Skyddsvärd skog – Naturvårdsarter och andra kriterier för naturvärdesbedömning. </w:t>
+      </w:r>
+      <w:r>
+        <w:t>Skogsstyrelsen.</w:t>
+      </w:r>
+    </w:p>
+    <w:p>
+      <w:r>
+        <w:t xml:space="preserve">SLU Artdatabanken, 2026. </w:t>
+      </w:r>
+      <w:r>
+        <w:rPr>
+          <w:i/>
+        </w:rPr>
+        <w:t xml:space="preserve">Artfaktablad. Naturvård – artfakta. </w:t>
+      </w:r>
+      <w:r>
+        <w:t>SLU Artdatabanken, Uppsala.</w:t>
+      </w:r>
+    </w:p>
+    <w:p>
+      <w:pPr>
+        <w:pStyle w:val="Heading1"/>
+      </w:pPr>
+      <w:r>
+        <w:t>Sparvuggla – ekologi samt krav på livsmiljön</w:t>
+      </w:r>
+    </w:p>
+    <w:p>
+      <w:r>
+        <w:t>Sparvuggla (NT, §4) är fridlyst enligt 4§ artskyddsförordningen och omfattas av bilaga 1 EU:s fågeldirektiv. Den har minskat med 15 (5–25) % under de senaste 15 åren och minskningstakten för den svenska populationen bedöms vara nära gränsvärdet för Sårbar (VU) (SLU Artdatabanken 2026).</w:t>
+      </w:r>
+    </w:p>
+    <w:p>
+      <w:r>
+        <w:t>Sparvugglan häckar i naturskog samt i klassisk bondeskog och förekommer främst i större skogsområden som domineras av barrblandskog med stort inslag av asp, björk och andra lövträd. Den behöver relativt stora skogsområden och saknas helt i mindre skogar och isolerade dungar. Reviren är i storleksordningen upp till 200 hektar. Sparvugglan missgynnas av överföring av variationsrika bondeskogar till ensartade produktionsskogar – särskilt avverkning av lövträdsrika kantzoner och igenplantering av gamla inägor (Skogsstyrelsen, 2016).</w:t>
       </w:r>
     </w:p>
     <w:p>
@@ -1151,70 +1509,68 @@
         <w:pStyle w:val="Heading2"/>
       </w:pPr>
       <w:r>
-        <w:t>Ur FSC:s policy för associerade organisationer (FSC-POL-01-004)</w:t>
+        <w:t>Referenser – sparvuggla</w:t>
       </w:r>
     </w:p>
     <w:p>
       <w:r>
-        <w:t xml:space="preserve">Som “Chain of Custody”-certifierad organisation är skogsbolaget bunden av de fastställda reglerna i Del 1 Punkt 1 c) i Policy för organisationer associerade med FSC (FSC-POL-01-004 V2-0 EN + SVE version 2012-03-02): </w:t>
+        <w:t xml:space="preserve">Skogsstyrelsen, 2016. </w:t>
+      </w:r>
+      <w:r>
+        <w:rPr>
+          <w:i/>
+        </w:rPr>
+        <w:t>Vägledning för hänsyn till sparvuggla.</w:t>
+      </w:r>
+    </w:p>
+    <w:p>
+      <w:r>
+        <w:t xml:space="preserve">SLU Artdatabanken, 2026. </w:t>
+      </w:r>
+      <w:r>
+        <w:rPr>
+          <w:i/>
+        </w:rPr>
+        <w:t xml:space="preserve">Artfaktablad. Naturvård – artfakta. </w:t>
+      </w:r>
+      <w:r>
+        <w:t>SLU Artdatabanken, Uppsala.</w:t>
       </w:r>
     </w:p>
     <w:p>
       <w:pPr>
-        <w:pStyle w:val="ListNumber"/>
+        <w:pStyle w:val="Heading1"/>
       </w:pPr>
       <w:r>
-        <w:t>De organisationer FSC kan acceptera association med får inte direkt eller indirekt ha några kopplingar till nedanstående, oacceptabla aktiviteter:</w:t>
+        <w:t>Spillkråka – ekologi samt krav på livsmiljön</w:t>
       </w:r>
     </w:p>
     <w:p>
-      <w:pPr>
-        <w:ind w:left="357"/>
-      </w:pPr>
-      <w:r>
-        <w:t>a) Olaglig skogsavverkning och handel med olagligt avverkat virke eller skogsprodukter</w:t>
-      </w:r>
-    </w:p>
-    <w:p>
-      <w:pPr>
-        <w:ind w:left="357"/>
-      </w:pPr>
-      <w:r>
-        <w:t>...</w:t>
-      </w:r>
-    </w:p>
-    <w:p>
-      <w:pPr>
-        <w:ind w:left="357"/>
-      </w:pPr>
-      <w:r>
-        <w:t>c) Skogsbruk som förstör höga naturvärden</w:t>
-      </w:r>
-    </w:p>
-    <w:p>
-      <w:pPr>
-        <w:ind w:left="357"/>
-      </w:pPr>
-      <w:r>
-        <w:t>d) Betydande omvandling av skog till plantager eller annan, icke skoglig, markanvändning</w:t>
-      </w:r>
-    </w:p>
-    <w:p>
-      <w:pPr>
-        <w:pStyle w:val="ListBullet"/>
-      </w:pPr>
-      <w:r>
-        <w:rPr>
-          <w:b/>
-          <w:i/>
-        </w:rPr>
-        <w:t xml:space="preserve">Kommentar: </w:t>
+      <w:r>
+        <w:t xml:space="preserve">Spillkråka (§4) ingår i bilaga 1 EU:s fågeldirektiv och är typisk art för </w:t>
       </w:r>
       <w:r>
         <w:rPr>
           <w:i/>
         </w:rPr>
-        <w:t>Avverkning av skog med höga naturvärden samt skada på fridlysta arter strider både mot FSC Controlled Wood-standarden och FSC:s policy for associerade organisationer.</w:t>
+        <w:t xml:space="preserve">9010 Taiga </w:t>
+      </w:r>
+      <w:r>
+        <w:t>och</w:t>
+      </w:r>
+      <w:r>
+        <w:rPr>
+          <w:i/>
+        </w:rPr>
+        <w:t xml:space="preserve"> 9740 Skogsbevuxen myr</w:t>
+      </w:r>
+      <w:r>
+        <w:t>. Den lever i både barr- och blandskog liksom i ren lövskog. De tätaste populationerna tenderar att finnas i äldre, variationsrik blandskog med gott om död ved och gamla träd. Varje par utnyttjar 400–1000 hektar skog beroende på skogens kvalitet. Skogsbruk med korta omloppstider och täta, homogena ungskogar utgör det största hotet (SLU Artdatabanken, 2026).</w:t>
+      </w:r>
+    </w:p>
+    <w:p>
+      <w:r>
+        <w:t>Spillkråka är en nyckelart i skogliga miljöer vars övergivna bohål utnyttjas av flera andra hålhäckande fågelarter och fladdermöss, däribland pärluggla (EN, §4), knipa (§4), salskrake (§4) och skogsduva (§4). Hökuggla (VU, §4) och slaguggla (§4) häckar ofta i högstubbar som brutits av i höjd med ett gammalt spillkråkebo (Skogsstyrelsen, 2016).</w:t>
       </w:r>
     </w:p>
     <w:p>
@@ -1222,62 +1578,35 @@
         <w:pStyle w:val="Heading2"/>
       </w:pPr>
       <w:r>
-        <w:t>Ur FSC Controlled Wood (FSC-STD-40-005)</w:t>
+        <w:t>Referenser – spillkråka</w:t>
       </w:r>
     </w:p>
     <w:p>
       <w:r>
-        <w:t>Virke som inte accepteras i FSC-märkta produkter (oacceptabelt ursprung) enligt FSC Controlled Wood (FSC-STD-40-005):</w:t>
-      </w:r>
-    </w:p>
-    <w:p>
-      <w:pPr>
-        <w:pStyle w:val="ListNumber"/>
-      </w:pPr>
-      <w:r>
-        <w:t>Illegalt avverkat virke.</w:t>
-      </w:r>
-    </w:p>
-    <w:p>
-      <w:pPr>
-        <w:pStyle w:val="ListNumber"/>
-      </w:pPr>
-      <w:r>
-        <w:t>...</w:t>
-      </w:r>
-    </w:p>
-    <w:p>
-      <w:pPr>
-        <w:pStyle w:val="ListNumber"/>
-      </w:pPr>
-      <w:r>
-        <w:t>Virke från avverkningar som hotar höga naturvärden.</w:t>
-      </w:r>
-    </w:p>
-    <w:p>
-      <w:pPr>
-        <w:pStyle w:val="ListNumber"/>
-      </w:pPr>
-      <w:r>
-        <w:t>Virke från skog som konverteras till plantager eller icke-skogligt bruk.</w:t>
-      </w:r>
-    </w:p>
-    <w:p>
-      <w:pPr>
-        <w:pStyle w:val="ListBullet"/>
-      </w:pPr>
-      <w:r>
-        <w:rPr>
-          <w:b/>
-          <w:i/>
-        </w:rPr>
-        <w:t xml:space="preserve">Kommentar: </w:t>
+        <w:t xml:space="preserve">Skogsstyrelsen, 2016. </w:t>
       </w:r>
       <w:r>
         <w:rPr>
           <w:i/>
         </w:rPr>
-        <w:t>Avverkning av skog med höga naturvärden samt skada på fridlysta arter strider både mot FSC Controlled Wood-standarden och FSC:s policy for associerade organisationer.</w:t>
+        <w:t xml:space="preserve">Vägledning för hänsyn till spillkråka. </w:t>
+      </w:r>
+      <w:r>
+        <w:t>Vägledningar och kunskapsstöd artskydd – Skogsstyrelsen.</w:t>
+      </w:r>
+    </w:p>
+    <w:p>
+      <w:r>
+        <w:t xml:space="preserve">SLU Artdatabanken, 2026. </w:t>
+      </w:r>
+      <w:r>
+        <w:rPr>
+          <w:i/>
+        </w:rPr>
+        <w:t xml:space="preserve">Artfaktablad. Naturvård – artfakta. </w:t>
+      </w:r>
+      <w:r>
+        <w:t>SLU Artdatabanken, Uppsala.</w:t>
       </w:r>
     </w:p>
     <w:p>
@@ -1285,81 +1614,35 @@
         <w:pStyle w:val="Heading1"/>
       </w:pPr>
       <w:r>
-        <w:t>Ur PEFC-standarden gällande lagefterlevnad</w:t>
+        <w:t>Tjäder – ekologi samt krav på livsmiljön</w:t>
       </w:r>
     </w:p>
     <w:p>
       <w:r>
-        <w:t>PEFC-standarden förutsätter att tillämplig svensk lagstiftning följs. Det är utsedd tillsynsmyndighet som ansvarar för tillsyn av lagens efterlevnad. PEFC-standarden återger innehållet i vissa certifieringskritiska lag- och föreskriftskrav vilka ska ingå i granskning av PEFC-systemets efterlevnad.</w:t>
-      </w:r>
-    </w:p>
-    <w:p>
-      <w:pPr>
-        <w:pStyle w:val="ListBullet"/>
-      </w:pPr>
-      <w:r>
-        <w:rPr>
-          <w:b/>
-          <w:i/>
-        </w:rPr>
-        <w:t xml:space="preserve">Kommentar: </w:t>
+        <w:t xml:space="preserve">Tjäder (§4) omfattas av bilaga 1 och 2 EU:s fågeldirektiv och är typisk art för </w:t>
       </w:r>
       <w:r>
         <w:rPr>
           <w:i/>
         </w:rPr>
-        <w:t>I den avverkningsanmälda skogen har fridlysta arter sina livsmiljöer och växtplatser. Att skada de fridlysta arternas livsmiljöer, växtplatser eller ekologiska funktion är inte tillåtet enligt artskyddsförordningen</w:t>
-      </w:r>
-    </w:p>
-    <w:p>
-      <w:r>
-        <w:br w:type="page"/>
-      </w:r>
-    </w:p>
-    <w:p>
-      <w:pPr>
-        <w:pStyle w:val="Title"/>
-      </w:pPr>
-      <w:r>
-        <w:t>BILAGA 1 –</w:t>
-        <w:br/>
-        <w:t>Fridlysta och rödlistade arter</w:t>
-      </w:r>
-    </w:p>
-    <w:p>
-      <w:pPr>
-        <w:pStyle w:val="Heading1"/>
-      </w:pPr>
-      <w:r>
-        <w:t>Järpe – ekologi samt krav på livsmiljön</w:t>
-      </w:r>
-    </w:p>
-    <w:p>
-      <w:r>
-        <w:t>Järpe är fridlyst enligt 4§ artskyddsförordningen och upptagen i bilaga 1 och 2 EU:s fågeldirektiv. Den finns i sammanhängande grandominerad skog över hela Sverige men förekomsterna är betydligt glesare i Götaland än i övriga landet. Järpen har sina livsmiljöer i tät barrskog med inblandning av lövträd och en väl utvecklad flerskiktad struktur med bärris och yngre eller undertryckta, täta granar i ett lägre skikt, ofta utmed bäckar och åar inne i den skyddande granskogen (SLU Artdatabanken, 2026).</w:t>
-      </w:r>
-    </w:p>
-    <w:p>
-      <w:r>
-        <w:t xml:space="preserve">Arten behöver lämpliga skogsbestånd om sammanlagt minst 25 hektar. Den är mycket stationär inom sitt revir och när ett par etablerat sig stannar de så länge miljön är intakt. Den undviker öppen mark och förﬂyttar sig sällan över större öppna myrar eller åkermark, och är därför känslig för fragmentering. Järpen överlever inte om dess livsmiljö kalavverkas och är även känslig för röjning, gallring och avverkning där unga granar och lövträd inte sparas i tillräcklig omfattning.  Järpe är typisk art för </w:t>
+        <w:t xml:space="preserve">9010 Taiga </w:t>
+      </w:r>
+      <w:r>
+        <w:t xml:space="preserve">och </w:t>
       </w:r>
       <w:r>
         <w:rPr>
           <w:i/>
         </w:rPr>
-        <w:t>9010 Taiga, 9740 Skogsbevuxen myr</w:t>
-      </w:r>
-      <w:r>
-        <w:t xml:space="preserve"> och </w:t>
-      </w:r>
-      <w:r>
-        <w:rPr>
-          <w:i/>
-        </w:rPr>
-        <w:t>9080 Lövsumpskog</w:t>
-      </w:r>
-      <w:r>
-        <w:t xml:space="preserve"> (SLU Artdatabanken, 2026).</w:t>
+        <w:t>9740 Skogsbevuxen myr</w:t>
+      </w:r>
+      <w:r>
+        <w:t>. Tjädern är en utpräglad skogsfågel knuten till större sammanhängande barrskogsområden. Tupparna och hönorna utnyttjar till viss del olika miljöer, och habitatvalet varierar dessutom mellan olika delar av året. För att det ska finnas livskraftiga tjäderbestånd krävs funktionella skogslandskap med en blandning av uppvuxen, gles och luckig skog, täta sumpskogar, myrar och andra små våtmarker (Skogsstyrelsen, 2019; SLU Artdatabanken 2024).</w:t>
+      </w:r>
+    </w:p>
+    <w:p>
+      <w:r>
+        <w:t>Arten försvinner när skogen fragmenteras och den sammanlagda arealen hyggen och andra öppna områden blir för stor. Ett småskaligt och försiktigt virkesuttag genom hyggesfria metoder kan i vissa fall vara möjligt i området inom 200 m från lekcentrum. Längre ut från lekcentrum, inom 200–500 m bör den avverkade ytan inte överskrida 1 hektar för att undvika alltför stora och snabba förändringar (Skogsstyrelsen, 2019).</w:t>
       </w:r>
     </w:p>
     <w:p>
@@ -1367,12 +1650,23 @@
         <w:pStyle w:val="Heading2"/>
       </w:pPr>
       <w:r>
-        <w:t>Referenser – järpe</w:t>
+        <w:t>Referenser – tjäder</w:t>
       </w:r>
     </w:p>
     <w:p>
       <w:r>
-        <w:t xml:space="preserve">SLU Artdatabanken, 2026. </w:t>
+        <w:t xml:space="preserve">Skogsstyrelsen, 2019. </w:t>
+      </w:r>
+      <w:r>
+        <w:rPr>
+          <w:i/>
+        </w:rPr>
+        <w:t>Vägledning för hänsyn till fåglar – tjäder.</w:t>
+      </w:r>
+    </w:p>
+    <w:p>
+      <w:r>
+        <w:t xml:space="preserve">SLU Artdatabanken, 2024. </w:t>
       </w:r>
       <w:r>
         <w:rPr>
@@ -1382,228 +1676,6 @@
       </w:r>
       <w:r>
         <w:t>SLU Artdatabanken, Uppsala</w:t>
-      </w:r>
-    </w:p>
-    <w:p>
-      <w:pPr>
-        <w:pStyle w:val="Heading1"/>
-      </w:pPr>
-      <w:r>
-        <w:t>Lunglav – ekologi samt krav på livsmiljön</w:t>
-      </w:r>
-    </w:p>
-    <w:p>
-      <w:r>
-        <w:t xml:space="preserve">Lunglav (NT) är en av vårt lands främsta signalarter som överallt indikerar gamla lövträd, skogsbestånd med höga naturvärden och ekosystem med lång skoglig kontinuitet. Lokalt kan förekomsten vara mycket riklig men den hittas nästan enbart i gamla och ej slutavverkade skogar. Artens samtliga förekomster bör uppmärksammas från naturvårdssynpunkt, då många lokaler även hyser andra ovanliga och rödlistade arter, däribland de sällsynta lavparasiterna lunglavshårprick (CR), </w:t>
-      </w:r>
-      <w:r>
-        <w:rPr>
-          <w:i/>
-        </w:rPr>
-        <w:t>Abrothallus diederichii</w:t>
-      </w:r>
-      <w:r>
-        <w:t xml:space="preserve"> (VU), </w:t>
-      </w:r>
-      <w:r>
-        <w:rPr>
-          <w:i/>
-        </w:rPr>
-        <w:t>Abrothallus lobariae</w:t>
-      </w:r>
-      <w:r>
-        <w:t xml:space="preserve"> (VU), </w:t>
-      </w:r>
-      <w:r>
-        <w:rPr>
-          <w:i/>
-        </w:rPr>
-        <w:t>Calycina lobariae</w:t>
-      </w:r>
-      <w:r>
-        <w:t xml:space="preserve"> (VU), lunglavsknapp (VU) och skrovelmössing (VU), som växer på lunglav. Rikliga förekomster med lunglav bör skyddas med biotopskydd, frivilliga avsättningar eller reservat (SLU Artdatabanken, 2026; Nitare &amp; Skogsstyrelsen, 2019).</w:t>
-      </w:r>
-    </w:p>
-    <w:p>
-      <w:r>
-        <w:t xml:space="preserve">Lunglav är typisk art för </w:t>
-      </w:r>
-      <w:r>
-        <w:rPr>
-          <w:i/>
-        </w:rPr>
-        <w:t>9010 Taiga, 9020 Nordlig ädellövskog, 9110 Näringsfattig bokskog, 9130 Näringsrik bokskog, 9160 Näringsrik ekskog, 9180 Ädellövskog i branter, 9190 Näringsfattig ekskog, 9070 Trädklädd betesmark, 9040 Fjällbjörkskog</w:t>
-      </w:r>
-      <w:r>
-        <w:t xml:space="preserve"> och</w:t>
-      </w:r>
-      <w:r>
-        <w:rPr>
-          <w:i/>
-        </w:rPr>
-        <w:t xml:space="preserve"> 6530 Lövängar</w:t>
-      </w:r>
-      <w:r>
-        <w:t xml:space="preserve"> (SLU Artdatabanken, 2026).</w:t>
-      </w:r>
-    </w:p>
-    <w:p>
-      <w:pPr>
-        <w:pStyle w:val="Heading2"/>
-      </w:pPr>
-      <w:r>
-        <w:t>Referenser – lunglav</w:t>
-      </w:r>
-    </w:p>
-    <w:p>
-      <w:r>
-        <w:t xml:space="preserve">Nitare, J. och Skogsstyrelsen, 2019. </w:t>
-      </w:r>
-      <w:r>
-        <w:rPr>
-          <w:i/>
-        </w:rPr>
-        <w:t xml:space="preserve">Skyddsvärd skog – Naturvårdsarter och andra kriterier för naturvärdesbedömning. </w:t>
-      </w:r>
-      <w:r>
-        <w:t>Skogsstyrelsen.</w:t>
-      </w:r>
-    </w:p>
-    <w:p>
-      <w:r>
-        <w:t xml:space="preserve">SLU Artdatabanken, 2026. </w:t>
-      </w:r>
-      <w:r>
-        <w:rPr>
-          <w:i/>
-        </w:rPr>
-        <w:t xml:space="preserve">Artfaktablad. Naturvård – artfakta. </w:t>
-      </w:r>
-      <w:r>
-        <w:t>SLU Artdatabanken, Uppsala.</w:t>
-      </w:r>
-    </w:p>
-    <w:p>
-      <w:pPr>
-        <w:pStyle w:val="Heading1"/>
-      </w:pPr>
-      <w:r>
-        <w:t>Sparvuggla – ekologi samt krav på livsmiljön</w:t>
-      </w:r>
-    </w:p>
-    <w:p>
-      <w:r>
-        <w:t>Sparvuggla (NT, §4) är fridlyst enligt 4§ artskyddsförordningen och omfattas av bilaga 1 EU:s fågeldirektiv. Den har minskat med 15 (5–25) % under de senaste 15 åren och minskningstakten för den svenska populationen bedöms vara nära gränsvärdet för Sårbar (VU) (SLU Artdatabanken 2026).</w:t>
-      </w:r>
-    </w:p>
-    <w:p>
-      <w:r>
-        <w:t>Sparvugglan häckar i naturskog samt i klassisk bondeskog och förekommer främst i större skogsområden som domineras av barrblandskog med stort inslag av asp, björk och andra lövträd. Den behöver relativt stora skogsområden och saknas helt i mindre skogar och isolerade dungar. Reviren är i storleksordningen upp till 200 hektar. Sparvugglan missgynnas av överföring av variationsrika bondeskogar till ensartade produktionsskogar – särskilt avverkning av lövträdsrika kantzoner och igenplantering av gamla inägor (Skogsstyrelsen, 2016).</w:t>
-      </w:r>
-    </w:p>
-    <w:p>
-      <w:pPr>
-        <w:pStyle w:val="Heading2"/>
-      </w:pPr>
-      <w:r>
-        <w:t>Referenser – sparvuggla</w:t>
-      </w:r>
-    </w:p>
-    <w:p>
-      <w:r>
-        <w:t xml:space="preserve">Skogsstyrelsen, 2016. </w:t>
-      </w:r>
-      <w:r>
-        <w:rPr>
-          <w:i/>
-        </w:rPr>
-        <w:t>Vägledning för hänsyn till sparvuggla.</w:t>
-      </w:r>
-    </w:p>
-    <w:p>
-      <w:r>
-        <w:t xml:space="preserve">SLU Artdatabanken, 2026. </w:t>
-      </w:r>
-      <w:r>
-        <w:rPr>
-          <w:i/>
-        </w:rPr>
-        <w:t xml:space="preserve">Artfaktablad. Naturvård – artfakta. </w:t>
-      </w:r>
-      <w:r>
-        <w:t>SLU Artdatabanken, Uppsala.</w:t>
-      </w:r>
-    </w:p>
-    <w:p>
-      <w:pPr>
-        <w:pStyle w:val="Heading1"/>
-      </w:pPr>
-      <w:r>
-        <w:t>Spillkråka – ekologi samt krav på livsmiljön</w:t>
-      </w:r>
-    </w:p>
-    <w:p>
-      <w:r>
-        <w:t xml:space="preserve">Spillkråka (§4) ingår i bilaga 1 EU:s fågeldirektiv och är typisk art för </w:t>
-      </w:r>
-      <w:r>
-        <w:rPr>
-          <w:i/>
-        </w:rPr>
-        <w:t xml:space="preserve">9010 Taiga </w:t>
-      </w:r>
-      <w:r>
-        <w:t>och</w:t>
-      </w:r>
-      <w:r>
-        <w:rPr>
-          <w:i/>
-        </w:rPr>
-        <w:t xml:space="preserve"> 9740 Skogsbevuxen myr</w:t>
-      </w:r>
-      <w:r>
-        <w:t>. Den lever i både barr- och blandskog liksom i ren lövskog. De tätaste populationerna tenderar att finnas i äldre, variationsrik blandskog med gott om död ved och gamla träd. Varje par utnyttjar 400–1000 hektar skog beroende på skogens kvalitet. Skogsbruk med korta omloppstider och täta, homogena ungskogar utgör det största hotet (SLU Artdatabanken, 2026).</w:t>
-      </w:r>
-    </w:p>
-    <w:p>
-      <w:r>
-        <w:t>Spillkråka är en nyckelart i skogliga miljöer vars övergivna bohål utnyttjas av flera andra hålhäckande fågelarter och fladdermöss, däribland pärluggla (EN, §4), knipa (§4), salskrake (§4) och skogsduva (§4). Hökuggla (VU, §4) och slaguggla (§4) häckar ofta i högstubbar som brutits av i höjd med ett gammalt spillkråkebo (Skogsstyrelsen, 2016).</w:t>
-      </w:r>
-    </w:p>
-    <w:p>
-      <w:pPr>
-        <w:pStyle w:val="Heading2"/>
-      </w:pPr>
-      <w:r>
-        <w:t>Referenser – spillkråka</w:t>
-      </w:r>
-    </w:p>
-    <w:p>
-      <w:r>
-        <w:t xml:space="preserve">Skogsstyrelsen, 2016. </w:t>
-      </w:r>
-      <w:r>
-        <w:rPr>
-          <w:i/>
-        </w:rPr>
-        <w:t xml:space="preserve">Vägledning för hänsyn till spillkråka. </w:t>
-      </w:r>
-      <w:r>
-        <w:t>Vägledningar och kunskapsstöd artskydd – Skogsstyrelsen.</w:t>
-      </w:r>
-    </w:p>
-    <w:p>
-      <w:r>
-        <w:t xml:space="preserve">SLU Artdatabanken, 2026. </w:t>
-      </w:r>
-      <w:r>
-        <w:rPr>
-          <w:i/>
-        </w:rPr>
-        <w:t xml:space="preserve">Artfaktablad. Naturvård – artfakta. </w:t>
-      </w:r>
-      <w:r>
-        <w:t>SLU Artdatabanken, Uppsala.</w:t>
       </w:r>
     </w:p>
     <w:p>
@@ -1825,7 +1897,7 @@
 </file>
 
 <file path=word/endnotes.xml><?xml version="1.0" encoding="utf-8"?>
-<w:endnotes xmlns:wpc="http://schemas.microsoft.com/office/word/2010/wordprocessingCanvas" xmlns:cx="http://schemas.microsoft.com/office/drawing/2014/chartex" xmlns:cx1="http://schemas.microsoft.com/office/drawing/2015/9/8/chartex" xmlns:cx2="http://schemas.microsoft.com/office/drawing/2015/10/21/chartex" xmlns:cx3="http://schemas.microsoft.com/office/drawing/2016/5/9/chartex" xmlns:cx4="http://schemas.microsoft.com/office/drawing/2016/5/10/chartex" xmlns:cx5="http://schemas.microsoft.com/office/drawing/2016/5/11/chartex" xmlns:cx6="http://schemas.microsoft.com/office/drawing/2016/5/12/chartex" xmlns:cx7="http://schemas.microsoft.com/office/drawing/2016/5/13/chartex" xmlns:cx8="http://schemas.microsoft.com/office/drawing/2016/5/14/chartex" xmlns:mc="http://schemas.openxmlformats.org/markup-compatibility/2006" xmlns:aink="http://schemas.microsoft.com/office/drawing/2016/ink" xmlns:am3d="http://schemas.microsoft.com/office/drawing/2017/model3d" xmlns:o="urn:schemas-microsoft-com:office:office" xmlns:oel="http://schemas.microsoft.com/office/2019/extlst" xmlns:r="http://schemas.openxmlformats.org/officeDocument/2006/relationships" xmlns:m="http://schemas.openxmlformats.org/officeDocument/2006/math" xmlns:v="urn:schemas-microsoft-com:vml" xmlns:wp14="http://schemas.microsoft.com/office/word/2010/wordprocessingDrawing" xmlns:wp="http://schemas.openxmlformats.org/drawingml/2006/wordprocessingDrawing" xmlns:w10="urn:schemas-microsoft-com:office:word" xmlns:w="http://schemas.openxmlformats.org/wordprocessingml/2006/main" xmlns:w14="http://schemas.microsoft.com/office/word/2010/wordml" xmlns:w15="http://schemas.microsoft.com/office/word/2012/wordml" xmlns:w16cex="http://schemas.microsoft.com/office/word/2018/wordml/cex" xmlns:w16cid="http://schemas.microsoft.com/office/word/2016/wordml/cid" xmlns:w16="http://schemas.microsoft.com/office/word/2018/wordml" xmlns:w16sdtdh="http://schemas.microsoft.com/office/word/2020/wordml/sdtdatahash" xmlns:w16se="http://schemas.microsoft.com/office/word/2015/wordml/symex" xmlns:wpg="http://schemas.microsoft.com/office/word/2010/wordprocessingGroup" xmlns:wpi="http://schemas.microsoft.com/office/word/2010/wordprocessingInk" xmlns:wne="http://schemas.microsoft.com/office/word/2006/wordml" xmlns:wps="http://schemas.microsoft.com/office/word/2010/wordprocessingShape" mc:Ignorable="w14 w15 w16se w16cid w16 w16cex w16sdtdh wp14">
+<w:endnotes xmlns:wpc="http://schemas.microsoft.com/office/word/2010/wordprocessingCanvas" xmlns:cx="http://schemas.microsoft.com/office/drawing/2014/chartex" xmlns:cx1="http://schemas.microsoft.com/office/drawing/2015/9/8/chartex" xmlns:cx2="http://schemas.microsoft.com/office/drawing/2015/10/21/chartex" xmlns:cx3="http://schemas.microsoft.com/office/drawing/2016/5/9/chartex" xmlns:cx4="http://schemas.microsoft.com/office/drawing/2016/5/10/chartex" xmlns:cx5="http://schemas.microsoft.com/office/drawing/2016/5/11/chartex" xmlns:cx6="http://schemas.microsoft.com/office/drawing/2016/5/12/chartex" xmlns:cx7="http://schemas.microsoft.com/office/drawing/2016/5/13/chartex" xmlns:cx8="http://schemas.microsoft.com/office/drawing/2016/5/14/chartex" xmlns:mc="http://schemas.openxmlformats.org/markup-compatibility/2006" xmlns:aink="http://schemas.microsoft.com/office/drawing/2016/ink" xmlns:am3d="http://schemas.microsoft.com/office/drawing/2017/model3d" xmlns:o="urn:schemas-microsoft-com:office:office" xmlns:oel="http://schemas.microsoft.com/office/2019/extlst" xmlns:r="http://schemas.openxmlformats.org/officeDocument/2006/relationships" xmlns:m="http://schemas.openxmlformats.org/officeDocument/2006/math" xmlns:v="urn:schemas-microsoft-com:vml" xmlns:wp14="http://schemas.microsoft.com/office/word/2010/wordprocessingDrawing" xmlns:wp="http://schemas.openxmlformats.org/drawingml/2006/wordprocessingDrawing" xmlns:w10="urn:schemas-microsoft-com:office:word" xmlns:w="http://schemas.openxmlformats.org/wordprocessingml/2006/main" xmlns:w14="http://schemas.microsoft.com/office/word/2010/wordml" xmlns:w15="http://schemas.microsoft.com/office/word/2012/wordml" xmlns:w16cex="http://schemas.microsoft.com/office/word/2018/wordml/cex" xmlns:w16cid="http://schemas.microsoft.com/office/word/2016/wordml/cid" xmlns:w16="http://schemas.microsoft.com/office/word/2018/wordml" xmlns:w16du="http://schemas.microsoft.com/office/word/2023/wordml/word16du" xmlns:w16sdtdh="http://schemas.microsoft.com/office/word/2020/wordml/sdtdatahash" xmlns:w16sdtfl="http://schemas.microsoft.com/office/word/2024/wordml/sdtformatlock" xmlns:w16se="http://schemas.microsoft.com/office/word/2015/wordml/symex" xmlns:wpg="http://schemas.microsoft.com/office/word/2010/wordprocessingGroup" xmlns:wpi="http://schemas.microsoft.com/office/word/2010/wordprocessingInk" xmlns:wne="http://schemas.microsoft.com/office/word/2006/wordml" xmlns:wps="http://schemas.microsoft.com/office/word/2010/wordprocessingShape" mc:Ignorable="w14 w15 w16se w16cid w16 w16cex w16sdtdh w16sdtfl w16du wp14">
   <w:endnote w:type="separator" w:id="-1">
     <w:p>
       <w:pPr>
@@ -1850,7 +1922,7 @@
 </file>
 
 <file path=word/footer1.xml><?xml version="1.0" encoding="utf-8"?>
-<w:ftr xmlns:wpc="http://schemas.microsoft.com/office/word/2010/wordprocessingCanvas" xmlns:cx="http://schemas.microsoft.com/office/drawing/2014/chartex" xmlns:cx1="http://schemas.microsoft.com/office/drawing/2015/9/8/chartex" xmlns:cx2="http://schemas.microsoft.com/office/drawing/2015/10/21/chartex" xmlns:cx3="http://schemas.microsoft.com/office/drawing/2016/5/9/chartex" xmlns:cx4="http://schemas.microsoft.com/office/drawing/2016/5/10/chartex" xmlns:cx5="http://schemas.microsoft.com/office/drawing/2016/5/11/chartex" xmlns:cx6="http://schemas.microsoft.com/office/drawing/2016/5/12/chartex" xmlns:cx7="http://schemas.microsoft.com/office/drawing/2016/5/13/chartex" xmlns:cx8="http://schemas.microsoft.com/office/drawing/2016/5/14/chartex" xmlns:mc="http://schemas.openxmlformats.org/markup-compatibility/2006" xmlns:aink="http://schemas.microsoft.com/office/drawing/2016/ink" xmlns:am3d="http://schemas.microsoft.com/office/drawing/2017/model3d" xmlns:o="urn:schemas-microsoft-com:office:office" xmlns:oel="http://schemas.microsoft.com/office/2019/extlst" xmlns:r="http://schemas.openxmlformats.org/officeDocument/2006/relationships" xmlns:m="http://schemas.openxmlformats.org/officeDocument/2006/math" xmlns:v="urn:schemas-microsoft-com:vml" xmlns:wp14="http://schemas.microsoft.com/office/word/2010/wordprocessingDrawing" xmlns:wp="http://schemas.openxmlformats.org/drawingml/2006/wordprocessingDrawing" xmlns:w10="urn:schemas-microsoft-com:office:word" xmlns:w="http://schemas.openxmlformats.org/wordprocessingml/2006/main" xmlns:w14="http://schemas.microsoft.com/office/word/2010/wordml" xmlns:w15="http://schemas.microsoft.com/office/word/2012/wordml" xmlns:w16cex="http://schemas.microsoft.com/office/word/2018/wordml/cex" xmlns:w16cid="http://schemas.microsoft.com/office/word/2016/wordml/cid" xmlns:w16="http://schemas.microsoft.com/office/word/2018/wordml" xmlns:w16sdtdh="http://schemas.microsoft.com/office/word/2020/wordml/sdtdatahash" xmlns:w16se="http://schemas.microsoft.com/office/word/2015/wordml/symex" xmlns:wpg="http://schemas.microsoft.com/office/word/2010/wordprocessingGroup" xmlns:wpi="http://schemas.microsoft.com/office/word/2010/wordprocessingInk" xmlns:wne="http://schemas.microsoft.com/office/word/2006/wordml" xmlns:wps="http://schemas.microsoft.com/office/word/2010/wordprocessingShape" mc:Ignorable="w14 w15 w16se w16cid w16 w16cex w16sdtdh wp14">
+<w:ftr xmlns:wpc="http://schemas.microsoft.com/office/word/2010/wordprocessingCanvas" xmlns:cx="http://schemas.microsoft.com/office/drawing/2014/chartex" xmlns:cx1="http://schemas.microsoft.com/office/drawing/2015/9/8/chartex" xmlns:cx2="http://schemas.microsoft.com/office/drawing/2015/10/21/chartex" xmlns:cx3="http://schemas.microsoft.com/office/drawing/2016/5/9/chartex" xmlns:cx4="http://schemas.microsoft.com/office/drawing/2016/5/10/chartex" xmlns:cx5="http://schemas.microsoft.com/office/drawing/2016/5/11/chartex" xmlns:cx6="http://schemas.microsoft.com/office/drawing/2016/5/12/chartex" xmlns:cx7="http://schemas.microsoft.com/office/drawing/2016/5/13/chartex" xmlns:cx8="http://schemas.microsoft.com/office/drawing/2016/5/14/chartex" xmlns:mc="http://schemas.openxmlformats.org/markup-compatibility/2006" xmlns:aink="http://schemas.microsoft.com/office/drawing/2016/ink" xmlns:am3d="http://schemas.microsoft.com/office/drawing/2017/model3d" xmlns:o="urn:schemas-microsoft-com:office:office" xmlns:oel="http://schemas.microsoft.com/office/2019/extlst" xmlns:r="http://schemas.openxmlformats.org/officeDocument/2006/relationships" xmlns:m="http://schemas.openxmlformats.org/officeDocument/2006/math" xmlns:v="urn:schemas-microsoft-com:vml" xmlns:wp14="http://schemas.microsoft.com/office/word/2010/wordprocessingDrawing" xmlns:wp="http://schemas.openxmlformats.org/drawingml/2006/wordprocessingDrawing" xmlns:w10="urn:schemas-microsoft-com:office:word" xmlns:w="http://schemas.openxmlformats.org/wordprocessingml/2006/main" xmlns:w14="http://schemas.microsoft.com/office/word/2010/wordml" xmlns:w15="http://schemas.microsoft.com/office/word/2012/wordml" xmlns:w16cex="http://schemas.microsoft.com/office/word/2018/wordml/cex" xmlns:w16cid="http://schemas.microsoft.com/office/word/2016/wordml/cid" xmlns:w16="http://schemas.microsoft.com/office/word/2018/wordml" xmlns:w16du="http://schemas.microsoft.com/office/word/2023/wordml/word16du" xmlns:w16sdtdh="http://schemas.microsoft.com/office/word/2020/wordml/sdtdatahash" xmlns:w16sdtfl="http://schemas.microsoft.com/office/word/2024/wordml/sdtformatlock" xmlns:w16se="http://schemas.microsoft.com/office/word/2015/wordml/symex" xmlns:wpg="http://schemas.microsoft.com/office/word/2010/wordprocessingGroup" xmlns:wpi="http://schemas.microsoft.com/office/word/2010/wordprocessingInk" xmlns:wne="http://schemas.microsoft.com/office/word/2006/wordml" xmlns:wps="http://schemas.microsoft.com/office/word/2010/wordprocessingShape" mc:Ignorable="w14 w15 w16se w16cid w16 w16cex w16sdtdh w16sdtfl w16du wp14">
   <w:p>
     <w:pPr>
       <w:pStyle w:val="Footer"/>
@@ -1860,7 +1932,7 @@
 </file>
 
 <file path=word/footer2.xml><?xml version="1.0" encoding="utf-8"?>
-<w:ftr xmlns:wpc="http://schemas.microsoft.com/office/word/2010/wordprocessingCanvas" xmlns:cx="http://schemas.microsoft.com/office/drawing/2014/chartex" xmlns:cx1="http://schemas.microsoft.com/office/drawing/2015/9/8/chartex" xmlns:cx2="http://schemas.microsoft.com/office/drawing/2015/10/21/chartex" xmlns:cx3="http://schemas.microsoft.com/office/drawing/2016/5/9/chartex" xmlns:cx4="http://schemas.microsoft.com/office/drawing/2016/5/10/chartex" xmlns:cx5="http://schemas.microsoft.com/office/drawing/2016/5/11/chartex" xmlns:cx6="http://schemas.microsoft.com/office/drawing/2016/5/12/chartex" xmlns:cx7="http://schemas.microsoft.com/office/drawing/2016/5/13/chartex" xmlns:cx8="http://schemas.microsoft.com/office/drawing/2016/5/14/chartex" xmlns:mc="http://schemas.openxmlformats.org/markup-compatibility/2006" xmlns:aink="http://schemas.microsoft.com/office/drawing/2016/ink" xmlns:am3d="http://schemas.microsoft.com/office/drawing/2017/model3d" xmlns:o="urn:schemas-microsoft-com:office:office" xmlns:oel="http://schemas.microsoft.com/office/2019/extlst" xmlns:r="http://schemas.openxmlformats.org/officeDocument/2006/relationships" xmlns:m="http://schemas.openxmlformats.org/officeDocument/2006/math" xmlns:v="urn:schemas-microsoft-com:vml" xmlns:wp14="http://schemas.microsoft.com/office/word/2010/wordprocessingDrawing" xmlns:wp="http://schemas.openxmlformats.org/drawingml/2006/wordprocessingDrawing" xmlns:w10="urn:schemas-microsoft-com:office:word" xmlns:w="http://schemas.openxmlformats.org/wordprocessingml/2006/main" xmlns:w14="http://schemas.microsoft.com/office/word/2010/wordml" xmlns:w15="http://schemas.microsoft.com/office/word/2012/wordml" xmlns:w16cex="http://schemas.microsoft.com/office/word/2018/wordml/cex" xmlns:w16cid="http://schemas.microsoft.com/office/word/2016/wordml/cid" xmlns:w16="http://schemas.microsoft.com/office/word/2018/wordml" xmlns:w16sdtdh="http://schemas.microsoft.com/office/word/2020/wordml/sdtdatahash" xmlns:w16se="http://schemas.microsoft.com/office/word/2015/wordml/symex" xmlns:wpg="http://schemas.microsoft.com/office/word/2010/wordprocessingGroup" xmlns:wpi="http://schemas.microsoft.com/office/word/2010/wordprocessingInk" xmlns:wne="http://schemas.microsoft.com/office/word/2006/wordml" xmlns:wps="http://schemas.microsoft.com/office/word/2010/wordprocessingShape" mc:Ignorable="w14 w15 w16se w16cid w16 w16cex w16sdtdh wp14">
+<w:ftr xmlns:wpc="http://schemas.microsoft.com/office/word/2010/wordprocessingCanvas" xmlns:cx="http://schemas.microsoft.com/office/drawing/2014/chartex" xmlns:cx1="http://schemas.microsoft.com/office/drawing/2015/9/8/chartex" xmlns:cx2="http://schemas.microsoft.com/office/drawing/2015/10/21/chartex" xmlns:cx3="http://schemas.microsoft.com/office/drawing/2016/5/9/chartex" xmlns:cx4="http://schemas.microsoft.com/office/drawing/2016/5/10/chartex" xmlns:cx5="http://schemas.microsoft.com/office/drawing/2016/5/11/chartex" xmlns:cx6="http://schemas.microsoft.com/office/drawing/2016/5/12/chartex" xmlns:cx7="http://schemas.microsoft.com/office/drawing/2016/5/13/chartex" xmlns:cx8="http://schemas.microsoft.com/office/drawing/2016/5/14/chartex" xmlns:mc="http://schemas.openxmlformats.org/markup-compatibility/2006" xmlns:aink="http://schemas.microsoft.com/office/drawing/2016/ink" xmlns:am3d="http://schemas.microsoft.com/office/drawing/2017/model3d" xmlns:o="urn:schemas-microsoft-com:office:office" xmlns:oel="http://schemas.microsoft.com/office/2019/extlst" xmlns:r="http://schemas.openxmlformats.org/officeDocument/2006/relationships" xmlns:m="http://schemas.openxmlformats.org/officeDocument/2006/math" xmlns:v="urn:schemas-microsoft-com:vml" xmlns:wp14="http://schemas.microsoft.com/office/word/2010/wordprocessingDrawing" xmlns:wp="http://schemas.openxmlformats.org/drawingml/2006/wordprocessingDrawing" xmlns:w10="urn:schemas-microsoft-com:office:word" xmlns:w="http://schemas.openxmlformats.org/wordprocessingml/2006/main" xmlns:w14="http://schemas.microsoft.com/office/word/2010/wordml" xmlns:w15="http://schemas.microsoft.com/office/word/2012/wordml" xmlns:w16cex="http://schemas.microsoft.com/office/word/2018/wordml/cex" xmlns:w16cid="http://schemas.microsoft.com/office/word/2016/wordml/cid" xmlns:w16="http://schemas.microsoft.com/office/word/2018/wordml" xmlns:w16du="http://schemas.microsoft.com/office/word/2023/wordml/word16du" xmlns:w16sdtdh="http://schemas.microsoft.com/office/word/2020/wordml/sdtdatahash" xmlns:w16sdtfl="http://schemas.microsoft.com/office/word/2024/wordml/sdtformatlock" xmlns:w16se="http://schemas.microsoft.com/office/word/2015/wordml/symex" xmlns:wpg="http://schemas.microsoft.com/office/word/2010/wordprocessingGroup" xmlns:wpi="http://schemas.microsoft.com/office/word/2010/wordprocessingInk" xmlns:wne="http://schemas.microsoft.com/office/word/2006/wordml" xmlns:wps="http://schemas.microsoft.com/office/word/2010/wordprocessingShape" mc:Ignorable="w14 w15 w16se w16cid w16 w16cex w16sdtdh w16sdtfl w16du wp14">
   <w:p>
     <w:pPr>
       <w:pStyle w:val="Footer"/>
@@ -1870,7 +1942,7 @@
 </file>
 
 <file path=word/footer3.xml><?xml version="1.0" encoding="utf-8"?>
-<w:ftr xmlns:wpc="http://schemas.microsoft.com/office/word/2010/wordprocessingCanvas" xmlns:cx="http://schemas.microsoft.com/office/drawing/2014/chartex" xmlns:cx1="http://schemas.microsoft.com/office/drawing/2015/9/8/chartex" xmlns:cx2="http://schemas.microsoft.com/office/drawing/2015/10/21/chartex" xmlns:cx3="http://schemas.microsoft.com/office/drawing/2016/5/9/chartex" xmlns:cx4="http://schemas.microsoft.com/office/drawing/2016/5/10/chartex" xmlns:cx5="http://schemas.microsoft.com/office/drawing/2016/5/11/chartex" xmlns:cx6="http://schemas.microsoft.com/office/drawing/2016/5/12/chartex" xmlns:cx7="http://schemas.microsoft.com/office/drawing/2016/5/13/chartex" xmlns:cx8="http://schemas.microsoft.com/office/drawing/2016/5/14/chartex" xmlns:mc="http://schemas.openxmlformats.org/markup-compatibility/2006" xmlns:aink="http://schemas.microsoft.com/office/drawing/2016/ink" xmlns:am3d="http://schemas.microsoft.com/office/drawing/2017/model3d" xmlns:o="urn:schemas-microsoft-com:office:office" xmlns:oel="http://schemas.microsoft.com/office/2019/extlst" xmlns:r="http://schemas.openxmlformats.org/officeDocument/2006/relationships" xmlns:m="http://schemas.openxmlformats.org/officeDocument/2006/math" xmlns:v="urn:schemas-microsoft-com:vml" xmlns:wp14="http://schemas.microsoft.com/office/word/2010/wordprocessingDrawing" xmlns:wp="http://schemas.openxmlformats.org/drawingml/2006/wordprocessingDrawing" xmlns:w10="urn:schemas-microsoft-com:office:word" xmlns:w="http://schemas.openxmlformats.org/wordprocessingml/2006/main" xmlns:w14="http://schemas.microsoft.com/office/word/2010/wordml" xmlns:w15="http://schemas.microsoft.com/office/word/2012/wordml" xmlns:w16cex="http://schemas.microsoft.com/office/word/2018/wordml/cex" xmlns:w16cid="http://schemas.microsoft.com/office/word/2016/wordml/cid" xmlns:w16="http://schemas.microsoft.com/office/word/2018/wordml" xmlns:w16sdtdh="http://schemas.microsoft.com/office/word/2020/wordml/sdtdatahash" xmlns:w16se="http://schemas.microsoft.com/office/word/2015/wordml/symex" xmlns:wpg="http://schemas.microsoft.com/office/word/2010/wordprocessingGroup" xmlns:wpi="http://schemas.microsoft.com/office/word/2010/wordprocessingInk" xmlns:wne="http://schemas.microsoft.com/office/word/2006/wordml" xmlns:wps="http://schemas.microsoft.com/office/word/2010/wordprocessingShape" mc:Ignorable="w14 w15 w16se w16cid w16 w16cex w16sdtdh wp14">
+<w:ftr xmlns:wpc="http://schemas.microsoft.com/office/word/2010/wordprocessingCanvas" xmlns:cx="http://schemas.microsoft.com/office/drawing/2014/chartex" xmlns:cx1="http://schemas.microsoft.com/office/drawing/2015/9/8/chartex" xmlns:cx2="http://schemas.microsoft.com/office/drawing/2015/10/21/chartex" xmlns:cx3="http://schemas.microsoft.com/office/drawing/2016/5/9/chartex" xmlns:cx4="http://schemas.microsoft.com/office/drawing/2016/5/10/chartex" xmlns:cx5="http://schemas.microsoft.com/office/drawing/2016/5/11/chartex" xmlns:cx6="http://schemas.microsoft.com/office/drawing/2016/5/12/chartex" xmlns:cx7="http://schemas.microsoft.com/office/drawing/2016/5/13/chartex" xmlns:cx8="http://schemas.microsoft.com/office/drawing/2016/5/14/chartex" xmlns:mc="http://schemas.openxmlformats.org/markup-compatibility/2006" xmlns:aink="http://schemas.microsoft.com/office/drawing/2016/ink" xmlns:am3d="http://schemas.microsoft.com/office/drawing/2017/model3d" xmlns:o="urn:schemas-microsoft-com:office:office" xmlns:oel="http://schemas.microsoft.com/office/2019/extlst" xmlns:r="http://schemas.openxmlformats.org/officeDocument/2006/relationships" xmlns:m="http://schemas.openxmlformats.org/officeDocument/2006/math" xmlns:v="urn:schemas-microsoft-com:vml" xmlns:wp14="http://schemas.microsoft.com/office/word/2010/wordprocessingDrawing" xmlns:wp="http://schemas.openxmlformats.org/drawingml/2006/wordprocessingDrawing" xmlns:w10="urn:schemas-microsoft-com:office:word" xmlns:w="http://schemas.openxmlformats.org/wordprocessingml/2006/main" xmlns:w14="http://schemas.microsoft.com/office/word/2010/wordml" xmlns:w15="http://schemas.microsoft.com/office/word/2012/wordml" xmlns:w16cex="http://schemas.microsoft.com/office/word/2018/wordml/cex" xmlns:w16cid="http://schemas.microsoft.com/office/word/2016/wordml/cid" xmlns:w16="http://schemas.microsoft.com/office/word/2018/wordml" xmlns:w16du="http://schemas.microsoft.com/office/word/2023/wordml/word16du" xmlns:w16sdtdh="http://schemas.microsoft.com/office/word/2020/wordml/sdtdatahash" xmlns:w16sdtfl="http://schemas.microsoft.com/office/word/2024/wordml/sdtformatlock" xmlns:w16se="http://schemas.microsoft.com/office/word/2015/wordml/symex" xmlns:wpg="http://schemas.microsoft.com/office/word/2010/wordprocessingGroup" xmlns:wpi="http://schemas.microsoft.com/office/word/2010/wordprocessingInk" xmlns:wne="http://schemas.microsoft.com/office/word/2006/wordml" xmlns:wps="http://schemas.microsoft.com/office/word/2010/wordprocessingShape" mc:Ignorable="w14 w15 w16se w16cid w16 w16cex w16sdtdh w16sdtfl w16du wp14">
   <w:p>
     <w:pPr>
       <w:pStyle w:val="Footer"/>
@@ -1880,7 +1952,7 @@
 </file>
 
 <file path=word/footnotes.xml><?xml version="1.0" encoding="utf-8"?>
-<w:footnotes xmlns:wpc="http://schemas.microsoft.com/office/word/2010/wordprocessingCanvas" xmlns:cx="http://schemas.microsoft.com/office/drawing/2014/chartex" xmlns:cx1="http://schemas.microsoft.com/office/drawing/2015/9/8/chartex" xmlns:cx2="http://schemas.microsoft.com/office/drawing/2015/10/21/chartex" xmlns:cx3="http://schemas.microsoft.com/office/drawing/2016/5/9/chartex" xmlns:cx4="http://schemas.microsoft.com/office/drawing/2016/5/10/chartex" xmlns:cx5="http://schemas.microsoft.com/office/drawing/2016/5/11/chartex" xmlns:cx6="http://schemas.microsoft.com/office/drawing/2016/5/12/chartex" xmlns:cx7="http://schemas.microsoft.com/office/drawing/2016/5/13/chartex" xmlns:cx8="http://schemas.microsoft.com/office/drawing/2016/5/14/chartex" xmlns:mc="http://schemas.openxmlformats.org/markup-compatibility/2006" xmlns:aink="http://schemas.microsoft.com/office/drawing/2016/ink" xmlns:am3d="http://schemas.microsoft.com/office/drawing/2017/model3d" xmlns:o="urn:schemas-microsoft-com:office:office" xmlns:oel="http://schemas.microsoft.com/office/2019/extlst" xmlns:r="http://schemas.openxmlformats.org/officeDocument/2006/relationships" xmlns:m="http://schemas.openxmlformats.org/officeDocument/2006/math" xmlns:v="urn:schemas-microsoft-com:vml" xmlns:wp14="http://schemas.microsoft.com/office/word/2010/wordprocessingDrawing" xmlns:wp="http://schemas.openxmlformats.org/drawingml/2006/wordprocessingDrawing" xmlns:w10="urn:schemas-microsoft-com:office:word" xmlns:w="http://schemas.openxmlformats.org/wordprocessingml/2006/main" xmlns:w14="http://schemas.microsoft.com/office/word/2010/wordml" xmlns:w15="http://schemas.microsoft.com/office/word/2012/wordml" xmlns:w16cex="http://schemas.microsoft.com/office/word/2018/wordml/cex" xmlns:w16cid="http://schemas.microsoft.com/office/word/2016/wordml/cid" xmlns:w16="http://schemas.microsoft.com/office/word/2018/wordml" xmlns:w16sdtdh="http://schemas.microsoft.com/office/word/2020/wordml/sdtdatahash" xmlns:w16se="http://schemas.microsoft.com/office/word/2015/wordml/symex" xmlns:wpg="http://schemas.microsoft.com/office/word/2010/wordprocessingGroup" xmlns:wpi="http://schemas.microsoft.com/office/word/2010/wordprocessingInk" xmlns:wne="http://schemas.microsoft.com/office/word/2006/wordml" xmlns:wps="http://schemas.microsoft.com/office/word/2010/wordprocessingShape" mc:Ignorable="w14 w15 w16se w16cid w16 w16cex w16sdtdh wp14">
+<w:footnotes xmlns:wpc="http://schemas.microsoft.com/office/word/2010/wordprocessingCanvas" xmlns:cx="http://schemas.microsoft.com/office/drawing/2014/chartex" xmlns:cx1="http://schemas.microsoft.com/office/drawing/2015/9/8/chartex" xmlns:cx2="http://schemas.microsoft.com/office/drawing/2015/10/21/chartex" xmlns:cx3="http://schemas.microsoft.com/office/drawing/2016/5/9/chartex" xmlns:cx4="http://schemas.microsoft.com/office/drawing/2016/5/10/chartex" xmlns:cx5="http://schemas.microsoft.com/office/drawing/2016/5/11/chartex" xmlns:cx6="http://schemas.microsoft.com/office/drawing/2016/5/12/chartex" xmlns:cx7="http://schemas.microsoft.com/office/drawing/2016/5/13/chartex" xmlns:cx8="http://schemas.microsoft.com/office/drawing/2016/5/14/chartex" xmlns:mc="http://schemas.openxmlformats.org/markup-compatibility/2006" xmlns:aink="http://schemas.microsoft.com/office/drawing/2016/ink" xmlns:am3d="http://schemas.microsoft.com/office/drawing/2017/model3d" xmlns:o="urn:schemas-microsoft-com:office:office" xmlns:oel="http://schemas.microsoft.com/office/2019/extlst" xmlns:r="http://schemas.openxmlformats.org/officeDocument/2006/relationships" xmlns:m="http://schemas.openxmlformats.org/officeDocument/2006/math" xmlns:v="urn:schemas-microsoft-com:vml" xmlns:wp14="http://schemas.microsoft.com/office/word/2010/wordprocessingDrawing" xmlns:wp="http://schemas.openxmlformats.org/drawingml/2006/wordprocessingDrawing" xmlns:w10="urn:schemas-microsoft-com:office:word" xmlns:w="http://schemas.openxmlformats.org/wordprocessingml/2006/main" xmlns:w14="http://schemas.microsoft.com/office/word/2010/wordml" xmlns:w15="http://schemas.microsoft.com/office/word/2012/wordml" xmlns:w16cex="http://schemas.microsoft.com/office/word/2018/wordml/cex" xmlns:w16cid="http://schemas.microsoft.com/office/word/2016/wordml/cid" xmlns:w16="http://schemas.microsoft.com/office/word/2018/wordml" xmlns:w16du="http://schemas.microsoft.com/office/word/2023/wordml/word16du" xmlns:w16sdtdh="http://schemas.microsoft.com/office/word/2020/wordml/sdtdatahash" xmlns:w16sdtfl="http://schemas.microsoft.com/office/word/2024/wordml/sdtformatlock" xmlns:w16se="http://schemas.microsoft.com/office/word/2015/wordml/symex" xmlns:wpg="http://schemas.microsoft.com/office/word/2010/wordprocessingGroup" xmlns:wpi="http://schemas.microsoft.com/office/word/2010/wordprocessingInk" xmlns:wne="http://schemas.microsoft.com/office/word/2006/wordml" xmlns:wps="http://schemas.microsoft.com/office/word/2010/wordprocessingShape" mc:Ignorable="w14 w15 w16se w16cid w16 w16cex w16sdtdh w16sdtfl w16du wp14">
   <w:footnote w:type="separator" w:id="-1">
     <w:p>
       <w:pPr>
@@ -1905,7 +1977,7 @@
 </file>
 
 <file path=word/header1.xml><?xml version="1.0" encoding="utf-8"?>
-<w:hdr xmlns:wpc="http://schemas.microsoft.com/office/word/2010/wordprocessingCanvas" xmlns:cx="http://schemas.microsoft.com/office/drawing/2014/chartex" xmlns:cx1="http://schemas.microsoft.com/office/drawing/2015/9/8/chartex" xmlns:cx2="http://schemas.microsoft.com/office/drawing/2015/10/21/chartex" xmlns:cx3="http://schemas.microsoft.com/office/drawing/2016/5/9/chartex" xmlns:cx4="http://schemas.microsoft.com/office/drawing/2016/5/10/chartex" xmlns:cx5="http://schemas.microsoft.com/office/drawing/2016/5/11/chartex" xmlns:cx6="http://schemas.microsoft.com/office/drawing/2016/5/12/chartex" xmlns:cx7="http://schemas.microsoft.com/office/drawing/2016/5/13/chartex" xmlns:cx8="http://schemas.microsoft.com/office/drawing/2016/5/14/chartex" xmlns:mc="http://schemas.openxmlformats.org/markup-compatibility/2006" xmlns:aink="http://schemas.microsoft.com/office/drawing/2016/ink" xmlns:am3d="http://schemas.microsoft.com/office/drawing/2017/model3d" xmlns:o="urn:schemas-microsoft-com:office:office" xmlns:oel="http://schemas.microsoft.com/office/2019/extlst" xmlns:r="http://schemas.openxmlformats.org/officeDocument/2006/relationships" xmlns:m="http://schemas.openxmlformats.org/officeDocument/2006/math" xmlns:v="urn:schemas-microsoft-com:vml" xmlns:wp14="http://schemas.microsoft.com/office/word/2010/wordprocessingDrawing" xmlns:wp="http://schemas.openxmlformats.org/drawingml/2006/wordprocessingDrawing" xmlns:w10="urn:schemas-microsoft-com:office:word" xmlns:w="http://schemas.openxmlformats.org/wordprocessingml/2006/main" xmlns:w14="http://schemas.microsoft.com/office/word/2010/wordml" xmlns:w15="http://schemas.microsoft.com/office/word/2012/wordml" xmlns:w16cex="http://schemas.microsoft.com/office/word/2018/wordml/cex" xmlns:w16cid="http://schemas.microsoft.com/office/word/2016/wordml/cid" xmlns:w16="http://schemas.microsoft.com/office/word/2018/wordml" xmlns:w16sdtdh="http://schemas.microsoft.com/office/word/2020/wordml/sdtdatahash" xmlns:w16se="http://schemas.microsoft.com/office/word/2015/wordml/symex" xmlns:wpg="http://schemas.microsoft.com/office/word/2010/wordprocessingGroup" xmlns:wpi="http://schemas.microsoft.com/office/word/2010/wordprocessingInk" xmlns:wne="http://schemas.microsoft.com/office/word/2006/wordml" xmlns:wps="http://schemas.microsoft.com/office/word/2010/wordprocessingShape" mc:Ignorable="w14 w15 w16se w16cid w16 w16cex w16sdtdh wp14">
+<w:hdr xmlns:wpc="http://schemas.microsoft.com/office/word/2010/wordprocessingCanvas" xmlns:cx="http://schemas.microsoft.com/office/drawing/2014/chartex" xmlns:cx1="http://schemas.microsoft.com/office/drawing/2015/9/8/chartex" xmlns:cx2="http://schemas.microsoft.com/office/drawing/2015/10/21/chartex" xmlns:cx3="http://schemas.microsoft.com/office/drawing/2016/5/9/chartex" xmlns:cx4="http://schemas.microsoft.com/office/drawing/2016/5/10/chartex" xmlns:cx5="http://schemas.microsoft.com/office/drawing/2016/5/11/chartex" xmlns:cx6="http://schemas.microsoft.com/office/drawing/2016/5/12/chartex" xmlns:cx7="http://schemas.microsoft.com/office/drawing/2016/5/13/chartex" xmlns:cx8="http://schemas.microsoft.com/office/drawing/2016/5/14/chartex" xmlns:mc="http://schemas.openxmlformats.org/markup-compatibility/2006" xmlns:aink="http://schemas.microsoft.com/office/drawing/2016/ink" xmlns:am3d="http://schemas.microsoft.com/office/drawing/2017/model3d" xmlns:o="urn:schemas-microsoft-com:office:office" xmlns:oel="http://schemas.microsoft.com/office/2019/extlst" xmlns:r="http://schemas.openxmlformats.org/officeDocument/2006/relationships" xmlns:m="http://schemas.openxmlformats.org/officeDocument/2006/math" xmlns:v="urn:schemas-microsoft-com:vml" xmlns:wp14="http://schemas.microsoft.com/office/word/2010/wordprocessingDrawing" xmlns:wp="http://schemas.openxmlformats.org/drawingml/2006/wordprocessingDrawing" xmlns:w10="urn:schemas-microsoft-com:office:word" xmlns:w="http://schemas.openxmlformats.org/wordprocessingml/2006/main" xmlns:w14="http://schemas.microsoft.com/office/word/2010/wordml" xmlns:w15="http://schemas.microsoft.com/office/word/2012/wordml" xmlns:w16cex="http://schemas.microsoft.com/office/word/2018/wordml/cex" xmlns:w16cid="http://schemas.microsoft.com/office/word/2016/wordml/cid" xmlns:w16="http://schemas.microsoft.com/office/word/2018/wordml" xmlns:w16du="http://schemas.microsoft.com/office/word/2023/wordml/word16du" xmlns:w16sdtdh="http://schemas.microsoft.com/office/word/2020/wordml/sdtdatahash" xmlns:w16sdtfl="http://schemas.microsoft.com/office/word/2024/wordml/sdtformatlock" xmlns:w16se="http://schemas.microsoft.com/office/word/2015/wordml/symex" xmlns:wpg="http://schemas.microsoft.com/office/word/2010/wordprocessingGroup" xmlns:wpi="http://schemas.microsoft.com/office/word/2010/wordprocessingInk" xmlns:wne="http://schemas.microsoft.com/office/word/2006/wordml" xmlns:wps="http://schemas.microsoft.com/office/word/2010/wordprocessingShape" mc:Ignorable="w14 w15 w16se w16cid w16 w16cex w16sdtdh w16sdtfl w16du wp14">
   <w:p>
     <w:pPr>
       <w:pStyle w:val="Header"/>
@@ -1915,7 +1987,7 @@
 </file>
 
 <file path=word/header2.xml><?xml version="1.0" encoding="utf-8"?>
-<w:hdr xmlns:wpc="http://schemas.microsoft.com/office/word/2010/wordprocessingCanvas" xmlns:cx="http://schemas.microsoft.com/office/drawing/2014/chartex" xmlns:cx1="http://schemas.microsoft.com/office/drawing/2015/9/8/chartex" xmlns:cx2="http://schemas.microsoft.com/office/drawing/2015/10/21/chartex" xmlns:cx3="http://schemas.microsoft.com/office/drawing/2016/5/9/chartex" xmlns:cx4="http://schemas.microsoft.com/office/drawing/2016/5/10/chartex" xmlns:cx5="http://schemas.microsoft.com/office/drawing/2016/5/11/chartex" xmlns:cx6="http://schemas.microsoft.com/office/drawing/2016/5/12/chartex" xmlns:cx7="http://schemas.microsoft.com/office/drawing/2016/5/13/chartex" xmlns:cx8="http://schemas.microsoft.com/office/drawing/2016/5/14/chartex" xmlns:mc="http://schemas.openxmlformats.org/markup-compatibility/2006" xmlns:aink="http://schemas.microsoft.com/office/drawing/2016/ink" xmlns:am3d="http://schemas.microsoft.com/office/drawing/2017/model3d" xmlns:o="urn:schemas-microsoft-com:office:office" xmlns:oel="http://schemas.microsoft.com/office/2019/extlst" xmlns:r="http://schemas.openxmlformats.org/officeDocument/2006/relationships" xmlns:m="http://schemas.openxmlformats.org/officeDocument/2006/math" xmlns:v="urn:schemas-microsoft-com:vml" xmlns:wp14="http://schemas.microsoft.com/office/word/2010/wordprocessingDrawing" xmlns:wp="http://schemas.openxmlformats.org/drawingml/2006/wordprocessingDrawing" xmlns:w10="urn:schemas-microsoft-com:office:word" xmlns:w="http://schemas.openxmlformats.org/wordprocessingml/2006/main" xmlns:w14="http://schemas.microsoft.com/office/word/2010/wordml" xmlns:w15="http://schemas.microsoft.com/office/word/2012/wordml" xmlns:w16cex="http://schemas.microsoft.com/office/word/2018/wordml/cex" xmlns:w16cid="http://schemas.microsoft.com/office/word/2016/wordml/cid" xmlns:w16="http://schemas.microsoft.com/office/word/2018/wordml" xmlns:w16sdtdh="http://schemas.microsoft.com/office/word/2020/wordml/sdtdatahash" xmlns:w16se="http://schemas.microsoft.com/office/word/2015/wordml/symex" xmlns:wpg="http://schemas.microsoft.com/office/word/2010/wordprocessingGroup" xmlns:wpi="http://schemas.microsoft.com/office/word/2010/wordprocessingInk" xmlns:wne="http://schemas.microsoft.com/office/word/2006/wordml" xmlns:wps="http://schemas.microsoft.com/office/word/2010/wordprocessingShape" mc:Ignorable="w14 w15 w16se w16cid w16 w16cex w16sdtdh wp14">
+<w:hdr xmlns:wpc="http://schemas.microsoft.com/office/word/2010/wordprocessingCanvas" xmlns:cx="http://schemas.microsoft.com/office/drawing/2014/chartex" xmlns:cx1="http://schemas.microsoft.com/office/drawing/2015/9/8/chartex" xmlns:cx2="http://schemas.microsoft.com/office/drawing/2015/10/21/chartex" xmlns:cx3="http://schemas.microsoft.com/office/drawing/2016/5/9/chartex" xmlns:cx4="http://schemas.microsoft.com/office/drawing/2016/5/10/chartex" xmlns:cx5="http://schemas.microsoft.com/office/drawing/2016/5/11/chartex" xmlns:cx6="http://schemas.microsoft.com/office/drawing/2016/5/12/chartex" xmlns:cx7="http://schemas.microsoft.com/office/drawing/2016/5/13/chartex" xmlns:cx8="http://schemas.microsoft.com/office/drawing/2016/5/14/chartex" xmlns:mc="http://schemas.openxmlformats.org/markup-compatibility/2006" xmlns:aink="http://schemas.microsoft.com/office/drawing/2016/ink" xmlns:am3d="http://schemas.microsoft.com/office/drawing/2017/model3d" xmlns:o="urn:schemas-microsoft-com:office:office" xmlns:oel="http://schemas.microsoft.com/office/2019/extlst" xmlns:r="http://schemas.openxmlformats.org/officeDocument/2006/relationships" xmlns:m="http://schemas.openxmlformats.org/officeDocument/2006/math" xmlns:v="urn:schemas-microsoft-com:vml" xmlns:wp14="http://schemas.microsoft.com/office/word/2010/wordprocessingDrawing" xmlns:wp="http://schemas.openxmlformats.org/drawingml/2006/wordprocessingDrawing" xmlns:w10="urn:schemas-microsoft-com:office:word" xmlns:w="http://schemas.openxmlformats.org/wordprocessingml/2006/main" xmlns:w14="http://schemas.microsoft.com/office/word/2010/wordml" xmlns:w15="http://schemas.microsoft.com/office/word/2012/wordml" xmlns:w16cex="http://schemas.microsoft.com/office/word/2018/wordml/cex" xmlns:w16cid="http://schemas.microsoft.com/office/word/2016/wordml/cid" xmlns:w16="http://schemas.microsoft.com/office/word/2018/wordml" xmlns:w16du="http://schemas.microsoft.com/office/word/2023/wordml/word16du" xmlns:w16sdtdh="http://schemas.microsoft.com/office/word/2020/wordml/sdtdatahash" xmlns:w16sdtfl="http://schemas.microsoft.com/office/word/2024/wordml/sdtformatlock" xmlns:w16se="http://schemas.microsoft.com/office/word/2015/wordml/symex" xmlns:wpg="http://schemas.microsoft.com/office/word/2010/wordprocessingGroup" xmlns:wpi="http://schemas.microsoft.com/office/word/2010/wordprocessingInk" xmlns:wne="http://schemas.microsoft.com/office/word/2006/wordml" xmlns:wps="http://schemas.microsoft.com/office/word/2010/wordprocessingShape" mc:Ignorable="w14 w15 w16se w16cid w16 w16cex w16sdtdh w16sdtfl w16du wp14">
   <w:p>
     <w:pPr>
       <w:pStyle w:val="Header"/>
@@ -1926,7 +1998,7 @@
 </file>
 
 <file path=word/header3.xml><?xml version="1.0" encoding="utf-8"?>
-<w:hdr xmlns:wpc="http://schemas.microsoft.com/office/word/2010/wordprocessingCanvas" xmlns:cx="http://schemas.microsoft.com/office/drawing/2014/chartex" xmlns:cx1="http://schemas.microsoft.com/office/drawing/2015/9/8/chartex" xmlns:cx2="http://schemas.microsoft.com/office/drawing/2015/10/21/chartex" xmlns:cx3="http://schemas.microsoft.com/office/drawing/2016/5/9/chartex" xmlns:cx4="http://schemas.microsoft.com/office/drawing/2016/5/10/chartex" xmlns:cx5="http://schemas.microsoft.com/office/drawing/2016/5/11/chartex" xmlns:cx6="http://schemas.microsoft.com/office/drawing/2016/5/12/chartex" xmlns:cx7="http://schemas.microsoft.com/office/drawing/2016/5/13/chartex" xmlns:cx8="http://schemas.microsoft.com/office/drawing/2016/5/14/chartex" xmlns:mc="http://schemas.openxmlformats.org/markup-compatibility/2006" xmlns:aink="http://schemas.microsoft.com/office/drawing/2016/ink" xmlns:am3d="http://schemas.microsoft.com/office/drawing/2017/model3d" xmlns:o="urn:schemas-microsoft-com:office:office" xmlns:oel="http://schemas.microsoft.com/office/2019/extlst" xmlns:r="http://schemas.openxmlformats.org/officeDocument/2006/relationships" xmlns:m="http://schemas.openxmlformats.org/officeDocument/2006/math" xmlns:v="urn:schemas-microsoft-com:vml" xmlns:wp14="http://schemas.microsoft.com/office/word/2010/wordprocessingDrawing" xmlns:wp="http://schemas.openxmlformats.org/drawingml/2006/wordprocessingDrawing" xmlns:w10="urn:schemas-microsoft-com:office:word" xmlns:w="http://schemas.openxmlformats.org/wordprocessingml/2006/main" xmlns:w14="http://schemas.microsoft.com/office/word/2010/wordml" xmlns:w15="http://schemas.microsoft.com/office/word/2012/wordml" xmlns:w16cex="http://schemas.microsoft.com/office/word/2018/wordml/cex" xmlns:w16cid="http://schemas.microsoft.com/office/word/2016/wordml/cid" xmlns:w16="http://schemas.microsoft.com/office/word/2018/wordml" xmlns:w16sdtdh="http://schemas.microsoft.com/office/word/2020/wordml/sdtdatahash" xmlns:w16se="http://schemas.microsoft.com/office/word/2015/wordml/symex" xmlns:wpg="http://schemas.microsoft.com/office/word/2010/wordprocessingGroup" xmlns:wpi="http://schemas.microsoft.com/office/word/2010/wordprocessingInk" xmlns:wne="http://schemas.microsoft.com/office/word/2006/wordml" xmlns:wps="http://schemas.microsoft.com/office/word/2010/wordprocessingShape" mc:Ignorable="w14 w15 w16se w16cid w16 w16cex w16sdtdh wp14">
+<w:hdr xmlns:wpc="http://schemas.microsoft.com/office/word/2010/wordprocessingCanvas" xmlns:cx="http://schemas.microsoft.com/office/drawing/2014/chartex" xmlns:cx1="http://schemas.microsoft.com/office/drawing/2015/9/8/chartex" xmlns:cx2="http://schemas.microsoft.com/office/drawing/2015/10/21/chartex" xmlns:cx3="http://schemas.microsoft.com/office/drawing/2016/5/9/chartex" xmlns:cx4="http://schemas.microsoft.com/office/drawing/2016/5/10/chartex" xmlns:cx5="http://schemas.microsoft.com/office/drawing/2016/5/11/chartex" xmlns:cx6="http://schemas.microsoft.com/office/drawing/2016/5/12/chartex" xmlns:cx7="http://schemas.microsoft.com/office/drawing/2016/5/13/chartex" xmlns:cx8="http://schemas.microsoft.com/office/drawing/2016/5/14/chartex" xmlns:mc="http://schemas.openxmlformats.org/markup-compatibility/2006" xmlns:aink="http://schemas.microsoft.com/office/drawing/2016/ink" xmlns:am3d="http://schemas.microsoft.com/office/drawing/2017/model3d" xmlns:o="urn:schemas-microsoft-com:office:office" xmlns:oel="http://schemas.microsoft.com/office/2019/extlst" xmlns:r="http://schemas.openxmlformats.org/officeDocument/2006/relationships" xmlns:m="http://schemas.openxmlformats.org/officeDocument/2006/math" xmlns:v="urn:schemas-microsoft-com:vml" xmlns:wp14="http://schemas.microsoft.com/office/word/2010/wordprocessingDrawing" xmlns:wp="http://schemas.openxmlformats.org/drawingml/2006/wordprocessingDrawing" xmlns:w10="urn:schemas-microsoft-com:office:word" xmlns:w="http://schemas.openxmlformats.org/wordprocessingml/2006/main" xmlns:w14="http://schemas.microsoft.com/office/word/2010/wordml" xmlns:w15="http://schemas.microsoft.com/office/word/2012/wordml" xmlns:w16cex="http://schemas.microsoft.com/office/word/2018/wordml/cex" xmlns:w16cid="http://schemas.microsoft.com/office/word/2016/wordml/cid" xmlns:w16="http://schemas.microsoft.com/office/word/2018/wordml" xmlns:w16du="http://schemas.microsoft.com/office/word/2023/wordml/word16du" xmlns:w16sdtdh="http://schemas.microsoft.com/office/word/2020/wordml/sdtdatahash" xmlns:w16sdtfl="http://schemas.microsoft.com/office/word/2024/wordml/sdtformatlock" xmlns:w16se="http://schemas.microsoft.com/office/word/2015/wordml/symex" xmlns:wpg="http://schemas.microsoft.com/office/word/2010/wordprocessingGroup" xmlns:wpi="http://schemas.microsoft.com/office/word/2010/wordprocessingInk" xmlns:wne="http://schemas.microsoft.com/office/word/2006/wordml" xmlns:wps="http://schemas.microsoft.com/office/word/2010/wordprocessingShape" mc:Ignorable="w14 w15 w16se w16cid w16 w16cex w16sdtdh w16sdtfl w16du wp14">
   <w:p>
     <w:pPr>
       <w:pStyle w:val="Header"/>
@@ -1935,7 +2007,7 @@
     <w:r>
       <w:tab/>
       <w:tab/>
-      <w:t>2026-06-17</w:t>
+      <w:t>2026-06-18</w:t>
       <w:br/>
       <w:br/>
     </w:r>
@@ -1952,7 +2024,7 @@
 </file>
 
 <file path=word/numbering.xml><?xml version="1.0" encoding="utf-8"?>
-<w:numbering xmlns:wpc="http://schemas.microsoft.com/office/word/2010/wordprocessingCanvas" xmlns:cx="http://schemas.microsoft.com/office/drawing/2014/chartex" xmlns:cx1="http://schemas.microsoft.com/office/drawing/2015/9/8/chartex" xmlns:cx2="http://schemas.microsoft.com/office/drawing/2015/10/21/chartex" xmlns:cx3="http://schemas.microsoft.com/office/drawing/2016/5/9/chartex" xmlns:cx4="http://schemas.microsoft.com/office/drawing/2016/5/10/chartex" xmlns:cx5="http://schemas.microsoft.com/office/drawing/2016/5/11/chartex" xmlns:cx6="http://schemas.microsoft.com/office/drawing/2016/5/12/chartex" xmlns:cx7="http://schemas.microsoft.com/office/drawing/2016/5/13/chartex" xmlns:cx8="http://schemas.microsoft.com/office/drawing/2016/5/14/chartex" xmlns:mc="http://schemas.openxmlformats.org/markup-compatibility/2006" xmlns:aink="http://schemas.microsoft.com/office/drawing/2016/ink" xmlns:am3d="http://schemas.microsoft.com/office/drawing/2017/model3d" xmlns:o="urn:schemas-microsoft-com:office:office" xmlns:oel="http://schemas.microsoft.com/office/2019/extlst" xmlns:r="http://schemas.openxmlformats.org/officeDocument/2006/relationships" xmlns:m="http://schemas.openxmlformats.org/officeDocument/2006/math" xmlns:v="urn:schemas-microsoft-com:vml" xmlns:wp14="http://schemas.microsoft.com/office/word/2010/wordprocessingDrawing" xmlns:wp="http://schemas.openxmlformats.org/drawingml/2006/wordprocessingDrawing" xmlns:w10="urn:schemas-microsoft-com:office:word" xmlns:w="http://schemas.openxmlformats.org/wordprocessingml/2006/main" xmlns:w14="http://schemas.microsoft.com/office/word/2010/wordml" xmlns:w15="http://schemas.microsoft.com/office/word/2012/wordml" xmlns:w16cex="http://schemas.microsoft.com/office/word/2018/wordml/cex" xmlns:w16cid="http://schemas.microsoft.com/office/word/2016/wordml/cid" xmlns:w16="http://schemas.microsoft.com/office/word/2018/wordml" xmlns:w16sdtdh="http://schemas.microsoft.com/office/word/2020/wordml/sdtdatahash" xmlns:w16se="http://schemas.microsoft.com/office/word/2015/wordml/symex" xmlns:wpg="http://schemas.microsoft.com/office/word/2010/wordprocessingGroup" xmlns:wpi="http://schemas.microsoft.com/office/word/2010/wordprocessingInk" xmlns:wne="http://schemas.microsoft.com/office/word/2006/wordml" xmlns:wps="http://schemas.microsoft.com/office/word/2010/wordprocessingShape" mc:Ignorable="w14 w15 w16se w16cid w16 w16cex w16sdtdh wp14">
+<w:numbering xmlns:wpc="http://schemas.microsoft.com/office/word/2010/wordprocessingCanvas" xmlns:cx="http://schemas.microsoft.com/office/drawing/2014/chartex" xmlns:cx1="http://schemas.microsoft.com/office/drawing/2015/9/8/chartex" xmlns:cx2="http://schemas.microsoft.com/office/drawing/2015/10/21/chartex" xmlns:cx3="http://schemas.microsoft.com/office/drawing/2016/5/9/chartex" xmlns:cx4="http://schemas.microsoft.com/office/drawing/2016/5/10/chartex" xmlns:cx5="http://schemas.microsoft.com/office/drawing/2016/5/11/chartex" xmlns:cx6="http://schemas.microsoft.com/office/drawing/2016/5/12/chartex" xmlns:cx7="http://schemas.microsoft.com/office/drawing/2016/5/13/chartex" xmlns:cx8="http://schemas.microsoft.com/office/drawing/2016/5/14/chartex" xmlns:mc="http://schemas.openxmlformats.org/markup-compatibility/2006" xmlns:aink="http://schemas.microsoft.com/office/drawing/2016/ink" xmlns:am3d="http://schemas.microsoft.com/office/drawing/2017/model3d" xmlns:o="urn:schemas-microsoft-com:office:office" xmlns:oel="http://schemas.microsoft.com/office/2019/extlst" xmlns:r="http://schemas.openxmlformats.org/officeDocument/2006/relationships" xmlns:m="http://schemas.openxmlformats.org/officeDocument/2006/math" xmlns:v="urn:schemas-microsoft-com:vml" xmlns:wp14="http://schemas.microsoft.com/office/word/2010/wordprocessingDrawing" xmlns:wp="http://schemas.openxmlformats.org/drawingml/2006/wordprocessingDrawing" xmlns:w10="urn:schemas-microsoft-com:office:word" xmlns:w="http://schemas.openxmlformats.org/wordprocessingml/2006/main" xmlns:w14="http://schemas.microsoft.com/office/word/2010/wordml" xmlns:w15="http://schemas.microsoft.com/office/word/2012/wordml" xmlns:w16cex="http://schemas.microsoft.com/office/word/2018/wordml/cex" xmlns:w16cid="http://schemas.microsoft.com/office/word/2016/wordml/cid" xmlns:w16="http://schemas.microsoft.com/office/word/2018/wordml" xmlns:w16du="http://schemas.microsoft.com/office/word/2023/wordml/word16du" xmlns:w16sdtdh="http://schemas.microsoft.com/office/word/2020/wordml/sdtdatahash" xmlns:w16sdtfl="http://schemas.microsoft.com/office/word/2024/wordml/sdtformatlock" xmlns:w16se="http://schemas.microsoft.com/office/word/2015/wordml/symex" xmlns:wpg="http://schemas.microsoft.com/office/word/2010/wordprocessingGroup" xmlns:wpi="http://schemas.microsoft.com/office/word/2010/wordprocessingInk" xmlns:wne="http://schemas.microsoft.com/office/word/2006/wordml" xmlns:wps="http://schemas.microsoft.com/office/word/2010/wordprocessingShape" mc:Ignorable="w14 w15 w16se w16cid w16 w16cex w16sdtdh w16sdtfl w16du wp14">
   <w:abstractNum w:abstractNumId="0" w15:restartNumberingAfterBreak="0">
     <w:nsid w:val="FFFFFF7C"/>
     <w:multiLevelType w:val="singleLevel"/>
@@ -2155,7 +2227,7 @@
 </file>
 
 <file path=word/styles.xml><?xml version="1.0" encoding="utf-8"?>
-<w:styles xmlns:mc="http://schemas.openxmlformats.org/markup-compatibility/2006" xmlns:r="http://schemas.openxmlformats.org/officeDocument/2006/relationships" xmlns:w="http://schemas.openxmlformats.org/wordprocessingml/2006/main" xmlns:w14="http://schemas.microsoft.com/office/word/2010/wordml" xmlns:w15="http://schemas.microsoft.com/office/word/2012/wordml" xmlns:w16cex="http://schemas.microsoft.com/office/word/2018/wordml/cex" xmlns:w16cid="http://schemas.microsoft.com/office/word/2016/wordml/cid" xmlns:w16="http://schemas.microsoft.com/office/word/2018/wordml" xmlns:w16sdtdh="http://schemas.microsoft.com/office/word/2020/wordml/sdtdatahash" xmlns:w16se="http://schemas.microsoft.com/office/word/2015/wordml/symex" mc:Ignorable="w14 w15 w16se w16cid w16 w16cex w16sdtdh">
+<w:styles xmlns:mc="http://schemas.openxmlformats.org/markup-compatibility/2006" xmlns:r="http://schemas.openxmlformats.org/officeDocument/2006/relationships" xmlns:w="http://schemas.openxmlformats.org/wordprocessingml/2006/main" xmlns:w14="http://schemas.microsoft.com/office/word/2010/wordml" xmlns:w15="http://schemas.microsoft.com/office/word/2012/wordml" xmlns:w16cex="http://schemas.microsoft.com/office/word/2018/wordml/cex" xmlns:w16cid="http://schemas.microsoft.com/office/word/2016/wordml/cid" xmlns:w16="http://schemas.microsoft.com/office/word/2018/wordml" xmlns:w16du="http://schemas.microsoft.com/office/word/2023/wordml/word16du" xmlns:w16sdtdh="http://schemas.microsoft.com/office/word/2020/wordml/sdtdatahash" xmlns:w16sdtfl="http://schemas.microsoft.com/office/word/2024/wordml/sdtformatlock" xmlns:w16se="http://schemas.microsoft.com/office/word/2015/wordml/symex" mc:Ignorable="w14 w15 w16se w16cid w16 w16cex w16sdtdh w16sdtfl w16du">
   <w:docDefaults>
     <w:rPrDefault>
       <w:rPr>
@@ -2913,7 +2985,7 @@
     <w:link w:val="TitleChar"/>
     <w:uiPriority w:val="10"/>
     <w:qFormat/>
-    <w:rsid w:val="007106C8"/>
+    <w:rsid w:val="00E854FA"/>
     <w:pPr>
       <w:spacing w:after="300" w:line="240" w:lineRule="auto"/>
       <w:contextualSpacing/>
@@ -2923,7 +2995,7 @@
       <w:rFonts w:eastAsiaTheme="majorEastAsia" w:cstheme="majorBidi"/>
       <w:spacing w:val="5"/>
       <w:kern w:val="28"/>
-      <w:sz w:val="52"/>
+      <w:sz w:val="40"/>
       <w:szCs w:val="52"/>
       <w:lang w:val="sv-SE" w:eastAsia="en-US" w:bidi="ar-SA"/>
     </w:rPr>
@@ -2933,12 +3005,12 @@
     <w:basedOn w:val="DefaultParagraphFont"/>
     <w:link w:val="Title"/>
     <w:uiPriority w:val="10"/>
-    <w:rsid w:val="007106C8"/>
+    <w:rsid w:val="00E854FA"/>
     <w:rPr>
       <w:rFonts w:ascii="Times New Roman" w:eastAsiaTheme="majorEastAsia" w:hAnsi="Times New Roman" w:cstheme="majorBidi"/>
       <w:spacing w:val="5"/>
       <w:kern w:val="28"/>
-      <w:sz w:val="52"/>
+      <w:sz w:val="40"/>
       <w:szCs w:val="52"/>
       <w:lang w:val="sv-SE" w:eastAsia="en-US" w:bidi="ar-SA"/>
     </w:rPr>

--- a/klagomål/A 1318-2026 FSC-klagomål.docx
+++ b/klagomål/A 1318-2026 FSC-klagomål.docx
@@ -2007,7 +2007,7 @@
     <w:r>
       <w:tab/>
       <w:tab/>
-      <w:t>2026-06-18</w:t>
+      <w:t>2026-06-19</w:t>
       <w:br/>
       <w:br/>
     </w:r>

--- a/klagomål/A 1318-2026 FSC-klagomål.docx
+++ b/klagomål/A 1318-2026 FSC-klagomål.docx
@@ -2007,7 +2007,7 @@
     <w:r>
       <w:tab/>
       <w:tab/>
-      <w:t>2026-06-19</w:t>
+      <w:t>2026-06-20</w:t>
       <w:br/>
       <w:br/>
     </w:r>

--- a/klagomål/A 1318-2026 FSC-klagomål.docx
+++ b/klagomål/A 1318-2026 FSC-klagomål.docx
@@ -168,38 +168,7 @@
     </w:p>
     <w:p>
       <w:r>
-        <w:t>Detta dokument behandlar höga naturvärden i avverkningsanmälan A 1318-2026 i Strömsunds kommun som inkom 2026-01-09 och omfattar 28,4 ha.</w:t>
-      </w:r>
-    </w:p>
-    <w:p>
-      <w:r>
-        <w:t>Nedan presenteras fynd av naturvårdsarter och fridlysta arter som gjorts i det avverkningsanmälda området, samt relevanta utdrag ur standarderna för FSC, Chain of Custody, Controlled Wood och PEFC. I BILAGA 1 finns artfakta om fridlysta och rödlistade arter.</w:t>
-      </w:r>
-    </w:p>
-    <w:p>
-      <w:r>
-        <w:t>Vi förväntar oss att ni återkommer med ett skriftligt svar på vårt klagomål och även beskriver vilka korrigerande åtgärder ni satt in för att rätta till identifierade brister i er efterlevnad av den svenska FSC standarden.</w:t>
-      </w:r>
-    </w:p>
-    <w:p>
-      <w:pPr>
-        <w:pStyle w:val="Heading1"/>
-      </w:pPr>
-      <w:r>
-        <w:t>Naturvårdsarter</w:t>
-      </w:r>
-    </w:p>
-    <w:p>
-      <w:r>
-        <w:t>I och inom 19 meter från avverkningsanmälan har följande 24 naturvårdsarter hittats: garnlav (VU, T), doftskinn (NT, T), harticka (NT, T), liten svartspik (NT), lunglav (NT, T), skrovellav (NT, T), sparvuggla (NT, §4), tretåig hackspett (NT, T, §4), ullticka (NT, T), vitgrynig nållav (NT), blodticka (S, T), finbräken (S, T), kransrams (S, T), luddlav (S, T), plattlummer (S, T, §9), skinnlav (S, T), stuplav (S, T), svart trolldruva (S, T), tvåblad (S, §8), underviol (S, T), vedticka (S, T), järpe (T, §4), spillkråka (T, §4) och tjäder (T, §4). Av dessa är 10 rödlistade. För rödlistade arter har rödlistekategorin angivits inom parentes. Arter som är signalarter enligt Skogsstyrelsen har markerats med (S). Typiska arter inom Natura 2000 som är kopplade till skogsekosystem har markerats med (T). För fridlysta arter anges även paragrafen i Artskyddsförordningen som arten är fridlyst enligt.</w:t>
-      </w:r>
-    </w:p>
-    <w:p>
-      <w:r>
-        <w:t>De påträffade naturvårdsarterna är ett tydligt kvitto på att det rör sig om en skog med höga naturvärden.</w:t>
-      </w:r>
-      <w:r>
-        <w:t xml:space="preserve"> I Figur 1 visas fyndplatser för naturvårdsarter i området, som finns registrerade på Artportalen.</w:t>
+        <w:t>Detta klagomål behandlar höga naturvärden i avverkningsanmälan A 1318-2026 i Strömsunds kommun som inkom 2026-01-09 och omfattar 28,4 ha.</w:t>
       </w:r>
     </w:p>
     <w:p>
@@ -247,7 +216,737 @@
         <w:spacing w:after="240"/>
       </w:pPr>
       <w:r>
-        <w:t>Figur 1. Fyndplatser för naturvårdsarter i och inom 19 meter från avverkningsanmälan (röd linje). Markörer utan svart kant är placerade på fyndplatsen. Markörer med svart kant är placerade vid sidan av fyndplatsen och har ett svart streck som visar fyndplatsens exakta position. Kartans mittpunktskoordinat är N 7056442, E 503866 i SWEREF 99 TM.</w:t>
+        <w:t>Figur 1. Fyndplatser för naturvårdsarter i och inom 19 meter från avverkningsanmälan. Markörer utan svart kant är placerade på fyndplatsen. Markörer med svart kant är placerade vid sidan av fyndplatsen har ett svart streck som visar fyndplatsens exakta position. Kartans mittpunktskoordinat är N 7056442, E 503866 i SWEREF 99 TM.</w:t>
+      </w:r>
+    </w:p>
+    <w:p>
+      <w:r>
+        <w:t>I och inom 19 meter från avverkningsanmälan finns fynd av 24 naturvårdsarter, varav 10 är rödlistade, 7 är fridlysta, 20 är typiska (T) och 11 är signalarter (S): garnlav (VU, T), doftskinn (NT, T), harticka (NT, T), liten svartspik (NT), lunglav (NT, T), skrovellav (NT, T), sparvuggla (NT, §4), tretåig hackspett (NT, T, §4), ullticka (NT, T), vitgrynig nållav (NT), blodticka (S, T), finbräken (S, T), kransrams (S, T), luddlav (S, T), plattlummer (S, T, §9), skinnlav (S, T), stuplav (S, T), svart trolldruva (S, T), tvåblad (S, §8), underviol (S, T), vedticka (S, T), järpe (T, §4), spillkråka (T, §4) och tjäder (T, §4). Se Figur 1.</w:t>
+      </w:r>
+    </w:p>
+    <w:p>
+      <w:r>
+        <w:t>Nedan presenteras relevanta utdrag ur standarderna för FSC, Chain of Custody, Controlled Wood och PEFC.</w:t>
+      </w:r>
+    </w:p>
+    <w:p>
+      <w:r>
+        <w:t>Vi förväntar oss att ni återkommer med ett skriftligt svar på vårt klagomål och även beskriver vilka korrigerande åtgärder ni satt in för att rätta till identifierade brister i er efterlevnad av den svenska FSC standarden.</w:t>
+      </w:r>
+    </w:p>
+    <w:p>
+      <w:pPr>
+        <w:pStyle w:val="Heading1"/>
+      </w:pPr>
+      <w:r>
+        <w:t>Naturvårdsarter och fridlysta arter</w:t>
+      </w:r>
+    </w:p>
+    <w:p>
+      <w:r>
+        <w:t>Nedan följer beskrivningar av de naturvårdsarter och fridlysta arter som har sina livsmiljöer och växtplatser i den avverkningsanmälda skogen. Se även ytterligare artfakta i BILAGA 1. De påträffade naturvårdsarterna är ett tydligt kvitto på att det rör sig om en skog med höga naturvärden.</w:t>
+      </w:r>
+    </w:p>
+    <w:p>
+      <w:r>
+        <w:rPr>
+          <w:b/>
+        </w:rPr>
+        <w:t>Garnlav (VU)</w:t>
+      </w:r>
+      <w:r>
+        <w:t xml:space="preserve"> är en utpräglad barrskogsart som ibland kan drapera träden i norrländska grannaturskogar med hög luftfuktighet. Den förekommer även i talldominerade bestånd där den, förutom i trädens grenverk, påträffas hängande över ojämnheter i tallbarken. Arten har minskat starkt i södra och mellersta Sverige och den minskar även i sitt nordliga utbredningsområde. Minskningstakten uppgår till 30 (20–50) % inom 50 år och överstiger gränsvärdet för Sårbar (VU). Orsaken till tillbakagången beror främst på slutavverkningar av naturskogsartade skogar. Bestånd med riklig förekomst bör regelmässigt sparas, vilket även gynnar flera andra sällsynta och rödlistade arter. Garnlav är värdväxt för den mycket sällsynta och akut hotade fjärilen barrskogslavfly (CR) som hör hemma i boreala barrskogar med riklig förekomst av värdväxten. Tidigare kunde arten konstateras årligen på flera platser vid Dala-Floda i Dalarna innan lokalerna kalavverkades. Senaste fyndet i landet av barrskogslavfly är från år 2000 då den påträffades vid Högberget i Sollefteå kommun. Garnlav är typisk art för </w:t>
+      </w:r>
+      <w:r>
+        <w:rPr>
+          <w:i/>
+        </w:rPr>
+        <w:t xml:space="preserve">9010 Taiga </w:t>
+      </w:r>
+      <w:r>
+        <w:t>och</w:t>
+      </w:r>
+      <w:r>
+        <w:rPr>
+          <w:i/>
+        </w:rPr>
+        <w:t xml:space="preserve"> 9070 Trädklädd betesmark</w:t>
+      </w:r>
+      <w:r>
+        <w:t xml:space="preserve"> (SLU Artdatabanken, 2026).</w:t>
+      </w:r>
+    </w:p>
+    <w:p>
+      <w:r>
+        <w:rPr>
+          <w:b/>
+        </w:rPr>
+        <w:t>Doftskinn (NT)</w:t>
+      </w:r>
+      <w:r>
+        <w:t xml:space="preserve">, rödlistad som nära hotad, är en mycket bra signalart för boreal granskog och indikerar ett gran-skogsekosystem med lång kontinuitet av grova lågor. Arten är placerad i toppen av Skogsstyrelsens värdepyramid för bedömning av skog med höga naturvärden och har klassats som en “urskogsindikator”, då den förekommer med ett tydligt optimum i helt eller nästan helt orörda skogar. Doftskinn är typisk art för </w:t>
+      </w:r>
+      <w:r>
+        <w:rPr>
+          <w:i/>
+        </w:rPr>
+        <w:t xml:space="preserve">9010 Taiga </w:t>
+      </w:r>
+      <w:r>
+        <w:t>(SLU Artdatabanken, 2025; Nitare &amp; Skogsstyrelsen, 2019).</w:t>
+      </w:r>
+    </w:p>
+    <w:p>
+      <w:r>
+        <w:rPr>
+          <w:b/>
+        </w:rPr>
+        <w:t>Harticka (NT)</w:t>
+      </w:r>
+      <w:r>
+        <w:t xml:space="preserve"> är normalt en mycket bra signalart för granskogar med höga naturvärden. Även när svampen påträffas i mer påverkade skogar är det nästan alltid fråga om skogsmiljöer i sena successionsstadier med höga naturvärden. Skogsskötselåtgärder på eller i omedelbar närhet av växtplatserna kan innebära ett hot mot arten. Harticka är typisk art för </w:t>
+      </w:r>
+      <w:r>
+        <w:rPr>
+          <w:i/>
+        </w:rPr>
+        <w:t xml:space="preserve">9010 Taiga, 9050 Näringsrik granskog </w:t>
+      </w:r>
+      <w:r>
+        <w:t xml:space="preserve">och </w:t>
+      </w:r>
+      <w:r>
+        <w:rPr>
+          <w:i/>
+        </w:rPr>
+        <w:t>9030 Landhöjningsskog</w:t>
+      </w:r>
+      <w:r>
+        <w:t xml:space="preserve"> (SLU Artdatabanken, 2024; Nitare &amp; Skogsstyrelsen, 2019).</w:t>
+      </w:r>
+    </w:p>
+    <w:p>
+      <w:r>
+        <w:rPr>
+          <w:b/>
+        </w:rPr>
+        <w:t>Liten svartspik (NT)</w:t>
+      </w:r>
+      <w:r>
+        <w:t xml:space="preserve"> växer på granbark i boreala barrskogar med lång trädkontinuitet och hög luftfuktighet. Orsaken till tillbakagången beror på främst på slutavverkningar av naturskogsartade granskogar. Bestånd med riklig förekomst av liten svartspik bör regelmässigt sparas. Naturhänsyn i samband med slutavverkning måste ske så att man undviker uttorkningseffekter (SLU Artdatabanken, 2024).</w:t>
+      </w:r>
+    </w:p>
+    <w:p>
+      <w:r>
+        <w:rPr>
+          <w:b/>
+        </w:rPr>
+        <w:t>Lunglav (NT)</w:t>
+      </w:r>
+      <w:r>
+        <w:t xml:space="preserve"> är en av vårt lands främsta signalarter som överallt indikerar gamla lövträd, skogsbestånd med höga naturvärden och ekosystem med långskoglig kontinuitet. Lokalt kan förekomsten vara mycket riklig men den hittas nästan enbart i gamla och ej slutavverkade skogar. Artens samtliga förekomster bör uppmärksammas från naturvårdssynpunkt, då många lokaler även hyser andra ovanliga och rödlistade arter. Rikliga förekomster bör skyddas med biotopskydd, frivilliga avsättningar eller reservat. På lunglav kan de sällsynta lavparasiterna lunglavshårprick (CR), </w:t>
+      </w:r>
+      <w:r>
+        <w:rPr>
+          <w:i/>
+        </w:rPr>
+        <w:t>Abrothallus diederichii</w:t>
+      </w:r>
+      <w:r>
+        <w:t xml:space="preserve"> (VU), </w:t>
+      </w:r>
+      <w:r>
+        <w:rPr>
+          <w:i/>
+        </w:rPr>
+        <w:t>Abrothallus lobariae</w:t>
+      </w:r>
+      <w:r>
+        <w:t xml:space="preserve"> (VU), </w:t>
+      </w:r>
+      <w:r>
+        <w:rPr>
+          <w:i/>
+        </w:rPr>
+        <w:t>Calycina lobariae</w:t>
+      </w:r>
+      <w:r>
+        <w:t xml:space="preserve"> (VU), lunglavsknapp (VU) och skrovelmössing (VU) påträffas. Lunglav är typisk art för </w:t>
+      </w:r>
+      <w:r>
+        <w:rPr>
+          <w:i/>
+        </w:rPr>
+        <w:t>9010 Taiga, 9020 Nordlig ädellövskog, 9110 Näringsfattig bokskog, 9130 Näringsrik bokskog, 9160 Näringsrik ekskog, 9180 Ädellövskog i branter, 9190 Näringsfattig ekskog, 9070 Trädklädd betesmark, 9040 Fjällbjörkskog</w:t>
+      </w:r>
+      <w:r>
+        <w:t xml:space="preserve"> och</w:t>
+      </w:r>
+      <w:r>
+        <w:rPr>
+          <w:i/>
+        </w:rPr>
+        <w:t xml:space="preserve"> 6530 Lövängar</w:t>
+      </w:r>
+      <w:r>
+        <w:t xml:space="preserve"> (SLU Artdatabanken, 2026; Nitare &amp; Skogsstyrelsen, 2019).</w:t>
+      </w:r>
+    </w:p>
+    <w:p>
+      <w:r>
+        <w:rPr>
+          <w:b/>
+        </w:rPr>
+        <w:t>Skrovellav (NT)</w:t>
+      </w:r>
+      <w:r>
+        <w:t xml:space="preserve"> växer på gamla lövträd och på klippor i gamla skogar med hög och jämn luftfuktighet. Slutavverkning av kontinuitetsskog utgör det största hotet och lavens fortsatta förekomst bör säkerställas genom att lokaler med äldre skog skyddas. I områden med mycket hög luftfuktighet kan man på bålen av skrovellav finna de sällsynta parasitsvamparna skrovellavsknapp (EN), </w:t>
+      </w:r>
+      <w:r>
+        <w:rPr>
+          <w:i/>
+        </w:rPr>
+        <w:t>Catillaria lobariicola</w:t>
+      </w:r>
+      <w:r>
+        <w:t xml:space="preserve"> (VU) och </w:t>
+      </w:r>
+      <w:r>
+        <w:rPr>
+          <w:i/>
+        </w:rPr>
+        <w:t>Merismatium lobariae</w:t>
+      </w:r>
+      <w:r>
+        <w:t xml:space="preserve"> (DD). Skrovellav är typisk art för </w:t>
+      </w:r>
+      <w:r>
+        <w:rPr>
+          <w:i/>
+        </w:rPr>
+        <w:t xml:space="preserve">9010 Taiga, 9020 Nordlig ädellövskog, 9040 Fjällbjörkskog, 9070 Trädklädd betesmark, 9160 Näringsrik ekskog, 9180 Ädellövskog i branter, 9190 Näringsfattig ekskog, 8210 Kalkbranter </w:t>
+      </w:r>
+      <w:r>
+        <w:t xml:space="preserve">och </w:t>
+      </w:r>
+      <w:r>
+        <w:rPr>
+          <w:i/>
+        </w:rPr>
+        <w:t>6530 Lövängar</w:t>
+      </w:r>
+      <w:r>
+        <w:t xml:space="preserve"> (SLU Artdatabanken, 2026; Nitare &amp; Skogsstyrelsen, 2019).</w:t>
+      </w:r>
+    </w:p>
+    <w:p>
+      <w:r>
+        <w:rPr>
+          <w:b/>
+        </w:rPr>
+        <w:t>Sparvuggla (NT, §4)</w:t>
+      </w:r>
+      <w:r>
+        <w:t xml:space="preserve"> är fridlyst enligt 4§ artskyddsförordningen och omfattas av bilaga 1 EU:s fågeldirektiv. Den har minskat med 15 (5–25) % under de senaste 15 åren och minskningstakten för den svenska populationen bedöms vara nära gränsvärdet för Sårbar (VU).  Sparvugglan häckar i naturskog samt i klassisk bondeskog och förekommer främst i större skogsområden som domineras av barrblandskog med stort inslag av asp, björk och andra lövträd. Den behöver relativt stora skogsområden och saknas helt i mindre skogar och isolerade dungar. Reviren är i storleksordningen upp till 200 hektar. Sparvugglan missgynnas av överföring av variationsrika bondeskogar till ensartade produktionsskogar. Särskilt avverkning av lövträdsrika kantzoner och igenplantering av gamla inägor (SLU Artdatabanken, 2026; Skogsstyrelsen, 2016).</w:t>
+      </w:r>
+    </w:p>
+    <w:p>
+      <w:r>
+        <w:rPr>
+          <w:b/>
+        </w:rPr>
+        <w:t>Tretåig hackspett (NT, §4)</w:t>
+      </w:r>
+      <w:r>
+        <w:t xml:space="preserve"> är rödlistad som nära hotad och ingår i bilaga 1 i EU:s fågeldirektiv. Tretåig hackspett är för sin överlevnad beroende av kontinuerlig tillförsel av äldre döende och död ved, som sker genom naturliga självgallringsprocesser i äldre grannaturskogar och barrblandade naturskogar. Om en skog genom skogsbruk gallras eller glesas ur så upphör och uteblir i stort sett den naturliga självgallringsprocessen för mycket lång tid framöver vilket omöjliggör upprätthållandet av den kontinuerliga ekologiska funktionen i ett område. Det finns studier som visar att naturskogens självgallringsprocess som den tretåiga hackspetten är beroende av, inte kan ersättas med efterlämnad hänsyn i skogsbruket (Imbeau &amp; Desrochers, 2002). Storleken på häckningsreviret varierar med skogstypen, förekomsten av död ved och graden av fragmentering, men är i allmänhet i storleksordningen 25–100 hektar. Vintertid krävs ofta betydligt större områden och det finns studier som antyder att arten behöver minst 100 hektar äldre skog. I områden med låg bonitet kan det behövas över 200 hektar lämpligt habitat för att ett par ska kunna reproducera sig. Områden med dokumenterad permanent förekomst i naturskogsmiljöer har vanligen så stora naturvärden att skogsbruk är olämpligt. Tretåig hackspett är typisk art för </w:t>
+      </w:r>
+      <w:r>
+        <w:rPr>
+          <w:i/>
+        </w:rPr>
+        <w:t xml:space="preserve">9010 Taiga, 9740 Skogsbevuxen myr, 9030 Landhöjningsskog </w:t>
+      </w:r>
+      <w:r>
+        <w:t xml:space="preserve">och </w:t>
+      </w:r>
+      <w:r>
+        <w:rPr>
+          <w:i/>
+        </w:rPr>
+        <w:t>9040 Fjällbjörkskog</w:t>
+      </w:r>
+      <w:r>
+        <w:t xml:space="preserve"> (Skogsstyrelsen, 2016; SLU Artdatabanken, 2024).</w:t>
+      </w:r>
+    </w:p>
+    <w:p>
+      <w:r>
+        <w:rPr>
+          <w:b/>
+        </w:rPr>
+        <w:t>Ullticka (NT)</w:t>
+      </w:r>
+      <w:r>
+        <w:t xml:space="preserve"> är knuten till restbestånd av barrnaturskog och förekommer med ett tydligt optimum i orörda eller måttligt påverkade gamla granskogar där det föreligger viss kontinuitet av grov död ved. Ullticka är en bra signalart inom hela sitt utbredningsområde och i södra Sverige är den sällsynt och en god signalart för skyddsvärda granskogsmiljöer. Den hotas av avverkning och fragmentering av naturskog och äldre granskog med lång trädkontinuitet. På ullticka kan ibland ulltickeporing (VU) påträffas - det är en sällsynt ticka som nyligen delats upp i de tre olika arterna ulltickeporing </w:t>
+      </w:r>
+      <w:r>
+        <w:rPr>
+          <w:i/>
+        </w:rPr>
+        <w:t xml:space="preserve">Skeletocutis brevispora </w:t>
+      </w:r>
+      <w:r>
+        <w:t>(VU)</w:t>
+      </w:r>
+      <w:r>
+        <w:rPr>
+          <w:i/>
+        </w:rPr>
+        <w:t>, Skeletocutis delicata</w:t>
+      </w:r>
+      <w:r>
+        <w:t xml:space="preserve"> (VU)</w:t>
+      </w:r>
+      <w:r>
+        <w:rPr>
+          <w:i/>
+        </w:rPr>
+        <w:t xml:space="preserve"> och Skeletocutis exilis</w:t>
+      </w:r>
+      <w:r>
+        <w:t xml:space="preserve"> (NT). Ullticka är typisk art för </w:t>
+      </w:r>
+      <w:r>
+        <w:rPr>
+          <w:i/>
+        </w:rPr>
+        <w:t xml:space="preserve">9010 Taiga, 9050 Näringsrik granskog </w:t>
+      </w:r>
+      <w:r>
+        <w:t xml:space="preserve">och </w:t>
+      </w:r>
+      <w:r>
+        <w:rPr>
+          <w:i/>
+        </w:rPr>
+        <w:t>9030 Landhöjningsskog</w:t>
+      </w:r>
+      <w:r>
+        <w:t xml:space="preserve"> (SLU Artdatabanken, 2026; Nitare &amp; Skogsstyrelsen, 2019; Miettinen &amp; Niemelä, 2018).</w:t>
+      </w:r>
+    </w:p>
+    <w:p>
+      <w:r>
+        <w:rPr>
+          <w:b/>
+        </w:rPr>
+        <w:t>Vitgrynig nållav (NT)</w:t>
+      </w:r>
+      <w:r>
+        <w:t xml:space="preserve"> växer nästan uteslutande på bark av gamla, senvuxna granar i skuggiga lägen med hög och jämn luftfuktighet. Den vanligaste naturtypen för arten är kontinuitetsskogar på frisk mark men den finns också i sumpgranskogar. På lång sikt utgör avverkningar av olikåldriga granskogar av naturskogskaraktär ett allvarligt hot mot arten och skogsbruksåtgärder på eller i närheten av växtplatserna bör undvikas. Naturskogsartade, fuktiga granskogar med förekomster av arten signalerar höga biologiska värden och bör bevaras (SLU Artdatabanken, 2024; Nitare &amp; Skogsstyrelsen, 2019).</w:t>
+      </w:r>
+    </w:p>
+    <w:p>
+      <w:r>
+        <w:rPr>
+          <w:b/>
+        </w:rPr>
+        <w:t xml:space="preserve">Blodticka </w:t>
+      </w:r>
+      <w:r>
+        <w:t xml:space="preserve">är i norra Sverige främst knuten till grova granlågor i urskogsartad barrskog, men förekommer ibland även på klenare granar i anslutning till bäckar och sumpskogar. Den är en bra indikator på granskogar med höga naturvärden och oftast förekommer den tillsammans med ett stort antal ovanliga och rödlistade arter. I södra Sverige växer den framför allt på tall och har då ett lägre signalvärde. Blodticka är typisk art för </w:t>
+      </w:r>
+      <w:r>
+        <w:rPr>
+          <w:i/>
+        </w:rPr>
+        <w:t>9030 Landhöjningsskog</w:t>
+      </w:r>
+      <w:r>
+        <w:t xml:space="preserve"> (SLU Artdatabanken, 2025; Nitare &amp; Skogsstyrelsen, 2019).</w:t>
+      </w:r>
+    </w:p>
+    <w:p>
+      <w:r>
+        <w:rPr>
+          <w:b/>
+        </w:rPr>
+        <w:t>Finbräken</w:t>
+      </w:r>
+      <w:r>
+        <w:t xml:space="preserve"> växer på kalkrika marker i frisk eller fuktig mulljord. Den kräver konstant hög luftfuktighet och är mycket känslig för skogsbruksåtgärder. Arten är placerad högst upp i Skogsstyrelsens värdepyramid för bedömning av skog med höga naturvärden och utgör en karaktärsart för de mest skyddsvärda kalkgranskogarna med långvarig ekologisk kontinuitet och högt skyddsvärde. Finbräken är typisk art för </w:t>
+      </w:r>
+      <w:r>
+        <w:rPr>
+          <w:i/>
+        </w:rPr>
+        <w:t xml:space="preserve">9050 Näringsrik granskog </w:t>
+      </w:r>
+      <w:r>
+        <w:t xml:space="preserve">och </w:t>
+      </w:r>
+      <w:r>
+        <w:rPr>
+          <w:i/>
+        </w:rPr>
+        <w:t xml:space="preserve">9040 Fjällbjörkskog </w:t>
+      </w:r>
+      <w:r>
+        <w:t>(SLU Artdatabanken, 2024; Nitare &amp; Skogsstyrelsen, 2019).</w:t>
+      </w:r>
+    </w:p>
+    <w:p>
+      <w:r>
+        <w:rPr>
+          <w:b/>
+        </w:rPr>
+        <w:t>Kransrams</w:t>
+      </w:r>
+      <w:r>
+        <w:t xml:space="preserve"> är typisk art för </w:t>
+      </w:r>
+      <w:r>
+        <w:rPr>
+          <w:i/>
+        </w:rPr>
+        <w:t xml:space="preserve">9020 Nordlig ädellövskog </w:t>
+      </w:r>
+      <w:r>
+        <w:t>(SLU Artdatabanken, 2025).</w:t>
+      </w:r>
+    </w:p>
+    <w:p>
+      <w:r>
+        <w:rPr>
+          <w:b/>
+        </w:rPr>
+        <w:t>Luddlav</w:t>
+      </w:r>
+      <w:r>
+        <w:t xml:space="preserve"> signalerar lång skoglig kontinuitet med ett stabilt lokal- och mikroklimat med hög och jämn fuktighet. Luddlav är typisk art för </w:t>
+      </w:r>
+      <w:r>
+        <w:rPr>
+          <w:i/>
+        </w:rPr>
+        <w:t>9010 Taiga,</w:t>
+      </w:r>
+      <w:r>
+        <w:t xml:space="preserve"> </w:t>
+      </w:r>
+      <w:r>
+        <w:rPr>
+          <w:i/>
+        </w:rPr>
+        <w:t xml:space="preserve">9020 Nordlig ädellövskog, 9070 Trädklädd betesmark, 9110 Näringsfattig bokskog, 9180 Ädellövskog i branter </w:t>
+      </w:r>
+      <w:r>
+        <w:t>och</w:t>
+      </w:r>
+      <w:r>
+        <w:rPr>
+          <w:i/>
+        </w:rPr>
+        <w:t xml:space="preserve"> 9190 Näringsfattig ekskog </w:t>
+      </w:r>
+      <w:r>
+        <w:t>(Nitare &amp; Skogsstyrelsen, 2019; SLU Artdatabanken, 2025).</w:t>
+      </w:r>
+    </w:p>
+    <w:p>
+      <w:r>
+        <w:rPr>
+          <w:b/>
+        </w:rPr>
+        <w:t>Plattlummer (§9)</w:t>
+      </w:r>
+      <w:r>
+        <w:t xml:space="preserve"> växer främst i ljusöppna sandtallskogar eller annan gles, torr och brandpräglad hedbarrskog. Den är mest frekvent i olika typer av naturskogar och kontinuitetsskogar och missgynnas markant av slutavverkning och maskinell markberedning. Söder ut i landet förekommer de närstående arterna cypresslummer (VU, §8) och mellanlummer (VU, §9), vilka båda omfattas av EU:s art- och habitatdirektiv. Plattlummer är typisk art för </w:t>
+      </w:r>
+      <w:r>
+        <w:rPr>
+          <w:i/>
+        </w:rPr>
+        <w:t xml:space="preserve">9010 Taiga </w:t>
+      </w:r>
+      <w:r>
+        <w:t>och</w:t>
+      </w:r>
+      <w:r>
+        <w:rPr>
+          <w:i/>
+        </w:rPr>
+        <w:t xml:space="preserve"> 2320 Rissandhedar </w:t>
+      </w:r>
+      <w:r>
+        <w:t>(Nitare &amp; Skogsstyrelsen, 2019; SLU Artdatabanken, 2025).</w:t>
+      </w:r>
+    </w:p>
+    <w:p>
+      <w:r>
+        <w:rPr>
+          <w:b/>
+        </w:rPr>
+        <w:t xml:space="preserve">Skinnlav </w:t>
+      </w:r>
+      <w:r>
+        <w:t xml:space="preserve">förekommer på diverse lövträd, främst på gammal asp och sälg. Den påträffas främst i områden med lång kontinuitet av grova lövträd och signalerar skogsmark med höga naturvärden. På lokalerna förekommer som regel ett flertal andra ovanliga eller rödlistade lavar. I likhet med gelélavarna, etablerar sig skinnlaven i skogsmark på grova aspar i sena lövsuccessioner. Skinnlav är typisk art för </w:t>
+      </w:r>
+      <w:r>
+        <w:rPr>
+          <w:i/>
+        </w:rPr>
+        <w:t xml:space="preserve">9010 Taiga, 9020 Nordlig ädellövskog </w:t>
+      </w:r>
+      <w:r>
+        <w:t xml:space="preserve">och </w:t>
+      </w:r>
+      <w:r>
+        <w:rPr>
+          <w:i/>
+        </w:rPr>
+        <w:t xml:space="preserve">9070 Trädklädd betesmark </w:t>
+      </w:r>
+      <w:r>
+        <w:t>(Nitare &amp; Skogsstyrelsen, 2019; SLU Artdatabanken, 2025).</w:t>
+      </w:r>
+    </w:p>
+    <w:p>
+      <w:r>
+        <w:rPr>
+          <w:b/>
+        </w:rPr>
+        <w:t>Stuplav</w:t>
+      </w:r>
+      <w:r>
+        <w:t xml:space="preserve"> är en mycket bra signalart i hela sitt utbredningsområde och förekommer nästan enbart i skogsmiljöer med höga naturvärden. Den indikerar långvarig förekomst av gamla lövträd och miljöer med konstant hög luftfuktighet. I skogar med suboceaniskt klimat finns det en mycket sällsynt parasit, njurlavsknapp </w:t>
+      </w:r>
+      <w:r>
+        <w:rPr>
+          <w:i/>
+        </w:rPr>
+        <w:t>Pletocarpon nephromeum</w:t>
+      </w:r>
+      <w:r>
+        <w:t xml:space="preserve"> (EN), som växer på stuplav. Ytterligare tre sällsynta lavparasiter, </w:t>
+      </w:r>
+      <w:r>
+        <w:rPr>
+          <w:i/>
+        </w:rPr>
+        <w:t>Protounguicularia nephromatis</w:t>
+      </w:r>
+      <w:r>
+        <w:t xml:space="preserve"> (VU), </w:t>
+      </w:r>
+      <w:r>
+        <w:rPr>
+          <w:i/>
+        </w:rPr>
+        <w:t>Refractohilum galligenum</w:t>
+      </w:r>
+      <w:r>
+        <w:t xml:space="preserve"> (NT) och </w:t>
+      </w:r>
+      <w:r>
+        <w:rPr>
+          <w:i/>
+        </w:rPr>
+        <w:t>Roselliniella nephromatis</w:t>
+      </w:r>
+      <w:r>
+        <w:t xml:space="preserve"> (DD), kan också påträffas på stuplav. Stuplav är typisk art för </w:t>
+      </w:r>
+      <w:r>
+        <w:rPr>
+          <w:i/>
+        </w:rPr>
+        <w:t>9010 Taiga</w:t>
+      </w:r>
+      <w:r>
+        <w:t xml:space="preserve"> (SLU Artdatabanken, 2026; Nitare &amp; Skogsstyrelsen, 2019).</w:t>
+      </w:r>
+    </w:p>
+    <w:p>
+      <w:r>
+        <w:rPr>
+          <w:b/>
+        </w:rPr>
+        <w:t>Svart trolldruva</w:t>
+      </w:r>
+      <w:r>
+        <w:t xml:space="preserve"> är en kalkgynnad växt som förekommer på näringsrik frisk mulljord i såväl bördiga kalkbarrskogar som sydliga kalklövskogar och lundar. Arten är en bra signalart för skyddsvärda biotoper i såväl löv- som barrskogar och tål inte slutavverkning och markberedning. Trolldruva är värdväxt för ett antal sällsynta fjärilsarter som ställer höga krav på sina livsmiljöer, däribland trolldruvemätare (EN), skuggmalmätare (VU) och trolldruvelobmätare (VU). Svart trolldruva är typisk art för </w:t>
+      </w:r>
+      <w:r>
+        <w:rPr>
+          <w:i/>
+        </w:rPr>
+        <w:t>9050 Näringsrik granskog,</w:t>
+      </w:r>
+      <w:r>
+        <w:t xml:space="preserve"> </w:t>
+      </w:r>
+      <w:r>
+        <w:rPr>
+          <w:i/>
+        </w:rPr>
+        <w:t xml:space="preserve">9020 Nordlig ädellövskog, 9160 Näringsrik ekskog, 9180 Ädellövskog i branter </w:t>
+      </w:r>
+      <w:r>
+        <w:t>och</w:t>
+      </w:r>
+      <w:r>
+        <w:rPr>
+          <w:i/>
+        </w:rPr>
+        <w:t xml:space="preserve"> 1610 Åsöar i Östersjön</w:t>
+      </w:r>
+      <w:r>
+        <w:t xml:space="preserve"> (SLU Artdatabanken, 2024; Nitare &amp; Skogsstyrelsen, 2019).</w:t>
+      </w:r>
+    </w:p>
+    <w:p>
+      <w:r>
+        <w:rPr>
+          <w:b/>
+        </w:rPr>
+        <w:t xml:space="preserve">Underviol </w:t>
+      </w:r>
+      <w:r>
+        <w:t xml:space="preserve">är en bra signalart i hela sitt utbredningsområde i såväl lövlundar som kalkbarrskogar. Arten är särskilt intressant när den förekommer i barrskog och indikerar då troligen relikta och hotade kalkbarrskogsekosystem. Underviol tål inte dagens storskaliga skogsbruksmetoder även om den vid enstaka tillfällen lyckas kvarstå i fuktdråg efter avverkning. Underviol är typisk art för </w:t>
+      </w:r>
+      <w:r>
+        <w:rPr>
+          <w:i/>
+        </w:rPr>
+        <w:t xml:space="preserve">9050 Näringsrik granskog, 9020 Nordlig ädellövskog </w:t>
+      </w:r>
+      <w:r>
+        <w:t xml:space="preserve">och </w:t>
+      </w:r>
+      <w:r>
+        <w:rPr>
+          <w:i/>
+        </w:rPr>
+        <w:t>9160 Näringsrik ekskog</w:t>
+      </w:r>
+      <w:r>
+        <w:t xml:space="preserve"> (Nitare &amp; Skogsstyrelsen, 2019; SLU Artdatabanken, 2024).</w:t>
+      </w:r>
+    </w:p>
+    <w:p>
+      <w:r>
+        <w:rPr>
+          <w:b/>
+        </w:rPr>
+        <w:t xml:space="preserve">Vedticka </w:t>
+      </w:r>
+      <w:r>
+        <w:t xml:space="preserve">är en bra signalart söder om den naturliga norrlandsgränsen. Den är huvudsakligen knuten till äldre barrskogar där det föreligger långvarig kontinuitet av död barrved. Vedticka är typisk art för </w:t>
+      </w:r>
+      <w:r>
+        <w:rPr>
+          <w:i/>
+        </w:rPr>
+        <w:t xml:space="preserve">9010 Taiga </w:t>
+      </w:r>
+      <w:r>
+        <w:t>(Nitare &amp; Skogsstyrelsen, 2019; SLU Artdatabanken, 2025).</w:t>
+      </w:r>
+    </w:p>
+    <w:p>
+      <w:r>
+        <w:rPr>
+          <w:b/>
+        </w:rPr>
+        <w:t>Järpe (§4)</w:t>
+      </w:r>
+      <w:r>
+        <w:t xml:space="preserve">, som är upptagen i bilaga 1 och 2 EU:s fågeldirektiv, är mycket stationär inom sitt revir som är minst 25 hektar stort. Livsmiljöerna utgörs av tät barrskog med inblandning av lövträd och en väl utvecklad flerskiktad struktur med bärris och yngre eller undertryckta, täta granar i ett lägre skikt, ofta utmed bäckar och åar inne i den skyddande granskogen. Den överlever inte om dess livsmiljö kalavverkas och är även känslig för röjning, gallring och avverkning där unga granar och lövträd inte sparas i tillräcklig omfattning. Arten finns i sammanhängande grandominerad skog över hela Sverige men förekomsterna är betydligt glesare i Götaland än i övriga landet. Järpe är typisk art för </w:t>
+      </w:r>
+      <w:r>
+        <w:rPr>
+          <w:i/>
+        </w:rPr>
+        <w:t xml:space="preserve">9010 Taiga, 9080 Lövsumpskog </w:t>
+      </w:r>
+      <w:r>
+        <w:t xml:space="preserve">och </w:t>
+      </w:r>
+      <w:r>
+        <w:rPr>
+          <w:i/>
+        </w:rPr>
+        <w:t xml:space="preserve">9740 Skogsbevuxen myr </w:t>
+      </w:r>
+      <w:r>
+        <w:t>(SLU Artdatabanken, 2026).</w:t>
+      </w:r>
+    </w:p>
+    <w:p>
+      <w:r>
+        <w:rPr>
+          <w:b/>
+        </w:rPr>
+        <w:t>Spillkråka (§4)</w:t>
+      </w:r>
+      <w:r>
+        <w:t xml:space="preserve"> omfattas av bilaga 1 i EU:s fågeldirektiv och är typisk art för </w:t>
+      </w:r>
+      <w:r>
+        <w:rPr>
+          <w:i/>
+        </w:rPr>
+        <w:t xml:space="preserve">9010 Taiga </w:t>
+      </w:r>
+      <w:r>
+        <w:t>och</w:t>
+      </w:r>
+      <w:r>
+        <w:rPr>
+          <w:i/>
+        </w:rPr>
+        <w:t xml:space="preserve"> 9740 Skogsbevuxen myr</w:t>
+      </w:r>
+      <w:r>
+        <w:t>. Den behöver grova träd, främst tall, asp och bok som boträd. Skogsbruk med korta omloppstider och täta, homogena ungskogar utgör det största hotet. Spillkråka är en nyckelart i skogliga miljöer vars övergivna bohål utnyttjas av flera andra hålhäckande fågelarter och fladdermöss, däribland pärluggla (EN, §4), knipa (§4), salskrake (§4) och skogsduva (§4). Hökuggla (VU, §4) och slaguggla (§4) häckar ofta i högstubbar som brutits av i höjd med ett gammalt spillkråkebo (SLU Artdatabanken, 2026; Skogsstyrelsen, 2016).</w:t>
+      </w:r>
+    </w:p>
+    <w:p>
+      <w:r>
+        <w:rPr>
+          <w:b/>
+        </w:rPr>
+        <w:t>Tjäder (§4)</w:t>
+      </w:r>
+      <w:r>
+        <w:t xml:space="preserve"> omfattas av bilaga 1 och 2 EU:s fågeldirektiv och är typisk art för </w:t>
+      </w:r>
+      <w:r>
+        <w:rPr>
+          <w:i/>
+        </w:rPr>
+        <w:t xml:space="preserve">9010 Taiga </w:t>
+      </w:r>
+      <w:r>
+        <w:t xml:space="preserve">och </w:t>
+      </w:r>
+      <w:r>
+        <w:rPr>
+          <w:i/>
+        </w:rPr>
+        <w:t>9740 Skogsbevuxen myr</w:t>
+      </w:r>
+      <w:r>
+        <w:t>. Tjädern är en utpräglad skogsfågel knuten till större sammanhängande barrskogsområden. Tupparna och hönorna utnyttjar till viss del olika miljöer, och habitatvalet varierar dessutom mellan olika delar av året. För att det ska finnas livskraftiga tjäderbestånd krävs funktionella skogslandskap med en blandning av uppvuxen, gles och luckig skog, täta sumpskogar, myrar och andra små våtmarker. Arten försvinner när skogen fragmenteras och den sammanlagda arealen hyggen och andra öppna områden blir för stor. Ett småskaligt och försiktigt virkesuttag genom hyggesfria metoder kan i vissa fall vara möjligt i området inom 200 m från lekcentrum. Längre ut från lekcentrum, inom 200–500 m bör den avverkade ytan inte överskrida 1 hektar för att undvika alltför stora och snabba förändringar (Skogsstyrelsen, 2019; SLU Artdatabanken, 2024).</w:t>
+      </w:r>
+    </w:p>
+    <w:p>
+      <w:pPr>
+        <w:pStyle w:val="Heading1"/>
+      </w:pPr>
+      <w:r>
+        <w:t>Certifiering</w:t>
       </w:r>
     </w:p>
     <w:p>
@@ -255,26 +954,18 @@
         <w:pStyle w:val="Heading2"/>
       </w:pPr>
       <w:r>
-        <w:t>Fridlysta arter</w:t>
+        <w:t>Ur FSC-standarden</w:t>
       </w:r>
     </w:p>
     <w:p>
-      <w:r>
-        <w:t>Följande fridlysta arter har sina livsmiljöer och växtplatser i den avverkningsanmälda skogen: sparvuggla (NT, §4), tretåig hackspett (NT, T, §4), plattlummer (S, T, §9), tvåblad (S, §8), järpe (T, §4), spillkråka (T, §4) och tjäder (T, §4).</w:t>
-      </w:r>
-    </w:p>
-    <w:p>
-      <w:r>
-        <w:t xml:space="preserve">Observera att medlemsländerna är skyldiga att agera i enlighet med EU:s fågeldirektiv där det uttryckligen står att direktivet gäller för fåglar samt för deras ägg, bon och </w:t>
-      </w:r>
       <w:r>
         <w:rPr>
           <w:b/>
         </w:rPr>
-        <w:t xml:space="preserve">livsmiljöer </w:t>
-      </w:r>
-      <w:r>
-        <w:t>(artikel 1). Vidare att de åtgärder som vidtas inte får leda till en försämring av den nuvarande situationen beträffande bevarandet av de fågelarter som avses i artikel 1 (artikel 13). Fågeldirektivet är styrande för tillsynsansvariga myndigheters ärendehantering, ställningstaganden och beslutsfattande.</w:t>
+        <w:t xml:space="preserve">PRINCIP 1: LAGEFTERLEVNAD: </w:t>
+      </w:r>
+      <w:r>
+        <w:t>Certifikatsinnehavaren ska följa alla tillämpliga lagar, förordningar och nationellt ratificerade internationella avtal, konventioner och överenskommelser.</w:t>
       </w:r>
     </w:p>
     <w:p>
@@ -282,28 +973,89 @@
         <w:rPr>
           <w:b/>
         </w:rPr>
-        <w:t>Järpe (§4)</w:t>
-      </w:r>
-      <w:r>
-        <w:t xml:space="preserve">, som är upptagen i bilaga 1 och 2 EU:s fågeldirektiv, är mycket stationär inom sitt revir som är minst 25 hektar stort. Livsmiljöerna utgörs av tät barrskog med inblandning av lövträd och en väl utvecklad flerskiktad struktur med bärris och yngre eller undertryckta, täta granar i ett lägre skikt, ofta utmed bäckar och åar inne i den skyddande granskogen. Den överlever inte om dess livsmiljö kalavverkas och är även känslig för röjning, gallring och avverkning där unga granar och lövträd inte sparas i tillräcklig omfattning. Arten finns i sammanhängande grandominerad skog över hela Sverige men förekomsterna är betydligt glesare i Götaland än i övriga landet. Järpe är typisk art för </w:t>
+        <w:t xml:space="preserve">1.3.1 </w:t>
+      </w:r>
+      <w:r>
+        <w:t>Tillämpliga lagar och föreskrifter för brukandet av skogen följs.</w:t>
+      </w:r>
+    </w:p>
+    <w:p>
+      <w:pPr>
+        <w:pStyle w:val="ListBullet"/>
+      </w:pPr>
+      <w:r>
+        <w:rPr>
+          <w:b/>
+          <w:i/>
+        </w:rPr>
+        <w:t xml:space="preserve">Kommentar: </w:t>
+      </w:r>
+      <w:r>
+        <w:t>I den avverkningsanmälda skogen har fridlysta arter sina livsmiljöer och växtplatser. Att skada de fridlysta arternas livsmiljöer, växtplatser eller ekologiska funktion är inte tillåtet enligt artskyddsförordningen.</w:t>
       </w:r>
       <w:r>
         <w:rPr>
           <w:i/>
         </w:rPr>
-        <w:t xml:space="preserve">9010 Taiga, 9080 Lövsumpskog </w:t>
-      </w:r>
-      <w:r>
-        <w:t xml:space="preserve">och </w:t>
+        <w:t xml:space="preserve"> EU:s medlemsländer och skogsbolag är skyldiga att agera i enlighet med EU:s fågeldirektiv där det uttryckligen står att direktivet gäller för fåglar samt för deras ägg, bon och </w:t>
+      </w:r>
+      <w:r>
+        <w:rPr>
+          <w:b/>
+          <w:i/>
+        </w:rPr>
+        <w:t xml:space="preserve">livsmiljöer </w:t>
+      </w:r>
+      <w:r>
+        <w:t>(artikel 1). Vidare att de åtgärder som vidtas inte får leda till en försämring av den nuvarande situationen beträffande bevarandet av de fågelarter som avses i artikel 1 (artikel 13).</w:t>
+      </w:r>
+    </w:p>
+    <w:p>
+      <w:r>
+        <w:rPr>
+          <w:b/>
+        </w:rPr>
+        <w:t xml:space="preserve">6.4 </w:t>
+      </w:r>
+      <w:r>
+        <w:t>Certifikatsinnehavaren ska skydda sällsynta arter och hotade arter samt deras livsmiljöer inom skogsbruksenheten. Det ska ske genom avsättningar, andra skyddade områden och genom att skapa konnektivitet och/eller genom andra direkta åtgärder som gynnar dessa arters överlevnad och livskraft. Åtgärderna ska stå i förhållande till brukandets skala, intensitet och risk, samt till sällsynta och hotade arters bevarandestatus och ekologiska krav. Certifikatsinnehavaren ska beakta den geografiska spridningen och ekologiska krav hos sällsynta och hotade arter utanför skogsbruksenhetens gränser när beslut om åtgärder inom skogsbruksenheten ska fattas.</w:t>
+      </w:r>
+    </w:p>
+    <w:p>
+      <w:r>
+        <w:rPr>
+          <w:b/>
+        </w:rPr>
+        <w:t xml:space="preserve">6.4.1 </w:t>
+      </w:r>
+      <w:r>
+        <w:t>Följande biotoper undantas från alla skogsbruksåtgärder, förutom åtgärder påkallade för att bevara eller främja biotopens naturliga eller hävdbetingade biologiska mångfald:</w:t>
+      </w:r>
+    </w:p>
+    <w:p>
+      <w:pPr>
+        <w:ind w:left="357"/>
+      </w:pPr>
+      <w:r>
+        <w:t>b) nyckelbiotoper enligt Skogsstyrelsens definition och metod (1995)</w:t>
+      </w:r>
+    </w:p>
+    <w:p>
+      <w:pPr>
+        <w:pStyle w:val="ListBullet"/>
+      </w:pPr>
+      <w:r>
+        <w:rPr>
+          <w:b/>
+          <w:i/>
+        </w:rPr>
+        <w:t xml:space="preserve">Kommentar: </w:t>
       </w:r>
       <w:r>
         <w:rPr>
           <w:i/>
         </w:rPr>
-        <w:t xml:space="preserve">9740 Skogsbevuxen myr </w:t>
-      </w:r>
-      <w:r>
-        <w:t>(SLU Artdatabanken, 2026).</w:t>
+        <w:t>I det avverkningsanmälda skogsområdet har 21 rödlistade arter och signalarter påträffats. Detta ska jämföras med Skogsstyrelsens uppföljning 2017 av nyckelbiotoper som visade att man i genomsnitt hittar 20,6 olika rödlistade arter och signalarter i en nyckelbiotop (Wijk, S. 2017. Biologisk mångfald i nyckelbiotoper – Resultat från inventeringen “Uppföljning biologisk mångfald” 2009–2015. Rapport 4/2017 Skogsstyrelsen, Jönköping).</w:t>
       </w:r>
     </w:p>
     <w:p>
@@ -311,131 +1063,28 @@
         <w:rPr>
           <w:b/>
         </w:rPr>
-        <w:t>Plattlummer (§9)</w:t>
-      </w:r>
-      <w:r>
-        <w:t xml:space="preserve"> växer främst i ljusöppna sandtallskogar eller annan gles, torr och brandpräglad hedbarrskog. Den är mest frekvent i olika typer av naturskogar och kontinuitetsskogar och missgynnas markant av slutavverkning och maskinell markberedning. Söder ut i landet förekommer de närstående arterna cypresslummer (VU, §8) och mellanlummer (VU, §9), vilka båda omfattas av EU:s art- och habitatdirektiv. Plattlummer är typisk art för </w:t>
+        <w:t xml:space="preserve">6.4.3 </w:t>
+      </w:r>
+      <w:r>
+        <w:t>Bevarandeåtgärder genomförs för de kända förekomster av rödlistade arter som påverkas av skogsbruk.</w:t>
+      </w:r>
+    </w:p>
+    <w:p>
+      <w:pPr>
+        <w:pStyle w:val="ListBullet"/>
+      </w:pPr>
+      <w:r>
+        <w:rPr>
+          <w:b/>
+          <w:i/>
+        </w:rPr>
+        <w:t xml:space="preserve">Kommentar: </w:t>
       </w:r>
       <w:r>
         <w:rPr>
           <w:i/>
         </w:rPr>
-        <w:t xml:space="preserve">9010 Taiga </w:t>
-      </w:r>
-      <w:r>
-        <w:t>och</w:t>
-      </w:r>
-      <w:r>
-        <w:rPr>
-          <w:i/>
-        </w:rPr>
-        <w:t xml:space="preserve"> 2320 Rissandhedar </w:t>
-      </w:r>
-      <w:r>
-        <w:t>(Nitare &amp; Skogsstyrelsen, 2019; SLU Artdatabanken, 2025).</w:t>
-      </w:r>
-    </w:p>
-    <w:p>
-      <w:r>
-        <w:rPr>
-          <w:b/>
-        </w:rPr>
-        <w:t>Sparvuggla (NT, §4)</w:t>
-      </w:r>
-      <w:r>
-        <w:t xml:space="preserve"> är fridlyst enligt 4§ artskyddsförordningen och omfattas av bilaga 1 EU:s fågeldirektiv. Den har minskat med 15 (5–25) % under de senaste 15 åren och minskningstakten för den svenska populationen bedöms vara nära gränsvärdet för Sårbar (VU).  Sparvugglan häckar i naturskog samt i klassisk bondeskog och förekommer främst i större skogsområden som domineras av barrblandskog med stort inslag av asp, björk och andra lövträd. Den behöver relativt stora skogsområden och saknas helt i mindre skogar och isolerade dungar. Reviren är i storleksordningen upp till 200 hektar. Sparvugglan missgynnas av överföring av variationsrika bondeskogar till ensartade produktionsskogar. Särskilt avverkning av lövträdsrika kantzoner och igenplantering av gamla inägor (SLU Artdatabanken, 2026; Skogsstyrelsen, 2016).</w:t>
-      </w:r>
-    </w:p>
-    <w:p>
-      <w:r>
-        <w:rPr>
-          <w:b/>
-        </w:rPr>
-        <w:t>Spillkråka (§4)</w:t>
-      </w:r>
-      <w:r>
-        <w:t xml:space="preserve"> omfattas av bilaga 1 i EU:s fågeldirektiv och är typisk art för </w:t>
-      </w:r>
-      <w:r>
-        <w:rPr>
-          <w:i/>
-        </w:rPr>
-        <w:t xml:space="preserve">9010 Taiga </w:t>
-      </w:r>
-      <w:r>
-        <w:t>och</w:t>
-      </w:r>
-      <w:r>
-        <w:rPr>
-          <w:i/>
-        </w:rPr>
-        <w:t xml:space="preserve"> 9740 Skogsbevuxen myr</w:t>
-      </w:r>
-      <w:r>
-        <w:t>. Den behöver grova träd, främst tall, asp och bok som boträd. Skogsbruk med korta omloppstider och täta, homogena ungskogar utgör det största hotet. Spillkråka är en nyckelart i skogliga miljöer vars övergivna bohål utnyttjas av flera andra hålhäckande fågelarter och fladdermöss, däribland pärluggla (EN, §4), knipa (§4), salskrake (§4) och skogsduva (§4). Hökuggla (VU, §4) och slaguggla (§4) häckar ofta i högstubbar som brutits av i höjd med ett gammalt spillkråkebo (SLU Artdatabanken, 2026; Skogsstyrelsen, 2016).</w:t>
-      </w:r>
-    </w:p>
-    <w:p>
-      <w:r>
-        <w:rPr>
-          <w:b/>
-        </w:rPr>
-        <w:t>Tjäder (§4)</w:t>
-      </w:r>
-      <w:r>
-        <w:t xml:space="preserve"> omfattas av bilaga 1 och 2 EU:s fågeldirektiv och är typisk art för </w:t>
-      </w:r>
-      <w:r>
-        <w:rPr>
-          <w:i/>
-        </w:rPr>
-        <w:t xml:space="preserve">9010 Taiga </w:t>
-      </w:r>
-      <w:r>
-        <w:t xml:space="preserve">och </w:t>
-      </w:r>
-      <w:r>
-        <w:rPr>
-          <w:i/>
-        </w:rPr>
-        <w:t>9740 Skogsbevuxen myr</w:t>
-      </w:r>
-      <w:r>
-        <w:t>. Tjädern är en utpräglad skogsfågel knuten till större sammanhängande barrskogsområden. Tupparna och hönorna utnyttjar till viss del olika miljöer, och habitatvalet varierar dessutom mellan olika delar av året. För att det ska finnas livskraftiga tjäderbestånd krävs funktionella skogslandskap med en blandning av uppvuxen, gles och luckig skog, täta sumpskogar, myrar och andra små våtmarker. Arten försvinner när skogen fragmenteras och den sammanlagda arealen hyggen och andra öppna områden blir för stor. Ett småskaligt och försiktigt virkesuttag genom hyggesfria metoder kan i vissa fall vara möjligt i området inom 200 m från lekcentrum. Längre ut från lekcentrum, inom 200–500 m bör den avverkade ytan inte överskrida 1 hektar för att undvika alltför stora och snabba förändringar (Skogsstyrelsen, 2019; SLU Artdatabanken, 2024).</w:t>
-      </w:r>
-    </w:p>
-    <w:p>
-      <w:r>
-        <w:rPr>
-          <w:b/>
-        </w:rPr>
-        <w:t>Tretåig hackspett (NT, §4)</w:t>
-      </w:r>
-      <w:r>
-        <w:t xml:space="preserve"> är rödlistad som nära hotad och ingår i bilaga 1 i EU:s fågeldirektiv. Tretåig hackspett är för sin överlevnad beroende av kontinuerlig tillförsel av äldre döende och död ved, som sker genom naturliga självgallringsprocesser i äldre grannaturskogar och barrblandade naturskogar. Om en skog genom skogsbruk gallras eller glesas ur så upphör och uteblir i stort sett den naturliga självgallringsprocessen för mycket lång tid framöver vilket omöjliggör upprätthållandet av den kontinuerliga ekologiska funktionen i ett område. Det finns studier som visar att naturskogens självgallringsprocess som den tretåiga hackspetten är beroende av, inte kan ersättas med efterlämnad hänsyn i skogsbruket (Imbeau &amp; Desrochers, 2002). Storleken på häckningsreviret varierar med skogstypen, förekomsten av död ved och graden av fragmentering, men är i allmänhet i storleksordningen 25–100 hektar. Vintertid krävs ofta betydligt större områden och det finns studier som antyder att arten behöver minst 100 hektar äldre skog. I områden med låg bonitet kan det behövas över 200 hektar lämpligt habitat för att ett par ska kunna reproducera sig. Områden med dokumenterad permanent förekomst i naturskogsmiljöer har vanligen så stora naturvärden att skogsbruk är olämpligt. Tretåig hackspett är typisk art för </w:t>
-      </w:r>
-      <w:r>
-        <w:rPr>
-          <w:i/>
-        </w:rPr>
-        <w:t xml:space="preserve">9010 Taiga, 9740 Skogsbevuxen myr, 9030 Landhöjningsskog </w:t>
-      </w:r>
-      <w:r>
-        <w:t xml:space="preserve">och </w:t>
-      </w:r>
-      <w:r>
-        <w:rPr>
-          <w:i/>
-        </w:rPr>
-        <w:t>9040 Fjällbjörkskog</w:t>
-      </w:r>
-      <w:r>
-        <w:t xml:space="preserve"> (Skogsstyrelsen, 2016; SLU Artdatabanken, 2024).</w:t>
-      </w:r>
-    </w:p>
-    <w:p>
-      <w:r>
-        <w:t>I BILAGA 1 finns mer detaljerad information om ekologi samt krav på livsmiljö hos fridlysta arter.</w:t>
+        <w:t>I det avverkningsanmälda skogsområdet har 24 naturvårdsarter varav 10 rödlistade arter sina livsmiljöer och växtplatser.</w:t>
       </w:r>
     </w:p>
     <w:p>
@@ -443,7 +1092,7 @@
         <w:pStyle w:val="Heading2"/>
       </w:pPr>
       <w:r>
-        <w:t>Övriga naturvårdsarter</w:t>
+        <w:t>Ur Chain of Custody Certification (FSC-STD-40-004 ver 3.0)</w:t>
       </w:r>
     </w:p>
     <w:p>
@@ -451,537 +1100,144 @@
         <w:rPr>
           <w:b/>
         </w:rPr>
-        <w:t xml:space="preserve">Blodticka </w:t>
-      </w:r>
-      <w:r>
-        <w:t xml:space="preserve">är i norra Sverige främst knuten till grova granlågor i urskogsartad barrskog, men förekommer ibland även på klenare granar i anslutning till bäckar och sumpskogar. Den är en bra indikator på granskogar med höga naturvärden och oftast förekommer den tillsammans med ett stort antal ovanliga och rödlistade arter. I södra Sverige växer den framför allt på tall och har då ett lägre signalvärde. Blodticka är typisk art för </w:t>
+        <w:t xml:space="preserve">1.3 </w:t>
+      </w:r>
+      <w:r>
+        <w:t xml:space="preserve">The organization shall commit to the FSC values as defined in FSC-POL-01-004 Policy for the Association of Organizations with FSC. </w:t>
+      </w:r>
+    </w:p>
+    <w:p>
+      <w:pPr>
+        <w:pStyle w:val="Heading2"/>
+      </w:pPr>
+      <w:r>
+        <w:t>Ur FSC:s policy för associerade organisationer (FSC-POL-01-004)</w:t>
+      </w:r>
+    </w:p>
+    <w:p>
+      <w:r>
+        <w:t xml:space="preserve">Som “Chain of Custody”-certifierad organisation är skogsbolaget bunden av de fastställda reglerna i Del 1 Punkt 1 c) i Policy för organisationer associerade med FSC (FSC-POL-01-004 V2-0 EN + SVE version 2012-03-02): </w:t>
+      </w:r>
+    </w:p>
+    <w:p>
+      <w:pPr>
+        <w:pStyle w:val="ListNumber"/>
+      </w:pPr>
+      <w:r>
+        <w:t>De organisationer FSC kan acceptera association med får inte direkt eller indirekt ha några kopplingar till nedanstående, oacceptabla aktiviteter:</w:t>
+      </w:r>
+    </w:p>
+    <w:p>
+      <w:pPr>
+        <w:ind w:left="357"/>
+      </w:pPr>
+      <w:r>
+        <w:t>a) Olaglig skogsavverkning och handel med olagligt avverkat virke eller skogsprodukter</w:t>
+      </w:r>
+    </w:p>
+    <w:p>
+      <w:pPr>
+        <w:ind w:left="357"/>
+      </w:pPr>
+      <w:r>
+        <w:t>...</w:t>
+      </w:r>
+    </w:p>
+    <w:p>
+      <w:pPr>
+        <w:ind w:left="357"/>
+      </w:pPr>
+      <w:r>
+        <w:t>c) Skogsbruk som förstör höga naturvärden</w:t>
+      </w:r>
+    </w:p>
+    <w:p>
+      <w:pPr>
+        <w:ind w:left="357"/>
+      </w:pPr>
+      <w:r>
+        <w:t>d) Betydande omvandling av skog till plantager eller annan, icke skoglig, markanvändning</w:t>
+      </w:r>
+    </w:p>
+    <w:p>
+      <w:pPr>
+        <w:pStyle w:val="ListBullet"/>
+      </w:pPr>
+      <w:r>
+        <w:rPr>
+          <w:b/>
+          <w:i/>
+        </w:rPr>
+        <w:t xml:space="preserve">Kommentar: </w:t>
       </w:r>
       <w:r>
         <w:rPr>
           <w:i/>
         </w:rPr>
-        <w:t>9030 Landhöjningsskog</w:t>
-      </w:r>
-      <w:r>
-        <w:t xml:space="preserve"> (SLU Artdatabanken, 2025; Nitare &amp; Skogsstyrelsen, 2019).</w:t>
+        <w:t>Avverkning av skog med höga naturvärden samt skada på fridlysta arter strider både mot FSC Controlled Wood-standarden och FSC:s policy for associerade organisationer.</w:t>
       </w:r>
     </w:p>
     <w:p>
+      <w:pPr>
+        <w:pStyle w:val="Heading2"/>
+      </w:pPr>
+      <w:r>
+        <w:t>Ur FSC Controlled Wood (FSC-STD-40-005)</w:t>
+      </w:r>
+    </w:p>
+    <w:p>
+      <w:r>
+        <w:t>Virke som inte accepteras i FSC-märkta produkter (oacceptabelt ursprung) enligt FSC Controlled Wood (FSC-STD-40-005):</w:t>
+      </w:r>
+    </w:p>
+    <w:p>
+      <w:pPr>
+        <w:pStyle w:val="ListNumber"/>
+      </w:pPr>
+      <w:r>
+        <w:t>Illegalt avverkat virke.</w:t>
+      </w:r>
+    </w:p>
+    <w:p>
+      <w:pPr>
+        <w:pStyle w:val="ListNumber"/>
+      </w:pPr>
+      <w:r>
+        <w:t>...</w:t>
+      </w:r>
+    </w:p>
+    <w:p>
+      <w:pPr>
+        <w:pStyle w:val="ListNumber"/>
+      </w:pPr>
+      <w:r>
+        <w:t>Virke från avverkningar som hotar höga naturvärden.</w:t>
+      </w:r>
+    </w:p>
+    <w:p>
+      <w:pPr>
+        <w:pStyle w:val="ListNumber"/>
+      </w:pPr>
+      <w:r>
+        <w:t>Virke från skog som konverteras till plantager eller icke-skogligt bruk.</w:t>
+      </w:r>
+    </w:p>
+    <w:p>
+      <w:pPr>
+        <w:pStyle w:val="ListBullet"/>
+      </w:pPr>
       <w:r>
         <w:rPr>
           <w:b/>
+          <w:i/>
         </w:rPr>
-        <w:t>Doftskinn (NT)</w:t>
-      </w:r>
-      <w:r>
-        <w:t xml:space="preserve">, rödlistad som nära hotad, är en mycket bra signalart för boreal granskog och indikerar ett gran-skogsekosystem med lång kontinuitet av grova lågor. Arten är placerad i toppen av Skogsstyrelsens värdepyramid för bedömning av skog med höga naturvärden och har klassats som en “urskogsindikator”, då den förekommer med ett tydligt optimum i helt eller nästan helt orörda skogar. Doftskinn är typisk art för </w:t>
+        <w:t xml:space="preserve">Kommentar: </w:t>
       </w:r>
       <w:r>
         <w:rPr>
           <w:i/>
         </w:rPr>
-        <w:t xml:space="preserve">9010 Taiga </w:t>
-      </w:r>
-      <w:r>
-        <w:t>(SLU Artdatabanken, 2025; Nitare &amp; Skogsstyrelsen, 2019).</w:t>
-      </w:r>
-    </w:p>
-    <w:p>
-      <w:r>
-        <w:rPr>
-          <w:b/>
-        </w:rPr>
-        <w:t>Finbräken</w:t>
-      </w:r>
-      <w:r>
-        <w:t xml:space="preserve"> växer på kalkrika marker i frisk eller fuktig mulljord. Den kräver konstant hög luftfuktighet och är mycket känslig för skogsbruksåtgärder. Arten är placerad högst upp i Skogsstyrelsens värdepyramid för bedömning av skog med höga naturvärden och utgör en karaktärsart för de mest skyddsvärda kalkgranskogarna med långvarig ekologisk kontinuitet och högt skyddsvärde. Finbräken är typisk art för </w:t>
-      </w:r>
-      <w:r>
-        <w:rPr>
-          <w:i/>
-        </w:rPr>
-        <w:t xml:space="preserve">9050 Näringsrik granskog </w:t>
-      </w:r>
-      <w:r>
-        <w:t xml:space="preserve">och </w:t>
-      </w:r>
-      <w:r>
-        <w:rPr>
-          <w:i/>
-        </w:rPr>
-        <w:t xml:space="preserve">9040 Fjällbjörkskog </w:t>
-      </w:r>
-      <w:r>
-        <w:t>(SLU Artdatabanken, 2024; Nitare &amp; Skogsstyrelsen, 2019).</w:t>
-      </w:r>
-    </w:p>
-    <w:p>
-      <w:r>
-        <w:rPr>
-          <w:b/>
-        </w:rPr>
-        <w:t>Garnlav (VU)</w:t>
-      </w:r>
-      <w:r>
-        <w:t xml:space="preserve"> är en utpräglad barrskogsart som ibland kan drapera träden i norrländska grannaturskogar med hög luftfuktighet. Den förekommer även i talldominerade bestånd där den, förutom i trädens grenverk, påträffas hängande över ojämnheter i tallbarken. Arten har minskat starkt i södra och mellersta Sverige och den minskar även i sitt nordliga utbredningsområde. Minskningstakten uppgår till 30 (20–50) % inom 50 år och överstiger gränsvärdet för Sårbar (VU). Orsaken till tillbakagången beror främst på slutavverkningar av naturskogsartade skogar. Bestånd med riklig förekomst bör regelmässigt sparas, vilket även gynnar flera andra sällsynta och rödlistade arter. Garnlav är värdväxt för den mycket sällsynta och akut hotade fjärilen barrskogslavfly (CR) som hör hemma i boreala barrskogar med riklig förekomst av värdväxten. Tidigare kunde arten konstateras årligen på flera platser vid Dala-Floda i Dalarna innan lokalerna kalavverkades. Senaste fyndet i landet av barrskogslavfly är från år 2000 då den påträffades vid Högberget i Sollefteå kommun. Garnlav är typisk art för </w:t>
-      </w:r>
-      <w:r>
-        <w:rPr>
-          <w:i/>
-        </w:rPr>
-        <w:t xml:space="preserve">9010 Taiga </w:t>
-      </w:r>
-      <w:r>
-        <w:t>och</w:t>
-      </w:r>
-      <w:r>
-        <w:rPr>
-          <w:i/>
-        </w:rPr>
-        <w:t xml:space="preserve"> 9070 Trädklädd betesmark</w:t>
-      </w:r>
-      <w:r>
-        <w:t xml:space="preserve"> (SLU Artdatabanken, 2026).</w:t>
-      </w:r>
-    </w:p>
-    <w:p>
-      <w:r>
-        <w:rPr>
-          <w:b/>
-        </w:rPr>
-        <w:t>Harticka (NT)</w:t>
-      </w:r>
-      <w:r>
-        <w:t xml:space="preserve"> är normalt en mycket bra signalart för granskogar med höga naturvärden. Även när svampen påträffas i mer påverkade skogar är det nästan alltid fråga om skogsmiljöer i sena successionsstadier med höga naturvärden. Skogsskötselåtgärder på eller i omedelbar närhet av växtplatserna kan innebära ett hot mot arten. Harticka är typisk art för </w:t>
-      </w:r>
-      <w:r>
-        <w:rPr>
-          <w:i/>
-        </w:rPr>
-        <w:t xml:space="preserve">9010 Taiga, 9050 Näringsrik granskog </w:t>
-      </w:r>
-      <w:r>
-        <w:t xml:space="preserve">och </w:t>
-      </w:r>
-      <w:r>
-        <w:rPr>
-          <w:i/>
-        </w:rPr>
-        <w:t>9030 Landhöjningsskog</w:t>
-      </w:r>
-      <w:r>
-        <w:t xml:space="preserve"> (SLU Artdatabanken, 2024; Nitare &amp; Skogsstyrelsen, 2019).</w:t>
-      </w:r>
-    </w:p>
-    <w:p>
-      <w:r>
-        <w:rPr>
-          <w:b/>
-        </w:rPr>
-        <w:t>Kransrams</w:t>
-      </w:r>
-      <w:r>
-        <w:t xml:space="preserve"> är typisk art för </w:t>
-      </w:r>
-      <w:r>
-        <w:rPr>
-          <w:i/>
-        </w:rPr>
-        <w:t xml:space="preserve">9020 Nordlig ädellövskog </w:t>
-      </w:r>
-      <w:r>
-        <w:t>(SLU Artdatabanken, 2025).</w:t>
-      </w:r>
-    </w:p>
-    <w:p>
-      <w:r>
-        <w:rPr>
-          <w:b/>
-        </w:rPr>
-        <w:t>Liten svartspik (NT)</w:t>
-      </w:r>
-      <w:r>
-        <w:t xml:space="preserve"> växer på granbark i boreala barrskogar med lång trädkontinuitet och hög luftfuktighet. Orsaken till tillbakagången beror på främst på slutavverkningar av naturskogsartade granskogar. Bestånd med riklig förekomst av liten svartspik bör regelmässigt sparas. Naturhänsyn i samband med slutavverkning måste ske så att man undviker uttorkningseffekter (SLU Artdatabanken, 2024).</w:t>
-      </w:r>
-    </w:p>
-    <w:p>
-      <w:r>
-        <w:rPr>
-          <w:b/>
-        </w:rPr>
-        <w:t>Luddlav</w:t>
-      </w:r>
-      <w:r>
-        <w:t xml:space="preserve"> signalerar lång skoglig kontinuitet med ett stabilt lokal- och mikroklimat med hög och jämn fuktighet. Luddlav är typisk art för </w:t>
-      </w:r>
-      <w:r>
-        <w:rPr>
-          <w:i/>
-        </w:rPr>
-        <w:t>9010 Taiga,</w:t>
-      </w:r>
-      <w:r>
-        <w:t xml:space="preserve"> </w:t>
-      </w:r>
-      <w:r>
-        <w:rPr>
-          <w:i/>
-        </w:rPr>
-        <w:t xml:space="preserve">9020 Nordlig ädellövskog, 9070 Trädklädd betesmark, 9110 Näringsfattig bokskog, 9180 Ädellövskog i branter </w:t>
-      </w:r>
-      <w:r>
-        <w:t>och</w:t>
-      </w:r>
-      <w:r>
-        <w:rPr>
-          <w:i/>
-        </w:rPr>
-        <w:t xml:space="preserve"> 9190 Näringsfattig ekskog </w:t>
-      </w:r>
-      <w:r>
-        <w:t>(Nitare &amp; Skogsstyrelsen, 2019; SLU Artdatabanken, 2025).</w:t>
-      </w:r>
-    </w:p>
-    <w:p>
-      <w:r>
-        <w:rPr>
-          <w:b/>
-        </w:rPr>
-        <w:t>Lunglav (NT)</w:t>
-      </w:r>
-      <w:r>
-        <w:t xml:space="preserve"> är en av vårt lands främsta signalarter som överallt indikerar gamla lövträd, skogsbestånd med höga naturvärden och ekosystem med långskoglig kontinuitet. Lokalt kan förekomsten vara mycket riklig men den hittas nästan enbart i gamla och ej slutavverkade skogar. Artens samtliga förekomster bör uppmärksammas från naturvårdssynpunkt, då många lokaler även hyser andra ovanliga och rödlistade arter. Rikliga förekomster bör skyddas med biotopskydd, frivilliga avsättningar eller reservat. På lunglav kan de sällsynta lavparasiterna lunglavshårprick (CR), </w:t>
-      </w:r>
-      <w:r>
-        <w:rPr>
-          <w:i/>
-        </w:rPr>
-        <w:t>Abrothallus diederichii</w:t>
-      </w:r>
-      <w:r>
-        <w:t xml:space="preserve"> (VU), </w:t>
-      </w:r>
-      <w:r>
-        <w:rPr>
-          <w:i/>
-        </w:rPr>
-        <w:t>Abrothallus lobariae</w:t>
-      </w:r>
-      <w:r>
-        <w:t xml:space="preserve"> (VU), </w:t>
-      </w:r>
-      <w:r>
-        <w:rPr>
-          <w:i/>
-        </w:rPr>
-        <w:t>Calycina lobariae</w:t>
-      </w:r>
-      <w:r>
-        <w:t xml:space="preserve"> (VU), lunglavsknapp (VU) och skrovelmössing (VU) påträffas. Lunglav är typisk art för </w:t>
-      </w:r>
-      <w:r>
-        <w:rPr>
-          <w:i/>
-        </w:rPr>
-        <w:t>9010 Taiga, 9020 Nordlig ädellövskog, 9110 Näringsfattig bokskog, 9130 Näringsrik bokskog, 9160 Näringsrik ekskog, 9180 Ädellövskog i branter, 9190 Näringsfattig ekskog, 9070 Trädklädd betesmark, 9040 Fjällbjörkskog</w:t>
-      </w:r>
-      <w:r>
-        <w:t xml:space="preserve"> och</w:t>
-      </w:r>
-      <w:r>
-        <w:rPr>
-          <w:i/>
-        </w:rPr>
-        <w:t xml:space="preserve"> 6530 Lövängar</w:t>
-      </w:r>
-      <w:r>
-        <w:t xml:space="preserve"> (SLU Artdatabanken, 2026; Nitare &amp; Skogsstyrelsen, 2019).</w:t>
-      </w:r>
-    </w:p>
-    <w:p>
-      <w:r>
-        <w:rPr>
-          <w:b/>
-        </w:rPr>
-        <w:t xml:space="preserve">Skinnlav </w:t>
-      </w:r>
-      <w:r>
-        <w:t xml:space="preserve">förekommer på diverse lövträd, främst på gammal asp och sälg. Den påträffas främst i områden med lång kontinuitet av grova lövträd och signalerar skogsmark med höga naturvärden. På lokalerna förekommer som regel ett flertal andra ovanliga eller rödlistade lavar. I likhet med gelélavarna, etablerar sig skinnlaven i skogsmark på grova aspar i sena lövsuccessioner. Skinnlav är typisk art för </w:t>
-      </w:r>
-      <w:r>
-        <w:rPr>
-          <w:i/>
-        </w:rPr>
-        <w:t xml:space="preserve">9010 Taiga, 9020 Nordlig ädellövskog </w:t>
-      </w:r>
-      <w:r>
-        <w:t xml:space="preserve">och </w:t>
-      </w:r>
-      <w:r>
-        <w:rPr>
-          <w:i/>
-        </w:rPr>
-        <w:t xml:space="preserve">9070 Trädklädd betesmark </w:t>
-      </w:r>
-      <w:r>
-        <w:t>(Nitare &amp; Skogsstyrelsen, 2019; SLU Artdatabanken, 2025).</w:t>
-      </w:r>
-    </w:p>
-    <w:p>
-      <w:r>
-        <w:rPr>
-          <w:b/>
-        </w:rPr>
-        <w:t>Skrovellav (NT)</w:t>
-      </w:r>
-      <w:r>
-        <w:t xml:space="preserve"> växer på gamla lövträd och på klippor i gamla skogar med hög och jämn luftfuktighet. Slutavverkning av kontinuitetsskog utgör det största hotet och lavens fortsatta förekomst bör säkerställas genom att lokaler med äldre skog skyddas. I områden med mycket hög luftfuktighet kan man på bålen av skrovellav finna de sällsynta parasitsvamparna skrovellavsknapp (EN), </w:t>
-      </w:r>
-      <w:r>
-        <w:rPr>
-          <w:i/>
-        </w:rPr>
-        <w:t>Catillaria lobariicola</w:t>
-      </w:r>
-      <w:r>
-        <w:t xml:space="preserve"> (VU) och </w:t>
-      </w:r>
-      <w:r>
-        <w:rPr>
-          <w:i/>
-        </w:rPr>
-        <w:t>Merismatium lobariae</w:t>
-      </w:r>
-      <w:r>
-        <w:t xml:space="preserve"> (DD). Skrovellav är typisk art för </w:t>
-      </w:r>
-      <w:r>
-        <w:rPr>
-          <w:i/>
-        </w:rPr>
-        <w:t xml:space="preserve">9010 Taiga, 9020 Nordlig ädellövskog, 9040 Fjällbjörkskog, 9070 Trädklädd betesmark, 9160 Näringsrik ekskog, 9180 Ädellövskog i branter, 9190 Näringsfattig ekskog, 8210 Kalkbranter </w:t>
-      </w:r>
-      <w:r>
-        <w:t xml:space="preserve">och </w:t>
-      </w:r>
-      <w:r>
-        <w:rPr>
-          <w:i/>
-        </w:rPr>
-        <w:t>6530 Lövängar</w:t>
-      </w:r>
-      <w:r>
-        <w:t xml:space="preserve"> (SLU Artdatabanken, 2026; Nitare &amp; Skogsstyrelsen, 2019).</w:t>
-      </w:r>
-    </w:p>
-    <w:p>
-      <w:r>
-        <w:rPr>
-          <w:b/>
-        </w:rPr>
-        <w:t>Stuplav</w:t>
-      </w:r>
-      <w:r>
-        <w:t xml:space="preserve"> är en mycket bra signalart i hela sitt utbredningsområde och förekommer nästan enbart i skogsmiljöer med höga naturvärden. Den indikerar långvarig förekomst av gamla lövträd och miljöer med konstant hög luftfuktighet. I skogar med suboceaniskt klimat finns det en mycket sällsynt parasit, njurlavsknapp </w:t>
-      </w:r>
-      <w:r>
-        <w:rPr>
-          <w:i/>
-        </w:rPr>
-        <w:t>Pletocarpon nephromeum</w:t>
-      </w:r>
-      <w:r>
-        <w:t xml:space="preserve"> (EN), som växer på stuplav. Ytterligare tre sällsynta lavparasiter, </w:t>
-      </w:r>
-      <w:r>
-        <w:rPr>
-          <w:i/>
-        </w:rPr>
-        <w:t>Protounguicularia nephromatis</w:t>
-      </w:r>
-      <w:r>
-        <w:t xml:space="preserve"> (VU), </w:t>
-      </w:r>
-      <w:r>
-        <w:rPr>
-          <w:i/>
-        </w:rPr>
-        <w:t>Refractohilum galligenum</w:t>
-      </w:r>
-      <w:r>
-        <w:t xml:space="preserve"> (NT) och </w:t>
-      </w:r>
-      <w:r>
-        <w:rPr>
-          <w:i/>
-        </w:rPr>
-        <w:t>Roselliniella nephromatis</w:t>
-      </w:r>
-      <w:r>
-        <w:t xml:space="preserve"> (DD), kan också påträffas på stuplav. Stuplav är typisk art för </w:t>
-      </w:r>
-      <w:r>
-        <w:rPr>
-          <w:i/>
-        </w:rPr>
-        <w:t>9010 Taiga</w:t>
-      </w:r>
-      <w:r>
-        <w:t xml:space="preserve"> (SLU Artdatabanken, 2026; Nitare &amp; Skogsstyrelsen, 2019).</w:t>
-      </w:r>
-    </w:p>
-    <w:p>
-      <w:r>
-        <w:rPr>
-          <w:b/>
-        </w:rPr>
-        <w:t>Svart trolldruva</w:t>
-      </w:r>
-      <w:r>
-        <w:t xml:space="preserve"> är en kalkgynnad växt som förekommer på näringsrik frisk mulljord i såväl bördiga kalkbarrskogar som sydliga kalklövskogar och lundar. Arten är en bra signalart för skyddsvärda biotoper i såväl löv- som barrskogar och tål inte slutavverkning och markberedning. Trolldruva är värdväxt för ett antal sällsynta fjärilsarter som ställer höga krav på sina livsmiljöer, däribland trolldruvemätare (EN), skuggmalmätare (VU) och trolldruvelobmätare (VU). Svart trolldruva är typisk art för </w:t>
-      </w:r>
-      <w:r>
-        <w:rPr>
-          <w:i/>
-        </w:rPr>
-        <w:t>9050 Näringsrik granskog,</w:t>
-      </w:r>
-      <w:r>
-        <w:t xml:space="preserve"> </w:t>
-      </w:r>
-      <w:r>
-        <w:rPr>
-          <w:i/>
-        </w:rPr>
-        <w:t xml:space="preserve">9020 Nordlig ädellövskog, 9160 Näringsrik ekskog, 9180 Ädellövskog i branter </w:t>
-      </w:r>
-      <w:r>
-        <w:t>och</w:t>
-      </w:r>
-      <w:r>
-        <w:rPr>
-          <w:i/>
-        </w:rPr>
-        <w:t xml:space="preserve"> 1610 Åsöar i Östersjön</w:t>
-      </w:r>
-      <w:r>
-        <w:t xml:space="preserve"> (SLU Artdatabanken, 2024; Nitare &amp; Skogsstyrelsen, 2019).</w:t>
-      </w:r>
-    </w:p>
-    <w:p>
-      <w:r>
-        <w:rPr>
-          <w:b/>
-        </w:rPr>
-        <w:t>Ullticka (NT)</w:t>
-      </w:r>
-      <w:r>
-        <w:t xml:space="preserve"> är knuten till restbestånd av barrnaturskog och förekommer med ett tydligt optimum i orörda eller måttligt påverkade gamla granskogar där det föreligger viss kontinuitet av grov död ved. Ullticka är en bra signalart inom hela sitt utbredningsområde och i södra Sverige är den sällsynt och en god signalart för skyddsvärda granskogsmiljöer. Den hotas av avverkning och fragmentering av naturskog och äldre granskog med lång trädkontinuitet. På ullticka kan ibland ulltickeporing (VU) påträffas - det är en sällsynt ticka som nyligen delats upp i de tre olika arterna ulltickeporing </w:t>
-      </w:r>
-      <w:r>
-        <w:rPr>
-          <w:i/>
-        </w:rPr>
-        <w:t xml:space="preserve">Skeletocutis brevispora </w:t>
-      </w:r>
-      <w:r>
-        <w:t>(VU)</w:t>
-      </w:r>
-      <w:r>
-        <w:rPr>
-          <w:i/>
-        </w:rPr>
-        <w:t>, Skeletocutis delicata</w:t>
-      </w:r>
-      <w:r>
-        <w:t xml:space="preserve"> (VU)</w:t>
-      </w:r>
-      <w:r>
-        <w:rPr>
-          <w:i/>
-        </w:rPr>
-        <w:t xml:space="preserve"> och Skeletocutis exilis</w:t>
-      </w:r>
-      <w:r>
-        <w:t xml:space="preserve"> (NT). Ullticka är typisk art för </w:t>
-      </w:r>
-      <w:r>
-        <w:rPr>
-          <w:i/>
-        </w:rPr>
-        <w:t xml:space="preserve">9010 Taiga, 9050 Näringsrik granskog </w:t>
-      </w:r>
-      <w:r>
-        <w:t xml:space="preserve">och </w:t>
-      </w:r>
-      <w:r>
-        <w:rPr>
-          <w:i/>
-        </w:rPr>
-        <w:t>9030 Landhöjningsskog</w:t>
-      </w:r>
-      <w:r>
-        <w:t xml:space="preserve"> (SLU Artdatabanken, 2026; Nitare &amp; Skogsstyrelsen, 2019; Miettinen &amp; Niemelä, 2018).</w:t>
-      </w:r>
-    </w:p>
-    <w:p>
-      <w:r>
-        <w:rPr>
-          <w:b/>
-        </w:rPr>
-        <w:t xml:space="preserve">Underviol </w:t>
-      </w:r>
-      <w:r>
-        <w:t xml:space="preserve">är en bra signalart i hela sitt utbredningsområde i såväl lövlundar som kalkbarrskogar. Arten är särskilt intressant när den förekommer i barrskog och indikerar då troligen relikta och hotade kalkbarrskogsekosystem. Underviol tål inte dagens storskaliga skogsbruksmetoder även om den vid enstaka tillfällen lyckas kvarstå i fuktdråg efter avverkning. Underviol är typisk art för </w:t>
-      </w:r>
-      <w:r>
-        <w:rPr>
-          <w:i/>
-        </w:rPr>
-        <w:t xml:space="preserve">9050 Näringsrik granskog, 9020 Nordlig ädellövskog </w:t>
-      </w:r>
-      <w:r>
-        <w:t xml:space="preserve">och </w:t>
-      </w:r>
-      <w:r>
-        <w:rPr>
-          <w:i/>
-        </w:rPr>
-        <w:t>9160 Näringsrik ekskog</w:t>
-      </w:r>
-      <w:r>
-        <w:t xml:space="preserve"> (Nitare &amp; Skogsstyrelsen, 2019; SLU Artdatabanken, 2024).</w:t>
-      </w:r>
-    </w:p>
-    <w:p>
-      <w:r>
-        <w:rPr>
-          <w:b/>
-        </w:rPr>
-        <w:t xml:space="preserve">Vedticka </w:t>
-      </w:r>
-      <w:r>
-        <w:t xml:space="preserve">är en bra signalart söder om den naturliga norrlandsgränsen. Den är huvudsakligen knuten till äldre barrskogar där det föreligger långvarig kontinuitet av död barrved. Vedticka är typisk art för </w:t>
-      </w:r>
-      <w:r>
-        <w:rPr>
-          <w:i/>
-        </w:rPr>
-        <w:t xml:space="preserve">9010 Taiga </w:t>
-      </w:r>
-      <w:r>
-        <w:t>(Nitare &amp; Skogsstyrelsen, 2019; SLU Artdatabanken, 2025).</w:t>
-      </w:r>
-    </w:p>
-    <w:p>
-      <w:r>
-        <w:rPr>
-          <w:b/>
-        </w:rPr>
-        <w:t>Vitgrynig nållav (NT)</w:t>
-      </w:r>
-      <w:r>
-        <w:t xml:space="preserve"> växer nästan uteslutande på bark av gamla, senvuxna granar i skuggiga lägen med hög och jämn luftfuktighet. Den vanligaste naturtypen för arten är kontinuitetsskogar på frisk mark men den finns också i sumpgranskogar. På lång sikt utgör avverkningar av olikåldriga granskogar av naturskogskaraktär ett allvarligt hot mot arten och skogsbruksåtgärder på eller i närheten av växtplatserna bör undvikas. Naturskogsartade, fuktiga granskogar med förekomster av arten signalerar höga biologiska värden och bör bevaras (SLU Artdatabanken, 2024; Nitare &amp; Skogsstyrelsen, 2019).</w:t>
+        <w:t>Avverkning av skog med höga naturvärden samt skada på fridlysta arter strider både mot FSC Controlled Wood-standarden och FSC:s policy for associerade organisationer.</w:t>
       </w:r>
     </w:p>
     <w:p>
@@ -989,7 +1245,108 @@
         <w:pStyle w:val="Heading1"/>
       </w:pPr>
       <w:r>
-        <w:t>Certifiering</w:t>
+        <w:t>Ur PEFC-standarden gällande lagefterlevnad</w:t>
+      </w:r>
+    </w:p>
+    <w:p>
+      <w:r>
+        <w:t>PEFC-standarden förutsätter att tillämplig svensk lagstiftning följs. Det är utsedd tillsynsmyndighet som ansvarar för tillsyn av lagens efterlevnad. PEFC-standarden återger innehållet i vissa certifieringskritiska lag- och föreskriftskrav vilka ska ingå i granskning av PEFC-systemets efterlevnad.</w:t>
+      </w:r>
+    </w:p>
+    <w:p>
+      <w:pPr>
+        <w:pStyle w:val="ListBullet"/>
+      </w:pPr>
+      <w:r>
+        <w:rPr>
+          <w:b/>
+          <w:i/>
+        </w:rPr>
+        <w:t xml:space="preserve">Kommentar: </w:t>
+      </w:r>
+      <w:r>
+        <w:rPr>
+          <w:i/>
+        </w:rPr>
+        <w:t>I den avverkningsanmälda skogen har fridlysta arter sina livsmiljöer och växtplatser. Att skada de fridlysta arternas livsmiljöer, växtplatser eller ekologiska funktion är inte tillåtet enligt artskyddsförordningen</w:t>
+      </w:r>
+    </w:p>
+    <w:p>
+      <w:r>
+        <w:br w:type="page"/>
+      </w:r>
+    </w:p>
+    <w:p>
+      <w:pPr>
+        <w:pStyle w:val="Title"/>
+      </w:pPr>
+      <w:r>
+        <w:t>BILAGA 1 –</w:t>
+        <w:br/>
+        <w:t>Fridlysta och rödlistade arter</w:t>
+      </w:r>
+    </w:p>
+    <w:p>
+      <w:pPr>
+        <w:pStyle w:val="Heading1"/>
+      </w:pPr>
+      <w:r>
+        <w:t>Lunglav – ekologi samt krav på livsmiljön</w:t>
+      </w:r>
+    </w:p>
+    <w:p>
+      <w:r>
+        <w:t xml:space="preserve">Lunglav (NT) är en av vårt lands främsta signalarter som överallt indikerar gamla lövträd, skogsbestånd med höga naturvärden och ekosystem med lång skoglig kontinuitet. Lokalt kan förekomsten vara mycket riklig men den hittas nästan enbart i gamla och ej slutavverkade skogar. Artens samtliga förekomster bör uppmärksammas från naturvårdssynpunkt, då många lokaler även hyser andra ovanliga och rödlistade arter, däribland de sällsynta lavparasiterna lunglavshårprick (CR), </w:t>
+      </w:r>
+      <w:r>
+        <w:rPr>
+          <w:i/>
+        </w:rPr>
+        <w:t>Abrothallus diederichii</w:t>
+      </w:r>
+      <w:r>
+        <w:t xml:space="preserve"> (VU), </w:t>
+      </w:r>
+      <w:r>
+        <w:rPr>
+          <w:i/>
+        </w:rPr>
+        <w:t>Abrothallus lobariae</w:t>
+      </w:r>
+      <w:r>
+        <w:t xml:space="preserve"> (VU), </w:t>
+      </w:r>
+      <w:r>
+        <w:rPr>
+          <w:i/>
+        </w:rPr>
+        <w:t>Calycina lobariae</w:t>
+      </w:r>
+      <w:r>
+        <w:t xml:space="preserve"> (VU), lunglavsknapp (VU) och skrovelmössing (VU), som växer på lunglav. Rikliga förekomster med lunglav bör skyddas med biotopskydd, frivilliga avsättningar eller reservat (SLU Artdatabanken, 2026; Nitare &amp; Skogsstyrelsen, 2019).</w:t>
+      </w:r>
+    </w:p>
+    <w:p>
+      <w:r>
+        <w:t xml:space="preserve">Lunglav är typisk art för </w:t>
+      </w:r>
+      <w:r>
+        <w:rPr>
+          <w:i/>
+        </w:rPr>
+        <w:t>9010 Taiga, 9020 Nordlig ädellövskog, 9110 Näringsfattig bokskog, 9130 Näringsrik bokskog, 9160 Näringsrik ekskog, 9180 Ädellövskog i branter, 9190 Näringsfattig ekskog, 9070 Trädklädd betesmark, 9040 Fjällbjörkskog</w:t>
+      </w:r>
+      <w:r>
+        <w:t xml:space="preserve"> och</w:t>
+      </w:r>
+      <w:r>
+        <w:rPr>
+          <w:i/>
+        </w:rPr>
+        <w:t xml:space="preserve"> 6530 Lövängar</w:t>
+      </w:r>
+      <w:r>
+        <w:t xml:space="preserve"> (SLU Artdatabanken, 2026).</w:t>
       </w:r>
     </w:p>
     <w:p>
@@ -997,137 +1354,53 @@
         <w:pStyle w:val="Heading2"/>
       </w:pPr>
       <w:r>
-        <w:t>Ur FSC-standarden</w:t>
+        <w:t>Referenser – lunglav</w:t>
       </w:r>
     </w:p>
     <w:p>
       <w:r>
+        <w:t xml:space="preserve">Nitare, J. och Skogsstyrelsen, 2019. </w:t>
+      </w:r>
+      <w:r>
         <w:rPr>
-          <w:b/>
+          <w:i/>
         </w:rPr>
-        <w:t xml:space="preserve">PRINCIP 1: LAGEFTERLEVNAD: </w:t>
-      </w:r>
-      <w:r>
-        <w:t>Certifikatsinnehavaren ska följa alla tillämpliga lagar, förordningar och nationellt ratificerade internationella avtal, konventioner och överenskommelser.</w:t>
+        <w:t xml:space="preserve">Skyddsvärd skog – Naturvårdsarter och andra kriterier för naturvärdesbedömning. </w:t>
+      </w:r>
+      <w:r>
+        <w:t>Skogsstyrelsen.</w:t>
       </w:r>
     </w:p>
     <w:p>
       <w:r>
+        <w:t xml:space="preserve">SLU Artdatabanken, 2026. </w:t>
+      </w:r>
+      <w:r>
         <w:rPr>
-          <w:b/>
+          <w:i/>
         </w:rPr>
-        <w:t xml:space="preserve">1.3.1 </w:t>
-      </w:r>
-      <w:r>
-        <w:t>Tillämpliga lagar och föreskrifter för brukandet av skogen följs.</w:t>
+        <w:t xml:space="preserve">Artfaktablad. Naturvård – artfakta. </w:t>
+      </w:r>
+      <w:r>
+        <w:t>SLU Artdatabanken, Uppsala.</w:t>
       </w:r>
     </w:p>
     <w:p>
       <w:pPr>
-        <w:pStyle w:val="ListBullet"/>
+        <w:pStyle w:val="Heading1"/>
       </w:pPr>
       <w:r>
-        <w:rPr>
-          <w:b/>
-          <w:i/>
-        </w:rPr>
-        <w:t xml:space="preserve">Kommentar: </w:t>
-      </w:r>
-      <w:r>
-        <w:t>I den avverkningsanmälda skogen har fridlysta arter sina livsmiljöer och växtplatser. Att skada de fridlysta arternas livsmiljöer, växtplatser eller ekologiska funktion är inte tillåtet enligt artskyddsförordningen.</w:t>
-      </w:r>
-      <w:r>
-        <w:rPr>
-          <w:i/>
-        </w:rPr>
-        <w:t xml:space="preserve"> EU:s medlemsländer och skogsbolag är skyldiga att agera i enlighet med EU:s fågeldirektiv där det uttryckligen står att direktivet gäller för fåglar samt för deras ägg, bon och </w:t>
-      </w:r>
-      <w:r>
-        <w:rPr>
-          <w:b/>
-          <w:i/>
-        </w:rPr>
-        <w:t xml:space="preserve">livsmiljöer </w:t>
-      </w:r>
-      <w:r>
-        <w:t>(artikel 1). Vidare att de åtgärder som vidtas inte får leda till en försämring av den nuvarande situationen beträffande bevarandet av de fågelarter som avses i artikel 1 (artikel 13).</w:t>
+        <w:t>Sparvuggla – ekologi samt krav på livsmiljön</w:t>
       </w:r>
     </w:p>
     <w:p>
       <w:r>
-        <w:rPr>
-          <w:b/>
-        </w:rPr>
-        <w:t xml:space="preserve">6.4 </w:t>
-      </w:r>
-      <w:r>
-        <w:t>Certifikatsinnehavaren ska skydda sällsynta arter och hotade arter samt deras livsmiljöer inom skogsbruksenheten. Det ska ske genom avsättningar, andra skyddade områden och genom att skapa konnektivitet och/eller genom andra direkta åtgärder som gynnar dessa arters överlevnad och livskraft. Åtgärderna ska stå i förhållande till brukandets skala, intensitet och risk, samt till sällsynta och hotade arters bevarandestatus och ekologiska krav. Certifikatsinnehavaren ska beakta den geografiska spridningen och ekologiska krav hos sällsynta och hotade arter utanför skogsbruksenhetens gränser när beslut om åtgärder inom skogsbruksenheten ska fattas.</w:t>
+        <w:t>Sparvuggla (NT, §4) är fridlyst enligt 4§ artskyddsförordningen och omfattas av bilaga 1 EU:s fågeldirektiv. Den har minskat med 15 (5–25) % under de senaste 15 åren och minskningstakten för den svenska populationen bedöms vara nära gränsvärdet för Sårbar (VU) (SLU Artdatabanken 2026).</w:t>
       </w:r>
     </w:p>
     <w:p>
       <w:r>
-        <w:rPr>
-          <w:b/>
-        </w:rPr>
-        <w:t xml:space="preserve">6.4.1 </w:t>
-      </w:r>
-      <w:r>
-        <w:t>Följande biotoper undantas från alla skogsbruksåtgärder, förutom åtgärder påkallade för att bevara eller främja biotopens naturliga eller hävdbetingade biologiska mångfald:</w:t>
-      </w:r>
-    </w:p>
-    <w:p>
-      <w:pPr>
-        <w:ind w:left="357"/>
-      </w:pPr>
-      <w:r>
-        <w:t>b) nyckelbiotoper enligt Skogsstyrelsens definition och metod (1995)</w:t>
-      </w:r>
-    </w:p>
-    <w:p>
-      <w:pPr>
-        <w:pStyle w:val="ListBullet"/>
-      </w:pPr>
-      <w:r>
-        <w:rPr>
-          <w:b/>
-          <w:i/>
-        </w:rPr>
-        <w:t xml:space="preserve">Kommentar: </w:t>
-      </w:r>
-      <w:r>
-        <w:rPr>
-          <w:i/>
-        </w:rPr>
-        <w:t>I det avverkningsanmälda skogsområdet har 21 rödlistade arter och signalarter påträffats. Detta ska jämföras med Skogsstyrelsens uppföljning 2017 av nyckelbiotoper som visade att man i genomsnitt hittar 20,6 olika rödlistade arter och signalarter i en nyckelbiotop (Wijk, S. 2017. Biologisk mångfald i nyckelbiotoper – Resultat från inventeringen “Uppföljning biologisk mångfald” 2009–2015. Rapport 4/2017 Skogsstyrelsen, Jönköping).</w:t>
-      </w:r>
-    </w:p>
-    <w:p>
-      <w:r>
-        <w:rPr>
-          <w:b/>
-        </w:rPr>
-        <w:t xml:space="preserve">6.4.3 </w:t>
-      </w:r>
-      <w:r>
-        <w:t>Bevarandeåtgärder genomförs för de kända förekomster av rödlistade arter som påverkas av skogsbruk.</w:t>
-      </w:r>
-    </w:p>
-    <w:p>
-      <w:pPr>
-        <w:pStyle w:val="ListBullet"/>
-      </w:pPr>
-      <w:r>
-        <w:rPr>
-          <w:b/>
-          <w:i/>
-        </w:rPr>
-        <w:t xml:space="preserve">Kommentar: </w:t>
-      </w:r>
-      <w:r>
-        <w:rPr>
-          <w:i/>
-        </w:rPr>
-        <w:t>I det avverkningsanmälda skogsområdet har 24 naturvårdsarter varav 10 rödlistade arter sina livsmiljöer och växtplatser.</w:t>
+        <w:t>Sparvugglan häckar i naturskog samt i klassisk bondeskog och förekommer främst i större skogsområden som domineras av barrblandskog med stort inslag av asp, björk och andra lövträd. Den behöver relativt stora skogsområden och saknas helt i mindre skogar och isolerade dungar. Reviren är i storleksordningen upp till 200 hektar. Sparvugglan missgynnas av överföring av variationsrika bondeskogar till ensartade produktionsskogar – särskilt avverkning av lövträdsrika kantzoner och igenplantering av gamla inägor (Skogsstyrelsen, 2016).</w:t>
       </w:r>
     </w:p>
     <w:p>
@@ -1135,18 +1408,102 @@
         <w:pStyle w:val="Heading2"/>
       </w:pPr>
       <w:r>
-        <w:t>Ur Chain of Custody Certification (FSC-STD-40-004 ver 3.0)</w:t>
+        <w:t>Referenser – sparvuggla</w:t>
       </w:r>
     </w:p>
     <w:p>
       <w:r>
+        <w:t xml:space="preserve">Skogsstyrelsen, 2016. </w:t>
+      </w:r>
+      <w:r>
         <w:rPr>
-          <w:b/>
+          <w:i/>
         </w:rPr>
-        <w:t xml:space="preserve">1.3 </w:t>
-      </w:r>
-      <w:r>
-        <w:t xml:space="preserve">The organization shall commit to the FSC values as defined in FSC-POL-01-004 Policy for the Association of Organizations with FSC. </w:t>
+        <w:t>Vägledning för hänsyn till sparvuggla.</w:t>
+      </w:r>
+    </w:p>
+    <w:p>
+      <w:r>
+        <w:t xml:space="preserve">SLU Artdatabanken, 2026. </w:t>
+      </w:r>
+      <w:r>
+        <w:rPr>
+          <w:i/>
+        </w:rPr>
+        <w:t xml:space="preserve">Artfaktablad. Naturvård – artfakta. </w:t>
+      </w:r>
+      <w:r>
+        <w:t>SLU Artdatabanken, Uppsala.</w:t>
+      </w:r>
+    </w:p>
+    <w:p>
+      <w:pPr>
+        <w:pStyle w:val="Heading1"/>
+      </w:pPr>
+      <w:r>
+        <w:t>Tretåig hackspett – ekologi samt krav på livsmiljön</w:t>
+      </w:r>
+    </w:p>
+    <w:p>
+      <w:r>
+        <w:t xml:space="preserve">Tretåig hackspett (NT) är fridlyst enligt §4 Artskyddsförordningen och finns med som prioriterad art i Skogsstyrelsen vägledning för skogsbruket (bilaga 4 till SVL). I vägledningen står bland annat att: </w:t>
+      </w:r>
+      <w:r>
+        <w:rPr>
+          <w:i/>
+        </w:rPr>
+        <w:t xml:space="preserve">“Tretåig hackspett har stora arealkrav och höga krav på sin livsmiljö. Omdaningen av naturskogar till kulturskogar medför en förlust av viktiga miljöer, något som förstärks av ökad fragmentering till följd av avverkningar.” </w:t>
+      </w:r>
+      <w:r>
+        <w:t xml:space="preserve">Vidare att: </w:t>
+      </w:r>
+      <w:r>
+        <w:rPr>
+          <w:i/>
+        </w:rPr>
+        <w:t>“Områden med dokumenterad permanent förekomst i naturskogsmiljöer har vanligen så stora naturvärden att skogsbruk är olämpligt”</w:t>
+      </w:r>
+      <w:r>
+        <w:t xml:space="preserve"> (SLU Artdatabanken, 2024; Skogsstyrelsen, 2016)</w:t>
+      </w:r>
+      <w:r>
+        <w:rPr>
+          <w:i/>
+        </w:rPr>
+        <w:t>.</w:t>
+      </w:r>
+    </w:p>
+    <w:p>
+      <w:r>
+        <w:t>Tretåig hackspett är beroende av större sammanhängande naturskogar med kontinuerlig tillgång och nybildning av död ved och fragmentering av livsmiljöerna utgör ett stort hot mot arten (se exempelvis Stachura-Skierczynska et al., 2009; Wesolowski et al., 2005; Butler et al., 2004; Pakkala et al., 2002; Amcoff et al., 1996; Virkkala, 1991). Det finns studier som visar att naturskogens självgallringsprocess som den tretåiga hackspetten är beroende av, inte kan ersättas med efterlämnad hänsyn i skogsbruket (Imbeau &amp; Desrochers, 2002).</w:t>
+      </w:r>
+    </w:p>
+    <w:p>
+      <w:r>
+        <w:t>Permanenta revir av tretåig hackspett karaktäriseras ofta av artens typiska ringformigt ordnade hackmärken på framför allt gamla granar. För att säkerställa att inte revir av tretåig hackspett drabbas av avverkningsplanerna bör en inventering göras i området både under häckningstid och under vintern, då arten utnyttjar betydligt större områden än under sommarens häckningsrevir. Storleken på häckningsreviret varierar med skogstypen, förekomsten av död ved och graden av fragmentering, men är i allmänhet i storleksordningen 25–100 hektar (SLU Artdatabanken, 2024; Skogsstyrelsen, 2016).</w:t>
+      </w:r>
+    </w:p>
+    <w:p>
+      <w:r>
+        <w:t xml:space="preserve">Förutom fridlysning enligt §4 Artskyddsförordningen är tretåig hackspett även förtecknad i EU:s fågeldirektiv bilaga 1. Den är typisk art för </w:t>
+      </w:r>
+      <w:r>
+        <w:rPr>
+          <w:i/>
+        </w:rPr>
+        <w:t xml:space="preserve">9010 Taiga, 9740 Skogsbevuxen myr, 9030 Landhöjningsskog </w:t>
+      </w:r>
+      <w:r>
+        <w:t xml:space="preserve">och </w:t>
+      </w:r>
+      <w:r>
+        <w:rPr>
+          <w:i/>
+        </w:rPr>
+        <w:t>9040 Fjällbjörkskog</w:t>
+      </w:r>
+      <w:r>
+        <w:t xml:space="preserve"> samt ingår i Natura 2000 och är förtecknad i Bernkonventionen bilaga II (strikt skyddade djurarter) (SLU Artdatabanken, 2024; Skogsstyrelsen, 2016).</w:t>
       </w:r>
     </w:p>
     <w:p>
@@ -1154,70 +1511,166 @@
         <w:pStyle w:val="Heading2"/>
       </w:pPr>
       <w:r>
-        <w:t>Ur FSC:s policy för associerade organisationer (FSC-POL-01-004)</w:t>
+        <w:t>Referenser – tretåig hackspett</w:t>
       </w:r>
     </w:p>
     <w:p>
       <w:r>
-        <w:t xml:space="preserve">Som “Chain of Custody”-certifierad organisation är skogsbolaget bunden av de fastställda reglerna i Del 1 Punkt 1 c) i Policy för organisationer associerade med FSC (FSC-POL-01-004 V2-0 EN + SVE version 2012-03-02): </w:t>
+        <w:t xml:space="preserve">Amcoff, M. &amp; Eriksson, P. 1996. </w:t>
+      </w:r>
+      <w:r>
+        <w:rPr>
+          <w:i/>
+        </w:rPr>
+        <w:t xml:space="preserve">Förekomst av tretåig hackspett Picoides tridactylus på bestånds- och landskapsnivå. </w:t>
+      </w:r>
+      <w:r>
+        <w:t>Ornis Svecica 6: 107–119.</w:t>
+      </w:r>
+    </w:p>
+    <w:p>
+      <w:r>
+        <w:t xml:space="preserve">Butler, R., Angelstam, P., Ekelund, P. &amp; Schlaeffer, R. 2004. </w:t>
+      </w:r>
+      <w:r>
+        <w:rPr>
+          <w:i/>
+        </w:rPr>
+        <w:t xml:space="preserve">Dead wood threshold values for the three-toed woodpecker presence in boreal and sub-Alpine forest. </w:t>
+      </w:r>
+      <w:r>
+        <w:t>Biological conservation 119(3): 305–318.</w:t>
+      </w:r>
+    </w:p>
+    <w:p>
+      <w:r>
+        <w:t xml:space="preserve">Imbeau, L. &amp; Desrochers, A. 2002. </w:t>
+      </w:r>
+      <w:r>
+        <w:rPr>
+          <w:i/>
+        </w:rPr>
+        <w:t xml:space="preserve">Foraging Ecology and Use of Drumming Trees by Three-Toed Woodpeckers. </w:t>
+      </w:r>
+      <w:r>
+        <w:t>The Journal of Wildlife Management. Vol. 66, No. 1 (Jan., 2002), pp. 222–231.</w:t>
+      </w:r>
+    </w:p>
+    <w:p>
+      <w:r>
+        <w:t xml:space="preserve">Pakkala, T., Hanski, I. &amp; Tomppo, E. 2002. </w:t>
+      </w:r>
+      <w:r>
+        <w:rPr>
+          <w:i/>
+        </w:rPr>
+        <w:t xml:space="preserve">Spatial ecology of the three-toed woodpecker in managed forest landscapes. </w:t>
+      </w:r>
+      <w:r>
+        <w:t>Silva Fennica 36(1): 279–288.</w:t>
+      </w:r>
+    </w:p>
+    <w:p>
+      <w:r>
+        <w:t xml:space="preserve">Skogsstyrelsen, 2016. </w:t>
+      </w:r>
+      <w:r>
+        <w:rPr>
+          <w:i/>
+        </w:rPr>
+        <w:t>Vägledning för hänsyn till fåglar – Tretåig hackspett.</w:t>
+      </w:r>
+    </w:p>
+    <w:p>
+      <w:r>
+        <w:t xml:space="preserve">SLU Artdatabanken, 2024. </w:t>
+      </w:r>
+      <w:r>
+        <w:rPr>
+          <w:i/>
+        </w:rPr>
+        <w:t xml:space="preserve">Artfaktablad. Naturvård – artfakta. </w:t>
+      </w:r>
+      <w:r>
+        <w:t>SLU Artdatabanken, Uppsala.</w:t>
+      </w:r>
+    </w:p>
+    <w:p>
+      <w:r>
+        <w:t xml:space="preserve">Stachura-Skierczynska, K., Tumiel, T. &amp; Skierczynski, M. 2009. </w:t>
+      </w:r>
+      <w:r>
+        <w:rPr>
+          <w:i/>
+        </w:rPr>
+        <w:t xml:space="preserve">Habitat prediction model for three-toed woodpecker and its implications for the conservation of biologically valuable forests. </w:t>
+      </w:r>
+      <w:r>
+        <w:t>Forest Ecology and Management 258(5): 697–703.</w:t>
+      </w:r>
+    </w:p>
+    <w:p>
+      <w:r>
+        <w:t xml:space="preserve">Virkkala, R. 1991. </w:t>
+      </w:r>
+      <w:r>
+        <w:rPr>
+          <w:i/>
+        </w:rPr>
+        <w:t xml:space="preserve">Population trends of forest birds in a Finnish Lapland landscape of large habitat blocks – Consequences of stochastic environmental variation or regional habitat alteration. </w:t>
+      </w:r>
+      <w:r>
+        <w:t>Biological conservation 56(2): 223–240.</w:t>
+      </w:r>
+    </w:p>
+    <w:p>
+      <w:r>
+        <w:t xml:space="preserve">Wesolowski, T., Czeszczewik, D. &amp; Rowinski, P. 2005. </w:t>
+      </w:r>
+      <w:r>
+        <w:rPr>
+          <w:i/>
+        </w:rPr>
+        <w:t xml:space="preserve">Effects of forest management on Three-toed Woodpecker Picoides tridactylus distribution in the Bialowieza Forest (NE Poland): conservation implications. </w:t>
+      </w:r>
+      <w:r>
+        <w:t>Acta Ornithologica 40(1): 53–60.</w:t>
       </w:r>
     </w:p>
     <w:p>
       <w:pPr>
-        <w:pStyle w:val="ListNumber"/>
+        <w:pStyle w:val="Heading1"/>
       </w:pPr>
       <w:r>
-        <w:t>De organisationer FSC kan acceptera association med får inte direkt eller indirekt ha några kopplingar till nedanstående, oacceptabla aktiviteter:</w:t>
+        <w:t>Järpe – ekologi samt krav på livsmiljön</w:t>
       </w:r>
     </w:p>
     <w:p>
-      <w:pPr>
-        <w:ind w:left="357"/>
-      </w:pPr>
-      <w:r>
-        <w:t>a) Olaglig skogsavverkning och handel med olagligt avverkat virke eller skogsprodukter</w:t>
+      <w:r>
+        <w:t>Järpe är fridlyst enligt 4§ artskyddsförordningen och upptagen i bilaga 1 och 2 EU:s fågeldirektiv. Den finns i sammanhängande grandominerad skog över hela Sverige men förekomsterna är betydligt glesare i Götaland än i övriga landet. Järpen har sina livsmiljöer i tät barrskog med inblandning av lövträd och en väl utvecklad flerskiktad struktur med bärris och yngre eller undertryckta, täta granar i ett lägre skikt, ofta utmed bäckar och åar inne i den skyddande granskogen (SLU Artdatabanken, 2026).</w:t>
       </w:r>
     </w:p>
     <w:p>
-      <w:pPr>
-        <w:ind w:left="357"/>
-      </w:pPr>
-      <w:r>
-        <w:t>...</w:t>
-      </w:r>
-    </w:p>
-    <w:p>
-      <w:pPr>
-        <w:ind w:left="357"/>
-      </w:pPr>
-      <w:r>
-        <w:t>c) Skogsbruk som förstör höga naturvärden</w:t>
-      </w:r>
-    </w:p>
-    <w:p>
-      <w:pPr>
-        <w:ind w:left="357"/>
-      </w:pPr>
-      <w:r>
-        <w:t>d) Betydande omvandling av skog till plantager eller annan, icke skoglig, markanvändning</w:t>
-      </w:r>
-    </w:p>
-    <w:p>
-      <w:pPr>
-        <w:pStyle w:val="ListBullet"/>
-      </w:pPr>
-      <w:r>
-        <w:rPr>
-          <w:b/>
-          <w:i/>
-        </w:rPr>
-        <w:t xml:space="preserve">Kommentar: </w:t>
+      <w:r>
+        <w:t xml:space="preserve">Arten behöver lämpliga skogsbestånd om sammanlagt minst 25 hektar. Den är mycket stationär inom sitt revir och när ett par etablerat sig stannar de så länge miljön är intakt. Den undviker öppen mark och förﬂyttar sig sällan över större öppna myrar eller åkermark, och är därför känslig för fragmentering. Järpen överlever inte om dess livsmiljö kalavverkas och är även känslig för röjning, gallring och avverkning där unga granar och lövträd inte sparas i tillräcklig omfattning.  Järpe är typisk art för </w:t>
       </w:r>
       <w:r>
         <w:rPr>
           <w:i/>
         </w:rPr>
-        <w:t>Avverkning av skog med höga naturvärden samt skada på fridlysta arter strider både mot FSC Controlled Wood-standarden och FSC:s policy for associerade organisationer.</w:t>
+        <w:t>9010 Taiga, 9740 Skogsbevuxen myr</w:t>
+      </w:r>
+      <w:r>
+        <w:t xml:space="preserve"> och </w:t>
+      </w:r>
+      <w:r>
+        <w:rPr>
+          <w:i/>
+        </w:rPr>
+        <w:t>9080 Lövsumpskog</w:t>
+      </w:r>
+      <w:r>
+        <w:t xml:space="preserve"> (SLU Artdatabanken, 2026).</w:t>
       </w:r>
     </w:p>
     <w:p>
@@ -1225,62 +1678,21 @@
         <w:pStyle w:val="Heading2"/>
       </w:pPr>
       <w:r>
-        <w:t>Ur FSC Controlled Wood (FSC-STD-40-005)</w:t>
+        <w:t>Referenser – järpe</w:t>
       </w:r>
     </w:p>
     <w:p>
       <w:r>
-        <w:t>Virke som inte accepteras i FSC-märkta produkter (oacceptabelt ursprung) enligt FSC Controlled Wood (FSC-STD-40-005):</w:t>
-      </w:r>
-    </w:p>
-    <w:p>
-      <w:pPr>
-        <w:pStyle w:val="ListNumber"/>
-      </w:pPr>
-      <w:r>
-        <w:t>Illegalt avverkat virke.</w:t>
-      </w:r>
-    </w:p>
-    <w:p>
-      <w:pPr>
-        <w:pStyle w:val="ListNumber"/>
-      </w:pPr>
-      <w:r>
-        <w:t>...</w:t>
-      </w:r>
-    </w:p>
-    <w:p>
-      <w:pPr>
-        <w:pStyle w:val="ListNumber"/>
-      </w:pPr>
-      <w:r>
-        <w:t>Virke från avverkningar som hotar höga naturvärden.</w:t>
-      </w:r>
-    </w:p>
-    <w:p>
-      <w:pPr>
-        <w:pStyle w:val="ListNumber"/>
-      </w:pPr>
-      <w:r>
-        <w:t>Virke från skog som konverteras till plantager eller icke-skogligt bruk.</w:t>
-      </w:r>
-    </w:p>
-    <w:p>
-      <w:pPr>
-        <w:pStyle w:val="ListBullet"/>
-      </w:pPr>
-      <w:r>
-        <w:rPr>
-          <w:b/>
-          <w:i/>
-        </w:rPr>
-        <w:t xml:space="preserve">Kommentar: </w:t>
+        <w:t xml:space="preserve">SLU Artdatabanken, 2026. </w:t>
       </w:r>
       <w:r>
         <w:rPr>
           <w:i/>
         </w:rPr>
-        <w:t>Avverkning av skog med höga naturvärden samt skada på fridlysta arter strider både mot FSC Controlled Wood-standarden och FSC:s policy for associerade organisationer.</w:t>
+        <w:t xml:space="preserve">Artfaktablad. Naturvård – artfakta. </w:t>
+      </w:r>
+      <w:r>
+        <w:t>SLU Artdatabanken, Uppsala</w:t>
       </w:r>
     </w:p>
     <w:p>
@@ -1288,45 +1700,71 @@
         <w:pStyle w:val="Heading1"/>
       </w:pPr>
       <w:r>
-        <w:t>Ur PEFC-standarden gällande lagefterlevnad</w:t>
+        <w:t>Spillkråka – ekologi samt krav på livsmiljön</w:t>
       </w:r>
     </w:p>
     <w:p>
       <w:r>
-        <w:t>PEFC-standarden förutsätter att tillämplig svensk lagstiftning följs. Det är utsedd tillsynsmyndighet som ansvarar för tillsyn av lagens efterlevnad. PEFC-standarden återger innehållet i vissa certifieringskritiska lag- och föreskriftskrav vilka ska ingå i granskning av PEFC-systemets efterlevnad.</w:t>
+        <w:t xml:space="preserve">Spillkråka (§4) ingår i bilaga 1 EU:s fågeldirektiv och är typisk art för </w:t>
+      </w:r>
+      <w:r>
+        <w:rPr>
+          <w:i/>
+        </w:rPr>
+        <w:t xml:space="preserve">9010 Taiga </w:t>
+      </w:r>
+      <w:r>
+        <w:t>och</w:t>
+      </w:r>
+      <w:r>
+        <w:rPr>
+          <w:i/>
+        </w:rPr>
+        <w:t xml:space="preserve"> 9740 Skogsbevuxen myr</w:t>
+      </w:r>
+      <w:r>
+        <w:t>. Den lever i både barr- och blandskog liksom i ren lövskog. De tätaste populationerna tenderar att finnas i äldre, variationsrik blandskog med gott om död ved och gamla träd. Varje par utnyttjar 400–1000 hektar skog beroende på skogens kvalitet. Skogsbruk med korta omloppstider och täta, homogena ungskogar utgör det största hotet (SLU Artdatabanken, 2026).</w:t>
+      </w:r>
+    </w:p>
+    <w:p>
+      <w:r>
+        <w:t>Spillkråka är en nyckelart i skogliga miljöer vars övergivna bohål utnyttjas av flera andra hålhäckande fågelarter och fladdermöss, däribland pärluggla (EN, §4), knipa (§4), salskrake (§4) och skogsduva (§4). Hökuggla (VU, §4) och slaguggla (§4) häckar ofta i högstubbar som brutits av i höjd med ett gammalt spillkråkebo (Skogsstyrelsen, 2016).</w:t>
       </w:r>
     </w:p>
     <w:p>
       <w:pPr>
-        <w:pStyle w:val="ListBullet"/>
+        <w:pStyle w:val="Heading2"/>
       </w:pPr>
       <w:r>
-        <w:rPr>
-          <w:b/>
-          <w:i/>
-        </w:rPr>
-        <w:t xml:space="preserve">Kommentar: </w:t>
+        <w:t>Referenser – spillkråka</w:t>
+      </w:r>
+    </w:p>
+    <w:p>
+      <w:r>
+        <w:t xml:space="preserve">Skogsstyrelsen, 2016. </w:t>
       </w:r>
       <w:r>
         <w:rPr>
           <w:i/>
         </w:rPr>
-        <w:t>I den avverkningsanmälda skogen har fridlysta arter sina livsmiljöer och växtplatser. Att skada de fridlysta arternas livsmiljöer, växtplatser eller ekologiska funktion är inte tillåtet enligt artskyddsförordningen</w:t>
+        <w:t xml:space="preserve">Vägledning för hänsyn till spillkråka. </w:t>
+      </w:r>
+      <w:r>
+        <w:t>Vägledningar och kunskapsstöd artskydd – Skogsstyrelsen.</w:t>
       </w:r>
     </w:p>
     <w:p>
       <w:r>
-        <w:br w:type="page"/>
-      </w:r>
-    </w:p>
-    <w:p>
-      <w:pPr>
-        <w:pStyle w:val="Title"/>
-      </w:pPr>
-      <w:r>
-        <w:t>BILAGA 1 –</w:t>
-        <w:br/>
-        <w:t>Fridlysta och rödlistade arter</w:t>
+        <w:t xml:space="preserve">SLU Artdatabanken, 2026. </w:t>
+      </w:r>
+      <w:r>
+        <w:rPr>
+          <w:i/>
+        </w:rPr>
+        <w:t xml:space="preserve">Artfaktablad. Naturvård – artfakta. </w:t>
+      </w:r>
+      <w:r>
+        <w:t>SLU Artdatabanken, Uppsala.</w:t>
       </w:r>
     </w:p>
     <w:p>
@@ -1334,35 +1772,35 @@
         <w:pStyle w:val="Heading1"/>
       </w:pPr>
       <w:r>
-        <w:t>Järpe – ekologi samt krav på livsmiljön</w:t>
+        <w:t>Tjäder – ekologi samt krav på livsmiljön</w:t>
       </w:r>
     </w:p>
     <w:p>
       <w:r>
-        <w:t>Järpe är fridlyst enligt 4§ artskyddsförordningen och upptagen i bilaga 1 och 2 EU:s fågeldirektiv. Den finns i sammanhängande grandominerad skog över hela Sverige men förekomsterna är betydligt glesare i Götaland än i övriga landet. Järpen har sina livsmiljöer i tät barrskog med inblandning av lövträd och en väl utvecklad flerskiktad struktur med bärris och yngre eller undertryckta, täta granar i ett lägre skikt, ofta utmed bäckar och åar inne i den skyddande granskogen (SLU Artdatabanken, 2026).</w:t>
-      </w:r>
-    </w:p>
-    <w:p>
-      <w:r>
-        <w:t xml:space="preserve">Arten behöver lämpliga skogsbestånd om sammanlagt minst 25 hektar. Den är mycket stationär inom sitt revir och när ett par etablerat sig stannar de så länge miljön är intakt. Den undviker öppen mark och förﬂyttar sig sällan över större öppna myrar eller åkermark, och är därför känslig för fragmentering. Järpen överlever inte om dess livsmiljö kalavverkas och är även känslig för röjning, gallring och avverkning där unga granar och lövträd inte sparas i tillräcklig omfattning.  Järpe är typisk art för </w:t>
+        <w:t xml:space="preserve">Tjäder (§4) omfattas av bilaga 1 och 2 EU:s fågeldirektiv och är typisk art för </w:t>
       </w:r>
       <w:r>
         <w:rPr>
           <w:i/>
         </w:rPr>
-        <w:t>9010 Taiga, 9740 Skogsbevuxen myr</w:t>
-      </w:r>
-      <w:r>
-        <w:t xml:space="preserve"> och </w:t>
+        <w:t xml:space="preserve">9010 Taiga </w:t>
+      </w:r>
+      <w:r>
+        <w:t xml:space="preserve">och </w:t>
       </w:r>
       <w:r>
         <w:rPr>
           <w:i/>
         </w:rPr>
-        <w:t>9080 Lövsumpskog</w:t>
-      </w:r>
-      <w:r>
-        <w:t xml:space="preserve"> (SLU Artdatabanken, 2026).</w:t>
+        <w:t>9740 Skogsbevuxen myr</w:t>
+      </w:r>
+      <w:r>
+        <w:t>. Tjädern är en utpräglad skogsfågel knuten till större sammanhängande barrskogsområden. Tupparna och hönorna utnyttjar till viss del olika miljöer, och habitatvalet varierar dessutom mellan olika delar av året. För att det ska finnas livskraftiga tjäderbestånd krävs funktionella skogslandskap med en blandning av uppvuxen, gles och luckig skog, täta sumpskogar, myrar och andra små våtmarker (Skogsstyrelsen, 2019; SLU Artdatabanken 2024).</w:t>
+      </w:r>
+    </w:p>
+    <w:p>
+      <w:r>
+        <w:t>Arten försvinner när skogen fragmenteras och den sammanlagda arealen hyggen och andra öppna områden blir för stor. Ett småskaligt och försiktigt virkesuttag genom hyggesfria metoder kan i vissa fall vara möjligt i området inom 200 m från lekcentrum. Längre ut från lekcentrum, inom 200–500 m bör den avverkade ytan inte överskrida 1 hektar för att undvika alltför stora och snabba förändringar (Skogsstyrelsen, 2019).</w:t>
       </w:r>
     </w:p>
     <w:p>
@@ -1370,12 +1808,23 @@
         <w:pStyle w:val="Heading2"/>
       </w:pPr>
       <w:r>
-        <w:t>Referenser – järpe</w:t>
+        <w:t>Referenser – tjäder</w:t>
       </w:r>
     </w:p>
     <w:p>
       <w:r>
-        <w:t xml:space="preserve">SLU Artdatabanken, 2026. </w:t>
+        <w:t xml:space="preserve">Skogsstyrelsen, 2019. </w:t>
+      </w:r>
+      <w:r>
+        <w:rPr>
+          <w:i/>
+        </w:rPr>
+        <w:t>Vägledning för hänsyn till fåglar – tjäder.</w:t>
+      </w:r>
+    </w:p>
+    <w:p>
+      <w:r>
+        <w:t xml:space="preserve">SLU Artdatabanken, 2024. </w:t>
       </w:r>
       <w:r>
         <w:rPr>
@@ -1385,498 +1834,6 @@
       </w:r>
       <w:r>
         <w:t>SLU Artdatabanken, Uppsala</w:t>
-      </w:r>
-    </w:p>
-    <w:p>
-      <w:pPr>
-        <w:pStyle w:val="Heading1"/>
-      </w:pPr>
-      <w:r>
-        <w:t>Lunglav – ekologi samt krav på livsmiljön</w:t>
-      </w:r>
-    </w:p>
-    <w:p>
-      <w:r>
-        <w:t xml:space="preserve">Lunglav (NT) är en av vårt lands främsta signalarter som överallt indikerar gamla lövträd, skogsbestånd med höga naturvärden och ekosystem med lång skoglig kontinuitet. Lokalt kan förekomsten vara mycket riklig men den hittas nästan enbart i gamla och ej slutavverkade skogar. Artens samtliga förekomster bör uppmärksammas från naturvårdssynpunkt, då många lokaler även hyser andra ovanliga och rödlistade arter, däribland de sällsynta lavparasiterna lunglavshårprick (CR), </w:t>
-      </w:r>
-      <w:r>
-        <w:rPr>
-          <w:i/>
-        </w:rPr>
-        <w:t>Abrothallus diederichii</w:t>
-      </w:r>
-      <w:r>
-        <w:t xml:space="preserve"> (VU), </w:t>
-      </w:r>
-      <w:r>
-        <w:rPr>
-          <w:i/>
-        </w:rPr>
-        <w:t>Abrothallus lobariae</w:t>
-      </w:r>
-      <w:r>
-        <w:t xml:space="preserve"> (VU), </w:t>
-      </w:r>
-      <w:r>
-        <w:rPr>
-          <w:i/>
-        </w:rPr>
-        <w:t>Calycina lobariae</w:t>
-      </w:r>
-      <w:r>
-        <w:t xml:space="preserve"> (VU), lunglavsknapp (VU) och skrovelmössing (VU), som växer på lunglav. Rikliga förekomster med lunglav bör skyddas med biotopskydd, frivilliga avsättningar eller reservat (SLU Artdatabanken, 2026; Nitare &amp; Skogsstyrelsen, 2019).</w:t>
-      </w:r>
-    </w:p>
-    <w:p>
-      <w:r>
-        <w:t xml:space="preserve">Lunglav är typisk art för </w:t>
-      </w:r>
-      <w:r>
-        <w:rPr>
-          <w:i/>
-        </w:rPr>
-        <w:t>9010 Taiga, 9020 Nordlig ädellövskog, 9110 Näringsfattig bokskog, 9130 Näringsrik bokskog, 9160 Näringsrik ekskog, 9180 Ädellövskog i branter, 9190 Näringsfattig ekskog, 9070 Trädklädd betesmark, 9040 Fjällbjörkskog</w:t>
-      </w:r>
-      <w:r>
-        <w:t xml:space="preserve"> och</w:t>
-      </w:r>
-      <w:r>
-        <w:rPr>
-          <w:i/>
-        </w:rPr>
-        <w:t xml:space="preserve"> 6530 Lövängar</w:t>
-      </w:r>
-      <w:r>
-        <w:t xml:space="preserve"> (SLU Artdatabanken, 2026).</w:t>
-      </w:r>
-    </w:p>
-    <w:p>
-      <w:pPr>
-        <w:pStyle w:val="Heading2"/>
-      </w:pPr>
-      <w:r>
-        <w:t>Referenser – lunglav</w:t>
-      </w:r>
-    </w:p>
-    <w:p>
-      <w:r>
-        <w:t xml:space="preserve">Nitare, J. och Skogsstyrelsen, 2019. </w:t>
-      </w:r>
-      <w:r>
-        <w:rPr>
-          <w:i/>
-        </w:rPr>
-        <w:t xml:space="preserve">Skyddsvärd skog – Naturvårdsarter och andra kriterier för naturvärdesbedömning. </w:t>
-      </w:r>
-      <w:r>
-        <w:t>Skogsstyrelsen.</w:t>
-      </w:r>
-    </w:p>
-    <w:p>
-      <w:r>
-        <w:t xml:space="preserve">SLU Artdatabanken, 2026. </w:t>
-      </w:r>
-      <w:r>
-        <w:rPr>
-          <w:i/>
-        </w:rPr>
-        <w:t xml:space="preserve">Artfaktablad. Naturvård – artfakta. </w:t>
-      </w:r>
-      <w:r>
-        <w:t>SLU Artdatabanken, Uppsala.</w:t>
-      </w:r>
-    </w:p>
-    <w:p>
-      <w:pPr>
-        <w:pStyle w:val="Heading1"/>
-      </w:pPr>
-      <w:r>
-        <w:t>Sparvuggla – ekologi samt krav på livsmiljön</w:t>
-      </w:r>
-    </w:p>
-    <w:p>
-      <w:r>
-        <w:t>Sparvuggla (NT, §4) är fridlyst enligt 4§ artskyddsförordningen och omfattas av bilaga 1 EU:s fågeldirektiv. Den har minskat med 15 (5–25) % under de senaste 15 åren och minskningstakten för den svenska populationen bedöms vara nära gränsvärdet för Sårbar (VU) (SLU Artdatabanken 2026).</w:t>
-      </w:r>
-    </w:p>
-    <w:p>
-      <w:r>
-        <w:t>Sparvugglan häckar i naturskog samt i klassisk bondeskog och förekommer främst i större skogsområden som domineras av barrblandskog med stort inslag av asp, björk och andra lövträd. Den behöver relativt stora skogsområden och saknas helt i mindre skogar och isolerade dungar. Reviren är i storleksordningen upp till 200 hektar. Sparvugglan missgynnas av överföring av variationsrika bondeskogar till ensartade produktionsskogar – särskilt avverkning av lövträdsrika kantzoner och igenplantering av gamla inägor (Skogsstyrelsen, 2016).</w:t>
-      </w:r>
-    </w:p>
-    <w:p>
-      <w:pPr>
-        <w:pStyle w:val="Heading2"/>
-      </w:pPr>
-      <w:r>
-        <w:t>Referenser – sparvuggla</w:t>
-      </w:r>
-    </w:p>
-    <w:p>
-      <w:r>
-        <w:t xml:space="preserve">Skogsstyrelsen, 2016. </w:t>
-      </w:r>
-      <w:r>
-        <w:rPr>
-          <w:i/>
-        </w:rPr>
-        <w:t>Vägledning för hänsyn till sparvuggla.</w:t>
-      </w:r>
-    </w:p>
-    <w:p>
-      <w:r>
-        <w:t xml:space="preserve">SLU Artdatabanken, 2026. </w:t>
-      </w:r>
-      <w:r>
-        <w:rPr>
-          <w:i/>
-        </w:rPr>
-        <w:t xml:space="preserve">Artfaktablad. Naturvård – artfakta. </w:t>
-      </w:r>
-      <w:r>
-        <w:t>SLU Artdatabanken, Uppsala.</w:t>
-      </w:r>
-    </w:p>
-    <w:p>
-      <w:pPr>
-        <w:pStyle w:val="Heading1"/>
-      </w:pPr>
-      <w:r>
-        <w:t>Spillkråka – ekologi samt krav på livsmiljön</w:t>
-      </w:r>
-    </w:p>
-    <w:p>
-      <w:r>
-        <w:t xml:space="preserve">Spillkråka (§4) ingår i bilaga 1 EU:s fågeldirektiv och är typisk art för </w:t>
-      </w:r>
-      <w:r>
-        <w:rPr>
-          <w:i/>
-        </w:rPr>
-        <w:t xml:space="preserve">9010 Taiga </w:t>
-      </w:r>
-      <w:r>
-        <w:t>och</w:t>
-      </w:r>
-      <w:r>
-        <w:rPr>
-          <w:i/>
-        </w:rPr>
-        <w:t xml:space="preserve"> 9740 Skogsbevuxen myr</w:t>
-      </w:r>
-      <w:r>
-        <w:t>. Den lever i både barr- och blandskog liksom i ren lövskog. De tätaste populationerna tenderar att finnas i äldre, variationsrik blandskog med gott om död ved och gamla träd. Varje par utnyttjar 400–1000 hektar skog beroende på skogens kvalitet. Skogsbruk med korta omloppstider och täta, homogena ungskogar utgör det största hotet (SLU Artdatabanken, 2026).</w:t>
-      </w:r>
-    </w:p>
-    <w:p>
-      <w:r>
-        <w:t>Spillkråka är en nyckelart i skogliga miljöer vars övergivna bohål utnyttjas av flera andra hålhäckande fågelarter och fladdermöss, däribland pärluggla (EN, §4), knipa (§4), salskrake (§4) och skogsduva (§4). Hökuggla (VU, §4) och slaguggla (§4) häckar ofta i högstubbar som brutits av i höjd med ett gammalt spillkråkebo (Skogsstyrelsen, 2016).</w:t>
-      </w:r>
-    </w:p>
-    <w:p>
-      <w:pPr>
-        <w:pStyle w:val="Heading2"/>
-      </w:pPr>
-      <w:r>
-        <w:t>Referenser – spillkråka</w:t>
-      </w:r>
-    </w:p>
-    <w:p>
-      <w:r>
-        <w:t xml:space="preserve">Skogsstyrelsen, 2016. </w:t>
-      </w:r>
-      <w:r>
-        <w:rPr>
-          <w:i/>
-        </w:rPr>
-        <w:t xml:space="preserve">Vägledning för hänsyn till spillkråka. </w:t>
-      </w:r>
-      <w:r>
-        <w:t>Vägledningar och kunskapsstöd artskydd – Skogsstyrelsen.</w:t>
-      </w:r>
-    </w:p>
-    <w:p>
-      <w:r>
-        <w:t xml:space="preserve">SLU Artdatabanken, 2026. </w:t>
-      </w:r>
-      <w:r>
-        <w:rPr>
-          <w:i/>
-        </w:rPr>
-        <w:t xml:space="preserve">Artfaktablad. Naturvård – artfakta. </w:t>
-      </w:r>
-      <w:r>
-        <w:t>SLU Artdatabanken, Uppsala.</w:t>
-      </w:r>
-    </w:p>
-    <w:p>
-      <w:pPr>
-        <w:pStyle w:val="Heading1"/>
-      </w:pPr>
-      <w:r>
-        <w:t>Tjäder – ekologi samt krav på livsmiljön</w:t>
-      </w:r>
-    </w:p>
-    <w:p>
-      <w:r>
-        <w:t xml:space="preserve">Tjäder (§4) omfattas av bilaga 1 och 2 EU:s fågeldirektiv och är typisk art för </w:t>
-      </w:r>
-      <w:r>
-        <w:rPr>
-          <w:i/>
-        </w:rPr>
-        <w:t xml:space="preserve">9010 Taiga </w:t>
-      </w:r>
-      <w:r>
-        <w:t xml:space="preserve">och </w:t>
-      </w:r>
-      <w:r>
-        <w:rPr>
-          <w:i/>
-        </w:rPr>
-        <w:t>9740 Skogsbevuxen myr</w:t>
-      </w:r>
-      <w:r>
-        <w:t>. Tjädern är en utpräglad skogsfågel knuten till större sammanhängande barrskogsområden. Tupparna och hönorna utnyttjar till viss del olika miljöer, och habitatvalet varierar dessutom mellan olika delar av året. För att det ska finnas livskraftiga tjäderbestånd krävs funktionella skogslandskap med en blandning av uppvuxen, gles och luckig skog, täta sumpskogar, myrar och andra små våtmarker (Skogsstyrelsen, 2019; SLU Artdatabanken 2024).</w:t>
-      </w:r>
-    </w:p>
-    <w:p>
-      <w:r>
-        <w:t>Arten försvinner när skogen fragmenteras och den sammanlagda arealen hyggen och andra öppna områden blir för stor. Ett småskaligt och försiktigt virkesuttag genom hyggesfria metoder kan i vissa fall vara möjligt i området inom 200 m från lekcentrum. Längre ut från lekcentrum, inom 200–500 m bör den avverkade ytan inte överskrida 1 hektar för att undvika alltför stora och snabba förändringar (Skogsstyrelsen, 2019).</w:t>
-      </w:r>
-    </w:p>
-    <w:p>
-      <w:pPr>
-        <w:pStyle w:val="Heading2"/>
-      </w:pPr>
-      <w:r>
-        <w:t>Referenser – tjäder</w:t>
-      </w:r>
-    </w:p>
-    <w:p>
-      <w:r>
-        <w:t xml:space="preserve">Skogsstyrelsen, 2019. </w:t>
-      </w:r>
-      <w:r>
-        <w:rPr>
-          <w:i/>
-        </w:rPr>
-        <w:t>Vägledning för hänsyn till fåglar – tjäder.</w:t>
-      </w:r>
-    </w:p>
-    <w:p>
-      <w:r>
-        <w:t xml:space="preserve">SLU Artdatabanken, 2024. </w:t>
-      </w:r>
-      <w:r>
-        <w:rPr>
-          <w:i/>
-        </w:rPr>
-        <w:t xml:space="preserve">Artfaktablad. Naturvård – artfakta. </w:t>
-      </w:r>
-      <w:r>
-        <w:t>SLU Artdatabanken, Uppsala</w:t>
-      </w:r>
-    </w:p>
-    <w:p>
-      <w:pPr>
-        <w:pStyle w:val="Heading1"/>
-      </w:pPr>
-      <w:r>
-        <w:t>Tretåig hackspett – ekologi samt krav på livsmiljön</w:t>
-      </w:r>
-    </w:p>
-    <w:p>
-      <w:r>
-        <w:t xml:space="preserve">Tretåig hackspett (NT) är fridlyst enligt §4 Artskyddsförordningen och finns med som prioriterad art i Skogsstyrelsen vägledning för skogsbruket (bilaga 4 till SVL). I vägledningen står bland annat att: </w:t>
-      </w:r>
-      <w:r>
-        <w:rPr>
-          <w:i/>
-        </w:rPr>
-        <w:t xml:space="preserve">“Tretåig hackspett har stora arealkrav och höga krav på sin livsmiljö. Omdaningen av naturskogar till kulturskogar medför en förlust av viktiga miljöer, något som förstärks av ökad fragmentering till följd av avverkningar.” </w:t>
-      </w:r>
-      <w:r>
-        <w:t xml:space="preserve">Vidare att: </w:t>
-      </w:r>
-      <w:r>
-        <w:rPr>
-          <w:i/>
-        </w:rPr>
-        <w:t>“Områden med dokumenterad permanent förekomst i naturskogsmiljöer har vanligen så stora naturvärden att skogsbruk är olämpligt”</w:t>
-      </w:r>
-      <w:r>
-        <w:t xml:space="preserve"> (SLU Artdatabanken, 2024; Skogsstyrelsen, 2016)</w:t>
-      </w:r>
-      <w:r>
-        <w:rPr>
-          <w:i/>
-        </w:rPr>
-        <w:t>.</w:t>
-      </w:r>
-    </w:p>
-    <w:p>
-      <w:r>
-        <w:t>Tretåig hackspett är beroende av större sammanhängande naturskogar med kontinuerlig tillgång och nybildning av död ved och fragmentering av livsmiljöerna utgör ett stort hot mot arten (se exempelvis Stachura-Skierczynska et al., 2009; Wesolowski et al., 2005; Butler et al., 2004; Pakkala et al., 2002; Amcoff et al., 1996; Virkkala, 1991). Det finns studier som visar att naturskogens självgallringsprocess som den tretåiga hackspetten är beroende av, inte kan ersättas med efterlämnad hänsyn i skogsbruket (Imbeau &amp; Desrochers, 2002).</w:t>
-      </w:r>
-    </w:p>
-    <w:p>
-      <w:r>
-        <w:t>Permanenta revir av tretåig hackspett karaktäriseras ofta av artens typiska ringformigt ordnade hackmärken på framför allt gamla granar. För att säkerställa att inte revir av tretåig hackspett drabbas av avverkningsplanerna bör en inventering göras i området både under häckningstid och under vintern, då arten utnyttjar betydligt större områden än under sommarens häckningsrevir. Storleken på häckningsreviret varierar med skogstypen, förekomsten av död ved och graden av fragmentering, men är i allmänhet i storleksordningen 25–100 hektar (SLU Artdatabanken, 2024; Skogsstyrelsen, 2016).</w:t>
-      </w:r>
-    </w:p>
-    <w:p>
-      <w:r>
-        <w:t xml:space="preserve">Förutom fridlysning enligt §4 Artskyddsförordningen är tretåig hackspett även förtecknad i EU:s fågeldirektiv bilaga 1. Den är typisk art för </w:t>
-      </w:r>
-      <w:r>
-        <w:rPr>
-          <w:i/>
-        </w:rPr>
-        <w:t xml:space="preserve">9010 Taiga, 9740 Skogsbevuxen myr, 9030 Landhöjningsskog </w:t>
-      </w:r>
-      <w:r>
-        <w:t xml:space="preserve">och </w:t>
-      </w:r>
-      <w:r>
-        <w:rPr>
-          <w:i/>
-        </w:rPr>
-        <w:t>9040 Fjällbjörkskog</w:t>
-      </w:r>
-      <w:r>
-        <w:t xml:space="preserve"> samt ingår i Natura 2000 och är förtecknad i Bernkonventionen bilaga II (strikt skyddade djurarter) (SLU Artdatabanken, 2024; Skogsstyrelsen, 2016).</w:t>
-      </w:r>
-    </w:p>
-    <w:p>
-      <w:pPr>
-        <w:pStyle w:val="Heading2"/>
-      </w:pPr>
-      <w:r>
-        <w:t>Referenser – tretåig hackspett</w:t>
-      </w:r>
-    </w:p>
-    <w:p>
-      <w:r>
-        <w:t xml:space="preserve">Amcoff, M. &amp; Eriksson, P. 1996. </w:t>
-      </w:r>
-      <w:r>
-        <w:rPr>
-          <w:i/>
-        </w:rPr>
-        <w:t xml:space="preserve">Förekomst av tretåig hackspett Picoides tridactylus på bestånds- och landskapsnivå. </w:t>
-      </w:r>
-      <w:r>
-        <w:t>Ornis Svecica 6: 107–119.</w:t>
-      </w:r>
-    </w:p>
-    <w:p>
-      <w:r>
-        <w:t xml:space="preserve">Butler, R., Angelstam, P., Ekelund, P. &amp; Schlaeffer, R. 2004. </w:t>
-      </w:r>
-      <w:r>
-        <w:rPr>
-          <w:i/>
-        </w:rPr>
-        <w:t xml:space="preserve">Dead wood threshold values for the three-toed woodpecker presence in boreal and sub-Alpine forest. </w:t>
-      </w:r>
-      <w:r>
-        <w:t>Biological conservation 119(3): 305–318.</w:t>
-      </w:r>
-    </w:p>
-    <w:p>
-      <w:r>
-        <w:t xml:space="preserve">Imbeau, L. &amp; Desrochers, A. 2002. </w:t>
-      </w:r>
-      <w:r>
-        <w:rPr>
-          <w:i/>
-        </w:rPr>
-        <w:t xml:space="preserve">Foraging Ecology and Use of Drumming Trees by Three-Toed Woodpeckers. </w:t>
-      </w:r>
-      <w:r>
-        <w:t>The Journal of Wildlife Management. Vol. 66, No. 1 (Jan., 2002), pp. 222–231.</w:t>
-      </w:r>
-    </w:p>
-    <w:p>
-      <w:r>
-        <w:t xml:space="preserve">Pakkala, T., Hanski, I. &amp; Tomppo, E. 2002. </w:t>
-      </w:r>
-      <w:r>
-        <w:rPr>
-          <w:i/>
-        </w:rPr>
-        <w:t xml:space="preserve">Spatial ecology of the three-toed woodpecker in managed forest landscapes. </w:t>
-      </w:r>
-      <w:r>
-        <w:t>Silva Fennica 36(1): 279–288.</w:t>
-      </w:r>
-    </w:p>
-    <w:p>
-      <w:r>
-        <w:t xml:space="preserve">Skogsstyrelsen, 2016. </w:t>
-      </w:r>
-      <w:r>
-        <w:rPr>
-          <w:i/>
-        </w:rPr>
-        <w:t>Vägledning för hänsyn till fåglar – Tretåig hackspett.</w:t>
-      </w:r>
-    </w:p>
-    <w:p>
-      <w:r>
-        <w:t xml:space="preserve">SLU Artdatabanken, 2024. </w:t>
-      </w:r>
-      <w:r>
-        <w:rPr>
-          <w:i/>
-        </w:rPr>
-        <w:t xml:space="preserve">Artfaktablad. Naturvård – artfakta. </w:t>
-      </w:r>
-      <w:r>
-        <w:t>SLU Artdatabanken, Uppsala.</w:t>
-      </w:r>
-    </w:p>
-    <w:p>
-      <w:r>
-        <w:t xml:space="preserve">Stachura-Skierczynska, K., Tumiel, T. &amp; Skierczynski, M. 2009. </w:t>
-      </w:r>
-      <w:r>
-        <w:rPr>
-          <w:i/>
-        </w:rPr>
-        <w:t xml:space="preserve">Habitat prediction model for three-toed woodpecker and its implications for the conservation of biologically valuable forests. </w:t>
-      </w:r>
-      <w:r>
-        <w:t>Forest Ecology and Management 258(5): 697–703.</w:t>
-      </w:r>
-    </w:p>
-    <w:p>
-      <w:r>
-        <w:t xml:space="preserve">Virkkala, R. 1991. </w:t>
-      </w:r>
-      <w:r>
-        <w:rPr>
-          <w:i/>
-        </w:rPr>
-        <w:t xml:space="preserve">Population trends of forest birds in a Finnish Lapland landscape of large habitat blocks – Consequences of stochastic environmental variation or regional habitat alteration. </w:t>
-      </w:r>
-      <w:r>
-        <w:t>Biological conservation 56(2): 223–240.</w:t>
-      </w:r>
-    </w:p>
-    <w:p>
-      <w:r>
-        <w:t xml:space="preserve">Wesolowski, T., Czeszczewik, D. &amp; Rowinski, P. 2005. </w:t>
-      </w:r>
-      <w:r>
-        <w:rPr>
-          <w:i/>
-        </w:rPr>
-        <w:t xml:space="preserve">Effects of forest management on Three-toed Woodpecker Picoides tridactylus distribution in the Bialowieza Forest (NE Poland): conservation implications. </w:t>
-      </w:r>
-      <w:r>
-        <w:t>Acta Ornithologica 40(1): 53–60.</w:t>
       </w:r>
     </w:p>
     <w:sectPr>
@@ -2007,7 +1964,7 @@
     <w:r>
       <w:tab/>
       <w:tab/>
-      <w:t>2026-06-20</w:t>
+      <w:t>2026-06-21</w:t>
       <w:br/>
       <w:br/>
     </w:r>

--- a/klagomål/A 1318-2026 FSC-klagomål.docx
+++ b/klagomål/A 1318-2026 FSC-klagomål.docx
@@ -1964,7 +1964,7 @@
     <w:r>
       <w:tab/>
       <w:tab/>
-      <w:t>2026-06-21</w:t>
+      <w:t>2026-06-22</w:t>
       <w:br/>
       <w:br/>
     </w:r>

--- a/klagomål/A 1318-2026 FSC-klagomål.docx
+++ b/klagomål/A 1318-2026 FSC-klagomål.docx
@@ -1964,7 +1964,7 @@
     <w:r>
       <w:tab/>
       <w:tab/>
-      <w:t>2026-06-22</w:t>
+      <w:t>2026-06-23</w:t>
       <w:br/>
       <w:br/>
     </w:r>

--- a/klagomål/A 1318-2026 FSC-klagomål.docx
+++ b/klagomål/A 1318-2026 FSC-klagomål.docx
@@ -1964,7 +1964,7 @@
     <w:r>
       <w:tab/>
       <w:tab/>
-      <w:t>2026-06-23</w:t>
+      <w:t>2026-06-24</w:t>
       <w:br/>
       <w:br/>
     </w:r>

--- a/klagomål/A 1318-2026 FSC-klagomål.docx
+++ b/klagomål/A 1318-2026 FSC-klagomål.docx
@@ -1964,7 +1964,7 @@
     <w:r>
       <w:tab/>
       <w:tab/>
-      <w:t>2026-06-24</w:t>
+      <w:t>2026-06-25</w:t>
       <w:br/>
       <w:br/>
     </w:r>

--- a/klagomål/A 1318-2026 FSC-klagomål.docx
+++ b/klagomål/A 1318-2026 FSC-klagomål.docx
@@ -1964,7 +1964,7 @@
     <w:r>
       <w:tab/>
       <w:tab/>
-      <w:t>2026-06-25</w:t>
+      <w:t>2026-06-26</w:t>
       <w:br/>
       <w:br/>
     </w:r>

--- a/klagomål/A 1318-2026 FSC-klagomål.docx
+++ b/klagomål/A 1318-2026 FSC-klagomål.docx
@@ -1964,7 +1964,7 @@
     <w:r>
       <w:tab/>
       <w:tab/>
-      <w:t>2026-06-26</w:t>
+      <w:t>2026-06-27</w:t>
       <w:br/>
       <w:br/>
     </w:r>

--- a/klagomål/A 1318-2026 FSC-klagomål.docx
+++ b/klagomål/A 1318-2026 FSC-klagomål.docx
@@ -1964,7 +1964,7 @@
     <w:r>
       <w:tab/>
       <w:tab/>
-      <w:t>2026-06-27</w:t>
+      <w:t>2026-06-28</w:t>
       <w:br/>
       <w:br/>
     </w:r>

--- a/klagomål/A 1318-2026 FSC-klagomål.docx
+++ b/klagomål/A 1318-2026 FSC-klagomål.docx
@@ -1964,7 +1964,7 @@
     <w:r>
       <w:tab/>
       <w:tab/>
-      <w:t>2026-06-28</w:t>
+      <w:t>2026-06-29</w:t>
       <w:br/>
       <w:br/>
     </w:r>

--- a/klagomål/A 1318-2026 FSC-klagomål.docx
+++ b/klagomål/A 1318-2026 FSC-klagomål.docx
@@ -1964,7 +1964,7 @@
     <w:r>
       <w:tab/>
       <w:tab/>
-      <w:t>2026-06-29</w:t>
+      <w:t>2026-06-30</w:t>
       <w:br/>
       <w:br/>
     </w:r>

--- a/klagomål/A 1318-2026 FSC-klagomål.docx
+++ b/klagomål/A 1318-2026 FSC-klagomål.docx
@@ -1964,7 +1964,7 @@
     <w:r>
       <w:tab/>
       <w:tab/>
-      <w:t>2026-06-30</w:t>
+      <w:t>2026-07-01</w:t>
       <w:br/>
       <w:br/>
     </w:r>

--- a/klagomål/A 1318-2026 FSC-klagomål.docx
+++ b/klagomål/A 1318-2026 FSC-klagomål.docx
@@ -1964,7 +1964,7 @@
     <w:r>
       <w:tab/>
       <w:tab/>
-      <w:t>2026-07-01</w:t>
+      <w:t>2026-07-02</w:t>
       <w:br/>
       <w:br/>
     </w:r>

--- a/klagomål/A 1318-2026 FSC-klagomål.docx
+++ b/klagomål/A 1318-2026 FSC-klagomål.docx
@@ -1964,7 +1964,7 @@
     <w:r>
       <w:tab/>
       <w:tab/>
-      <w:t>2026-07-13</w:t>
+      <w:t>2026-07-14</w:t>
       <w:br/>
       <w:br/>
     </w:r>

--- a/klagomål/A 1318-2026 FSC-klagomål.docx
+++ b/klagomål/A 1318-2026 FSC-klagomål.docx
@@ -1964,7 +1964,7 @@
     <w:r>
       <w:tab/>
       <w:tab/>
-      <w:t>2026-07-14</w:t>
+      <w:t>2026-07-15</w:t>
       <w:br/>
       <w:br/>
     </w:r>

--- a/klagomål/A 1318-2026 FSC-klagomål.docx
+++ b/klagomål/A 1318-2026 FSC-klagomål.docx
@@ -1964,7 +1964,7 @@
     <w:r>
       <w:tab/>
       <w:tab/>
-      <w:t>2026-07-15</w:t>
+      <w:t>2026-07-16</w:t>
       <w:br/>
       <w:br/>
     </w:r>

--- a/klagomål/A 1318-2026 FSC-klagomål.docx
+++ b/klagomål/A 1318-2026 FSC-klagomål.docx
@@ -1964,7 +1964,7 @@
     <w:r>
       <w:tab/>
       <w:tab/>
-      <w:t>2026-07-16</w:t>
+      <w:t>2026-07-17</w:t>
       <w:br/>
       <w:br/>
     </w:r>

--- a/klagomål/A 1318-2026 FSC-klagomål.docx
+++ b/klagomål/A 1318-2026 FSC-klagomål.docx
@@ -1964,7 +1964,7 @@
     <w:r>
       <w:tab/>
       <w:tab/>
-      <w:t>2026-07-17</w:t>
+      <w:t>2026-07-18</w:t>
       <w:br/>
       <w:br/>
     </w:r>

--- a/klagomål/A 1318-2026 FSC-klagomål.docx
+++ b/klagomål/A 1318-2026 FSC-klagomål.docx
@@ -1964,7 +1964,7 @@
     <w:r>
       <w:tab/>
       <w:tab/>
-      <w:t>2026-07-18</w:t>
+      <w:t>2026-07-19</w:t>
       <w:br/>
       <w:br/>
     </w:r>

--- a/klagomål/A 1318-2026 FSC-klagomål.docx
+++ b/klagomål/A 1318-2026 FSC-klagomål.docx
@@ -1964,7 +1964,7 @@
     <w:r>
       <w:tab/>
       <w:tab/>
-      <w:t>2026-07-19</w:t>
+      <w:t>2026-07-20</w:t>
       <w:br/>
       <w:br/>
     </w:r>

--- a/klagomål/A 1318-2026 FSC-klagomål.docx
+++ b/klagomål/A 1318-2026 FSC-klagomål.docx
@@ -1964,7 +1964,7 @@
     <w:r>
       <w:tab/>
       <w:tab/>
-      <w:t>2026-07-20</w:t>
+      <w:t>2026-07-21</w:t>
       <w:br/>
       <w:br/>
     </w:r>

--- a/klagomål/A 1318-2026 FSC-klagomål.docx
+++ b/klagomål/A 1318-2026 FSC-klagomål.docx
@@ -1964,7 +1964,7 @@
     <w:r>
       <w:tab/>
       <w:tab/>
-      <w:t>2026-07-21</w:t>
+      <w:t>2026-07-22</w:t>
       <w:br/>
       <w:br/>
     </w:r>

--- a/klagomål/A 1318-2026 FSC-klagomål.docx
+++ b/klagomål/A 1318-2026 FSC-klagomål.docx
@@ -1964,7 +1964,7 @@
     <w:r>
       <w:tab/>
       <w:tab/>
-      <w:t>2026-07-22</w:t>
+      <w:t>2026-07-23</w:t>
       <w:br/>
       <w:br/>
     </w:r>

--- a/klagomål/A 1318-2026 FSC-klagomål.docx
+++ b/klagomål/A 1318-2026 FSC-klagomål.docx
@@ -1964,7 +1964,7 @@
     <w:r>
       <w:tab/>
       <w:tab/>
-      <w:t>2026-07-23</w:t>
+      <w:t>2026-07-24</w:t>
       <w:br/>
       <w:br/>
     </w:r>

--- a/klagomål/A 1318-2026 FSC-klagomål.docx
+++ b/klagomål/A 1318-2026 FSC-klagomål.docx
@@ -1964,7 +1964,7 @@
     <w:r>
       <w:tab/>
       <w:tab/>
-      <w:t>2026-07-24</w:t>
+      <w:t>2026-07-25</w:t>
       <w:br/>
       <w:br/>
     </w:r>

--- a/klagomål/A 1318-2026 FSC-klagomål.docx
+++ b/klagomål/A 1318-2026 FSC-klagomål.docx
@@ -1964,7 +1964,7 @@
     <w:r>
       <w:tab/>
       <w:tab/>
-      <w:t>2026-07-25</w:t>
+      <w:t>2026-07-26</w:t>
       <w:br/>
       <w:br/>
     </w:r>

--- a/klagomål/A 1318-2026 FSC-klagomål.docx
+++ b/klagomål/A 1318-2026 FSC-klagomål.docx
@@ -1964,7 +1964,7 @@
     <w:r>
       <w:tab/>
       <w:tab/>
-      <w:t>2026-07-26</w:t>
+      <w:t>2026-07-27</w:t>
       <w:br/>
       <w:br/>
     </w:r>

--- a/klagomål/A 1318-2026 FSC-klagomål.docx
+++ b/klagomål/A 1318-2026 FSC-klagomål.docx
@@ -1964,7 +1964,7 @@
     <w:r>
       <w:tab/>
       <w:tab/>
-      <w:t>2026-07-27</w:t>
+      <w:t>2026-07-28</w:t>
       <w:br/>
       <w:br/>
     </w:r>

--- a/klagomål/A 1318-2026 FSC-klagomål.docx
+++ b/klagomål/A 1318-2026 FSC-klagomål.docx
@@ -1964,7 +1964,7 @@
     <w:r>
       <w:tab/>
       <w:tab/>
-      <w:t>2026-07-28</w:t>
+      <w:t>2026-07-29</w:t>
       <w:br/>
       <w:br/>
     </w:r>

--- a/klagomål/A 1318-2026 FSC-klagomål.docx
+++ b/klagomål/A 1318-2026 FSC-klagomål.docx
@@ -1964,7 +1964,7 @@
     <w:r>
       <w:tab/>
       <w:tab/>
-      <w:t>2026-07-29</w:t>
+      <w:t>2026-07-30</w:t>
       <w:br/>
       <w:br/>
     </w:r>

--- a/klagomål/A 1318-2026 FSC-klagomål.docx
+++ b/klagomål/A 1318-2026 FSC-klagomål.docx
@@ -1964,7 +1964,7 @@
     <w:r>
       <w:tab/>
       <w:tab/>
-      <w:t>2026-07-30</w:t>
+      <w:t>2026-07-31</w:t>
       <w:br/>
       <w:br/>
     </w:r>

--- a/klagomål/A 1318-2026 FSC-klagomål.docx
+++ b/klagomål/A 1318-2026 FSC-klagomål.docx
@@ -1964,7 +1964,7 @@
     <w:r>
       <w:tab/>
       <w:tab/>
-      <w:t>2026-07-31</w:t>
+      <w:t>2026-08-01</w:t>
       <w:br/>
       <w:br/>
     </w:r>

--- a/klagomål/A 1318-2026 FSC-klagomål.docx
+++ b/klagomål/A 1318-2026 FSC-klagomål.docx
@@ -1964,7 +1964,7 @@
     <w:r>
       <w:tab/>
       <w:tab/>
-      <w:t>2026-08-01</w:t>
+      <w:t>2026-08-02</w:t>
       <w:br/>
       <w:br/>
     </w:r>

--- a/klagomål/A 1318-2026 FSC-klagomål.docx
+++ b/klagomål/A 1318-2026 FSC-klagomål.docx
@@ -1964,7 +1964,7 @@
     <w:r>
       <w:tab/>
       <w:tab/>
-      <w:t>2026-08-02</w:t>
+      <w:t>2026-08-03</w:t>
       <w:br/>
       <w:br/>
     </w:r>

--- a/klagomål/A 1318-2026 FSC-klagomål.docx
+++ b/klagomål/A 1318-2026 FSC-klagomål.docx
@@ -1964,7 +1964,7 @@
     <w:r>
       <w:tab/>
       <w:tab/>
-      <w:t>2026-08-03</w:t>
+      <w:t>2026-08-05</w:t>
       <w:br/>
       <w:br/>
     </w:r>

--- a/klagomål/A 1318-2026 FSC-klagomål.docx
+++ b/klagomål/A 1318-2026 FSC-klagomål.docx
@@ -1964,7 +1964,7 @@
     <w:r>
       <w:tab/>
       <w:tab/>
-      <w:t>2026-08-05</w:t>
+      <w:t>2026-08-07</w:t>
       <w:br/>
       <w:br/>
     </w:r>

--- a/klagomål/A 1318-2026 FSC-klagomål.docx
+++ b/klagomål/A 1318-2026 FSC-klagomål.docx
@@ -1964,7 +1964,7 @@
     <w:r>
       <w:tab/>
       <w:tab/>
-      <w:t>2026-08-07</w:t>
+      <w:t>2026-08-08</w:t>
       <w:br/>
       <w:br/>
     </w:r>

--- a/klagomål/A 1318-2026 FSC-klagomål.docx
+++ b/klagomål/A 1318-2026 FSC-klagomål.docx
@@ -216,7 +216,7 @@
         <w:spacing w:after="240"/>
       </w:pPr>
       <w:r>
-        <w:t>Figur 1. Fyndplatser för naturvårdsarter i och inom 19 meter från avverkningsanmälan. Markörer utan svart kant är placerade på fyndplatsen. Markörer med svart kant är placerade vid sidan av fyndplatsen har ett svart streck som visar fyndplatsens exakta position. Kartans mittpunktskoordinat är N 7056442, E 503866 i SWEREF 99 TM.</w:t>
+        <w:t>Figur 1. Fyndplatser för naturvårdsarter i och inom 19 meter från avverkningsanmälan. Markörer utan svart kant är placerade på fyndplatsen. Markörer med svart kant är placerade vid sidan av fyndplatsen och har ett svart streck som visar fyndplatsens exakta position. Kartans mittpunktskoordinat är N 7056442, E 503866 i SWEREF 99 TM.</w:t>
       </w:r>
     </w:p>
     <w:p>
@@ -1964,7 +1964,7 @@
     <w:r>
       <w:tab/>
       <w:tab/>
-      <w:t>2026-08-14</w:t>
+      <w:t>2026-08-15</w:t>
       <w:br/>
       <w:br/>
     </w:r>

--- a/klagomål/A 1318-2026 FSC-klagomål.docx
+++ b/klagomål/A 1318-2026 FSC-klagomål.docx
@@ -1964,7 +1964,7 @@
     <w:r>
       <w:tab/>
       <w:tab/>
-      <w:t>2026-08-15</w:t>
+      <w:t>2026-08-16</w:t>
       <w:br/>
       <w:br/>
     </w:r>

--- a/klagomål/A 1318-2026 FSC-klagomål.docx
+++ b/klagomål/A 1318-2026 FSC-klagomål.docx
@@ -1964,7 +1964,7 @@
     <w:r>
       <w:tab/>
       <w:tab/>
-      <w:t>2026-08-16</w:t>
+      <w:t>2026-08-17</w:t>
       <w:br/>
       <w:br/>
     </w:r>

--- a/klagomål/A 1318-2026 FSC-klagomål.docx
+++ b/klagomål/A 1318-2026 FSC-klagomål.docx
@@ -1964,7 +1964,7 @@
     <w:r>
       <w:tab/>
       <w:tab/>
-      <w:t>2026-08-17</w:t>
+      <w:t>2026-08-18</w:t>
       <w:br/>
       <w:br/>
     </w:r>

--- a/klagomål/A 1318-2026 FSC-klagomål.docx
+++ b/klagomål/A 1318-2026 FSC-klagomål.docx
@@ -1964,7 +1964,7 @@
     <w:r>
       <w:tab/>
       <w:tab/>
-      <w:t>2026-08-18</w:t>
+      <w:t>2026-08-19</w:t>
       <w:br/>
       <w:br/>
     </w:r>

--- a/klagomål/A 1318-2026 FSC-klagomål.docx
+++ b/klagomål/A 1318-2026 FSC-klagomål.docx
@@ -1964,7 +1964,7 @@
     <w:r>
       <w:tab/>
       <w:tab/>
-      <w:t>2026-08-19</w:t>
+      <w:t>2026-08-20</w:t>
       <w:br/>
       <w:br/>
     </w:r>

--- a/klagomål/A 1318-2026 FSC-klagomål.docx
+++ b/klagomål/A 1318-2026 FSC-klagomål.docx
@@ -1964,7 +1964,7 @@
     <w:r>
       <w:tab/>
       <w:tab/>
-      <w:t>2026-08-20</w:t>
+      <w:t>2026-08-21</w:t>
       <w:br/>
       <w:br/>
     </w:r>

--- a/klagomål/A 1318-2026 FSC-klagomål.docx
+++ b/klagomål/A 1318-2026 FSC-klagomål.docx
@@ -1964,7 +1964,7 @@
     <w:r>
       <w:tab/>
       <w:tab/>
-      <w:t>2026-08-21</w:t>
+      <w:t>2026-08-22</w:t>
       <w:br/>
       <w:br/>
     </w:r>

--- a/klagomål/A 1318-2026 FSC-klagomål.docx
+++ b/klagomål/A 1318-2026 FSC-klagomål.docx
@@ -1964,7 +1964,7 @@
     <w:r>
       <w:tab/>
       <w:tab/>
-      <w:t>2026-08-22</w:t>
+      <w:t>2026-08-23</w:t>
       <w:br/>
       <w:br/>
     </w:r>

--- a/klagomål/A 1318-2026 FSC-klagomål.docx
+++ b/klagomål/A 1318-2026 FSC-klagomål.docx
@@ -1964,7 +1964,7 @@
     <w:r>
       <w:tab/>
       <w:tab/>
-      <w:t>2026-08-23</w:t>
+      <w:t>2026-08-24</w:t>
       <w:br/>
       <w:br/>
     </w:r>

--- a/klagomål/A 1318-2026 FSC-klagomål.docx
+++ b/klagomål/A 1318-2026 FSC-klagomål.docx
@@ -1964,7 +1964,7 @@
     <w:r>
       <w:tab/>
       <w:tab/>
-      <w:t>2026-08-24</w:t>
+      <w:t>2026-08-25</w:t>
       <w:br/>
       <w:br/>
     </w:r>

--- a/klagomål/A 1318-2026 FSC-klagomål.docx
+++ b/klagomål/A 1318-2026 FSC-klagomål.docx
@@ -1964,7 +1964,7 @@
     <w:r>
       <w:tab/>
       <w:tab/>
-      <w:t>2026-08-25</w:t>
+      <w:t>2026-08-26</w:t>
       <w:br/>
       <w:br/>
     </w:r>

--- a/klagomål/A 1318-2026 FSC-klagomål.docx
+++ b/klagomål/A 1318-2026 FSC-klagomål.docx
@@ -1964,7 +1964,7 @@
     <w:r>
       <w:tab/>
       <w:tab/>
-      <w:t>2026-08-26</w:t>
+      <w:t>2026-08-27</w:t>
       <w:br/>
       <w:br/>
     </w:r>

--- a/klagomål/A 1318-2026 FSC-klagomål.docx
+++ b/klagomål/A 1318-2026 FSC-klagomål.docx
@@ -1964,7 +1964,7 @@
     <w:r>
       <w:tab/>
       <w:tab/>
-      <w:t>2026-08-27</w:t>
+      <w:t>2026-08-28</w:t>
       <w:br/>
       <w:br/>
     </w:r>

--- a/klagomål/A 1318-2026 FSC-klagomål.docx
+++ b/klagomål/A 1318-2026 FSC-klagomål.docx
@@ -1964,7 +1964,7 @@
     <w:r>
       <w:tab/>
       <w:tab/>
-      <w:t>2026-08-28</w:t>
+      <w:t>2026-08-29</w:t>
       <w:br/>
       <w:br/>
     </w:r>

--- a/klagomål/A 1318-2026 FSC-klagomål.docx
+++ b/klagomål/A 1318-2026 FSC-klagomål.docx
@@ -1964,7 +1964,7 @@
     <w:r>
       <w:tab/>
       <w:tab/>
-      <w:t>2026-08-29</w:t>
+      <w:t>2026-08-31</w:t>
       <w:br/>
       <w:br/>
     </w:r>

--- a/klagomål/A 1318-2026 FSC-klagomål.docx
+++ b/klagomål/A 1318-2026 FSC-klagomål.docx
@@ -1964,7 +1964,7 @@
     <w:r>
       <w:tab/>
       <w:tab/>
-      <w:t>2026-08-31</w:t>
+      <w:t>2026-09-01</w:t>
       <w:br/>
       <w:br/>
     </w:r>

--- a/klagomål/A 1318-2026 FSC-klagomål.docx
+++ b/klagomål/A 1318-2026 FSC-klagomål.docx
@@ -1964,7 +1964,7 @@
     <w:r>
       <w:tab/>
       <w:tab/>
-      <w:t>2026-09-01</w:t>
+      <w:t>2026-09-02</w:t>
       <w:br/>
       <w:br/>
     </w:r>

--- a/klagomål/A 1318-2026 FSC-klagomål.docx
+++ b/klagomål/A 1318-2026 FSC-klagomål.docx
@@ -1964,7 +1964,7 @@
     <w:r>
       <w:tab/>
       <w:tab/>
-      <w:t>2026-09-02</w:t>
+      <w:t>2026-09-03</w:t>
       <w:br/>
       <w:br/>
     </w:r>

--- a/klagomål/A 1318-2026 FSC-klagomål.docx
+++ b/klagomål/A 1318-2026 FSC-klagomål.docx
@@ -1964,7 +1964,7 @@
     <w:r>
       <w:tab/>
       <w:tab/>
-      <w:t>2026-09-03</w:t>
+      <w:t>2026-09-04</w:t>
       <w:br/>
       <w:br/>
     </w:r>

--- a/klagomål/A 1318-2026 FSC-klagomål.docx
+++ b/klagomål/A 1318-2026 FSC-klagomål.docx
@@ -1964,7 +1964,7 @@
     <w:r>
       <w:tab/>
       <w:tab/>
-      <w:t>2026-09-04</w:t>
+      <w:t>2026-09-05</w:t>
       <w:br/>
       <w:br/>
     </w:r>

--- a/klagomål/A 1318-2026 FSC-klagomål.docx
+++ b/klagomål/A 1318-2026 FSC-klagomål.docx
@@ -1964,7 +1964,7 @@
     <w:r>
       <w:tab/>
       <w:tab/>
-      <w:t>2026-09-05</w:t>
+      <w:t>2026-09-06</w:t>
       <w:br/>
       <w:br/>
     </w:r>

--- a/klagomål/A 1318-2026 FSC-klagomål.docx
+++ b/klagomål/A 1318-2026 FSC-klagomål.docx
@@ -1964,7 +1964,7 @@
     <w:r>
       <w:tab/>
       <w:tab/>
-      <w:t>2026-09-06</w:t>
+      <w:t>2026-09-07</w:t>
       <w:br/>
       <w:br/>
     </w:r>

--- a/klagomål/A 1318-2026 FSC-klagomål.docx
+++ b/klagomål/A 1318-2026 FSC-klagomål.docx
@@ -1964,7 +1964,7 @@
     <w:r>
       <w:tab/>
       <w:tab/>
-      <w:t>2026-09-07</w:t>
+      <w:t>2026-09-08</w:t>
       <w:br/>
       <w:br/>
     </w:r>

--- a/klagomål/A 1318-2026 FSC-klagomål.docx
+++ b/klagomål/A 1318-2026 FSC-klagomål.docx
@@ -1964,7 +1964,7 @@
     <w:r>
       <w:tab/>
       <w:tab/>
-      <w:t>2026-09-08</w:t>
+      <w:t>2026-09-09</w:t>
       <w:br/>
       <w:br/>
     </w:r>

--- a/klagomål/A 1318-2026 FSC-klagomål.docx
+++ b/klagomål/A 1318-2026 FSC-klagomål.docx
@@ -1964,7 +1964,7 @@
     <w:r>
       <w:tab/>
       <w:tab/>
-      <w:t>2026-09-09</w:t>
+      <w:t>2026-09-10</w:t>
       <w:br/>
       <w:br/>
     </w:r>

--- a/klagomål/A 1318-2026 FSC-klagomål.docx
+++ b/klagomål/A 1318-2026 FSC-klagomål.docx
@@ -1964,7 +1964,7 @@
     <w:r>
       <w:tab/>
       <w:tab/>
-      <w:t>2026-09-10</w:t>
+      <w:t>2026-09-11</w:t>
       <w:br/>
       <w:br/>
     </w:r>

--- a/klagomål/A 1318-2026 FSC-klagomål.docx
+++ b/klagomål/A 1318-2026 FSC-klagomål.docx
@@ -1964,7 +1964,7 @@
     <w:r>
       <w:tab/>
       <w:tab/>
-      <w:t>2026-09-11</w:t>
+      <w:t>2026-09-12</w:t>
       <w:br/>
       <w:br/>
     </w:r>
